--- a/Samples/Meetings/Facilitation Skills for International Meetings (AS Online).docx
+++ b/Samples/Meetings/Facilitation Skills for International Meetings (AS Online).docx
@@ -785,12 +785,8 @@
       </w:tr>
     </w:tbl>
     <w:p/>
-    <w:p>
-      <w:r>
-        <w:lastRenderedPageBreak/>
-        <w:br w:type="page"/>
-      </w:r>
-    </w:p>
+    <w:p/>
+    <w:p/>
     <w:p>
       <w:pPr>
         <w:sectPr>
@@ -2507,34 +2503,6 @@
         <w:autoSpaceDN w:val="0"/>
         <w:adjustRightInd w:val="0"/>
         <w:ind w:left="532"/>
-        <w:rPr>
-          <w:rFonts w:ascii="Gulim" w:hAnsi="Arial" w:cs="Gulim"/>
-          <w:b/>
-          <w:bCs/>
-          <w:sz w:val="20"/>
-        </w:rPr>
-      </w:pPr>
-    </w:p>
-    <w:p>
-      <w:pPr>
-        <w:autoSpaceDE w:val="0"/>
-        <w:autoSpaceDN w:val="0"/>
-        <w:adjustRightInd w:val="0"/>
-        <w:ind w:left="532"/>
-        <w:rPr>
-          <w:rFonts w:ascii="Gulim" w:hAnsi="Arial" w:cs="Gulim"/>
-          <w:b/>
-          <w:bCs/>
-          <w:sz w:val="20"/>
-        </w:rPr>
-      </w:pPr>
-    </w:p>
-    <w:p>
-      <w:pPr>
-        <w:autoSpaceDE w:val="0"/>
-        <w:autoSpaceDN w:val="0"/>
-        <w:adjustRightInd w:val="0"/>
-        <w:ind w:left="532"/>
         <w:jc w:val="center"/>
         <w:rPr>
           <w:rFonts w:ascii="Gulim" w:hAnsi="Arial" w:cs="Gulim"/>
@@ -2579,7 +2547,6 @@
           <w:color w:val="00007F"/>
           <w:sz w:val="20"/>
         </w:rPr>
-        <w:lastRenderedPageBreak/>
         <w:drawing>
           <wp:anchor distT="0" distB="0" distL="114300" distR="114300" simplePos="0" relativeHeight="251644416" behindDoc="1" locked="0" layoutInCell="1" allowOverlap="1" wp14:anchorId="19A7E2CE" wp14:editId="097B7133">
             <wp:simplePos x="0" y="0"/>
@@ -2669,137 +2636,19 @@
         </w:sectPr>
       </w:pPr>
     </w:p>
-    <w:tbl>
-      <w:tblPr>
-        <w:tblW w:w="0" w:type="auto"/>
-        <w:tblLook w:val="01E0" w:firstRow="1" w:lastRow="1" w:firstColumn="1" w:lastColumn="1" w:noHBand="0" w:noVBand="0"/>
-      </w:tblPr>
-      <w:tblGrid>
-        <w:gridCol w:w="640"/>
-        <w:gridCol w:w="7662"/>
-        <w:gridCol w:w="769"/>
-      </w:tblGrid>
-      <w:tr>
-        <w:trPr>
-          <w:trHeight w:val="521"/>
-        </w:trPr>
-        <w:tc>
-          <w:tcPr>
-            <w:tcW w:w="641" w:type="dxa"/>
-            <w:vMerge w:val="restart"/>
-          </w:tcPr>
-          <w:p>
-            <w:pPr>
-              <w:pStyle w:val="Heading1"/>
-              <w:rPr>
-                <w:rFonts w:ascii="Arial" w:hAnsi="Arial" w:cs="Arial"/>
-                <w:sz w:val="60"/>
-                <w:szCs w:val="60"/>
-              </w:rPr>
-            </w:pPr>
-            <w:r>
-              <w:rPr>
-                <w:rFonts w:ascii="Arial" w:eastAsia="MS PGothic" w:hAnsi="Arial" w:cs="Arial"/>
-                <w:sz w:val="60"/>
-                <w:szCs w:val="60"/>
-              </w:rPr>
-              <w:lastRenderedPageBreak/>
-              <w:t>1</w:t>
-            </w:r>
-          </w:p>
-        </w:tc>
-        <w:tc>
-          <w:tcPr>
-            <w:tcW w:w="8566" w:type="dxa"/>
-            <w:gridSpan w:val="2"/>
-            <w:tcBorders>
-              <w:bottom w:val="single" w:sz="24" w:space="0" w:color="auto"/>
-            </w:tcBorders>
-          </w:tcPr>
-          <w:p>
-            <w:pPr>
-              <w:pStyle w:val="Heading1"/>
-              <w:rPr>
-                <w:rFonts w:ascii="Arial" w:eastAsia="MS PGothic" w:hAnsi="Arial" w:cs="Arial"/>
-                <w:b w:val="0"/>
-                <w:bCs w:val="0"/>
-                <w:sz w:val="32"/>
-                <w:szCs w:val="32"/>
-              </w:rPr>
-            </w:pPr>
-            <w:r>
-              <w:rPr>
-                <w:rFonts w:ascii="Arial" w:eastAsia="MS PGothic" w:hAnsi="Arial" w:cs="Arial" w:hint="eastAsia"/>
-                <w:sz w:val="32"/>
-                <w:szCs w:val="32"/>
-              </w:rPr>
-              <w:t xml:space="preserve">Thinking about </w:t>
-            </w:r>
-            <w:r>
-              <w:rPr>
-                <w:rFonts w:ascii="Arial" w:eastAsia="MS PGothic" w:hAnsi="Arial" w:cs="Arial" w:hint="eastAsia"/>
-                <w:sz w:val="32"/>
-                <w:szCs w:val="32"/>
-              </w:rPr>
-              <w:t>Meetings</w:t>
-            </w:r>
-          </w:p>
-        </w:tc>
-      </w:tr>
-      <w:tr>
-        <w:tblPrEx>
-          <w:tblCellMar>
-            <w:left w:w="99" w:type="dxa"/>
-            <w:right w:w="99" w:type="dxa"/>
-          </w:tblCellMar>
-          <w:tblLook w:val="0000" w:firstRow="0" w:lastRow="0" w:firstColumn="0" w:lastColumn="0" w:noHBand="0" w:noVBand="0"/>
-        </w:tblPrEx>
-        <w:trPr>
-          <w:gridAfter w:val="1"/>
-          <w:wAfter w:w="783" w:type="dxa"/>
-          <w:trHeight w:val="20"/>
-        </w:trPr>
-        <w:tc>
-          <w:tcPr>
-            <w:tcW w:w="641" w:type="dxa"/>
-            <w:vMerge/>
-          </w:tcPr>
-          <w:p>
-            <w:pPr>
-              <w:autoSpaceDE w:val="0"/>
-              <w:autoSpaceDN w:val="0"/>
-              <w:adjustRightInd w:val="0"/>
-              <w:ind w:left="108"/>
-              <w:rPr>
-                <w:rFonts w:eastAsia="MS PGothic" w:cs="Palatino Linotype"/>
-                <w:szCs w:val="24"/>
-              </w:rPr>
-            </w:pPr>
-          </w:p>
-        </w:tc>
-        <w:tc>
-          <w:tcPr>
-            <w:tcW w:w="7783" w:type="dxa"/>
-            <w:tcBorders>
-              <w:top w:val="single" w:sz="24" w:space="0" w:color="auto"/>
-            </w:tcBorders>
-          </w:tcPr>
-          <w:p>
-            <w:pPr>
-              <w:autoSpaceDE w:val="0"/>
-              <w:autoSpaceDN w:val="0"/>
-              <w:adjustRightInd w:val="0"/>
-              <w:spacing w:line="240" w:lineRule="exact"/>
-              <w:ind w:left="108"/>
-              <w:rPr>
-                <w:rFonts w:eastAsia="MS PGothic" w:cs="Palatino Linotype"/>
-                <w:szCs w:val="24"/>
-              </w:rPr>
-            </w:pPr>
-          </w:p>
-        </w:tc>
-      </w:tr>
-    </w:tbl>
+    <w:p>
+      <w:pPr>
+        <w:pStyle w:val="Heading1"/>
+      </w:pPr>
+      <w:r>
+        <w:lastRenderedPageBreak/>
+        <w:t>1</w:t>
+      </w:r>
+      <w:r>
+        <w:tab/>
+        <w:t>Thinking about Meetings</w:t>
+      </w:r>
+    </w:p>
     <w:p>
       <w:pPr>
         <w:spacing w:beforeLines="30" w:before="108"/>
@@ -3971,145 +3820,19 @@
         </w:rPr>
       </w:pPr>
     </w:p>
-    <w:tbl>
-      <w:tblPr>
-        <w:tblW w:w="0" w:type="auto"/>
-        <w:tblLook w:val="01E0" w:firstRow="1" w:lastRow="1" w:firstColumn="1" w:lastColumn="1" w:noHBand="0" w:noVBand="0"/>
-      </w:tblPr>
-      <w:tblGrid>
-        <w:gridCol w:w="639"/>
-        <w:gridCol w:w="7663"/>
-        <w:gridCol w:w="769"/>
-      </w:tblGrid>
-      <w:tr>
-        <w:trPr>
-          <w:trHeight w:val="521"/>
-        </w:trPr>
-        <w:tc>
-          <w:tcPr>
-            <w:tcW w:w="641" w:type="dxa"/>
-            <w:vMerge w:val="restart"/>
-          </w:tcPr>
-          <w:p>
-            <w:pPr>
-              <w:pStyle w:val="Heading1"/>
-              <w:rPr>
-                <w:rFonts w:ascii="Arial" w:hAnsi="Arial" w:cs="Arial"/>
-                <w:sz w:val="60"/>
-                <w:szCs w:val="60"/>
-              </w:rPr>
-            </w:pPr>
-            <w:r>
-              <w:rPr>
-                <w:rFonts w:ascii="Arial" w:eastAsia="MS PGothic" w:hAnsi="Arial" w:cs="Arial" w:hint="eastAsia"/>
-                <w:sz w:val="60"/>
-                <w:szCs w:val="60"/>
-              </w:rPr>
-              <w:lastRenderedPageBreak/>
-              <w:t>2</w:t>
-            </w:r>
-          </w:p>
-        </w:tc>
-        <w:tc>
-          <w:tcPr>
-            <w:tcW w:w="8566" w:type="dxa"/>
-            <w:gridSpan w:val="2"/>
-            <w:tcBorders>
-              <w:bottom w:val="single" w:sz="24" w:space="0" w:color="auto"/>
-            </w:tcBorders>
-          </w:tcPr>
-          <w:p>
-            <w:pPr>
-              <w:pStyle w:val="Heading1"/>
-              <w:rPr>
-                <w:rFonts w:ascii="Arial" w:eastAsia="MS PGothic" w:hAnsi="Arial" w:cs="Arial"/>
-                <w:b w:val="0"/>
-                <w:bCs w:val="0"/>
-                <w:sz w:val="32"/>
-                <w:szCs w:val="32"/>
-              </w:rPr>
-            </w:pPr>
-            <w:r>
-              <w:rPr>
-                <w:rFonts w:ascii="Arial" w:eastAsia="MS PGothic" w:hAnsi="Arial" w:cs="Arial" w:hint="eastAsia"/>
-                <w:sz w:val="32"/>
-                <w:szCs w:val="32"/>
-              </w:rPr>
-              <w:t>Meetings</w:t>
-            </w:r>
-            <w:r>
-              <w:rPr>
-                <w:rFonts w:ascii="Arial" w:eastAsia="MS PGothic" w:hAnsi="Arial" w:cs="Arial" w:hint="eastAsia"/>
-                <w:sz w:val="32"/>
-                <w:szCs w:val="32"/>
-              </w:rPr>
-              <w:t xml:space="preserve"> &amp; </w:t>
-            </w:r>
-            <w:r>
-              <w:rPr>
-                <w:rFonts w:ascii="Arial" w:eastAsia="MS PGothic" w:hAnsi="Arial" w:cs="Arial" w:hint="eastAsia"/>
-                <w:sz w:val="32"/>
-                <w:szCs w:val="32"/>
-              </w:rPr>
-              <w:t>Facilitation</w:t>
-            </w:r>
-          </w:p>
-        </w:tc>
-      </w:tr>
-      <w:tr>
-        <w:tblPrEx>
-          <w:tblCellMar>
-            <w:left w:w="99" w:type="dxa"/>
-            <w:right w:w="99" w:type="dxa"/>
-          </w:tblCellMar>
-          <w:tblLook w:val="0000" w:firstRow="0" w:lastRow="0" w:firstColumn="0" w:lastColumn="0" w:noHBand="0" w:noVBand="0"/>
-        </w:tblPrEx>
-        <w:trPr>
-          <w:gridAfter w:val="1"/>
-          <w:wAfter w:w="783" w:type="dxa"/>
-          <w:trHeight w:val="20"/>
-        </w:trPr>
-        <w:tc>
-          <w:tcPr>
-            <w:tcW w:w="641" w:type="dxa"/>
-            <w:vMerge/>
-          </w:tcPr>
-          <w:p>
-            <w:pPr>
-              <w:autoSpaceDE w:val="0"/>
-              <w:autoSpaceDN w:val="0"/>
-              <w:adjustRightInd w:val="0"/>
-              <w:ind w:left="108"/>
-              <w:rPr>
-                <w:rFonts w:eastAsia="MS PGothic" w:cs="Palatino Linotype"/>
-                <w:szCs w:val="24"/>
-              </w:rPr>
-            </w:pPr>
-          </w:p>
-        </w:tc>
-        <w:tc>
-          <w:tcPr>
-            <w:tcW w:w="7783" w:type="dxa"/>
-            <w:tcBorders>
-              <w:top w:val="single" w:sz="24" w:space="0" w:color="auto"/>
-            </w:tcBorders>
-          </w:tcPr>
-          <w:p>
-            <w:pPr>
-              <w:autoSpaceDE w:val="0"/>
-              <w:autoSpaceDN w:val="0"/>
-              <w:adjustRightInd w:val="0"/>
-              <w:spacing w:line="240" w:lineRule="exact"/>
-              <w:ind w:left="108"/>
-              <w:rPr>
-                <w:rFonts w:eastAsia="MS PGothic" w:cs="Palatino Linotype"/>
-                <w:szCs w:val="24"/>
-              </w:rPr>
-            </w:pPr>
-          </w:p>
-        </w:tc>
-      </w:tr>
-    </w:tbl>
+    <w:p>
+      <w:pPr>
+        <w:pStyle w:val="Heading1"/>
+      </w:pPr>
+      <w:r>
+        <w:lastRenderedPageBreak/>
+        <w:t>2</w:t>
+      </w:r>
+      <w:r>
+        <w:tab/>
+        <w:t>Meetings &amp; Facilitation</w:t>
+      </w:r>
+    </w:p>
     <w:p>
       <w:pPr>
         <w:spacing w:beforeLines="30" w:before="108"/>
@@ -6296,141 +6019,19 @@
     <w:p/>
     <w:p/>
     <w:p/>
-    <w:tbl>
-      <w:tblPr>
-        <w:tblW w:w="0" w:type="auto"/>
-        <w:tblLook w:val="01E0" w:firstRow="1" w:lastRow="1" w:firstColumn="1" w:lastColumn="1" w:noHBand="0" w:noVBand="0"/>
-      </w:tblPr>
-      <w:tblGrid>
-        <w:gridCol w:w="640"/>
-        <w:gridCol w:w="8431"/>
-      </w:tblGrid>
-      <w:tr>
-        <w:trPr>
-          <w:trHeight w:val="521"/>
-        </w:trPr>
-        <w:tc>
-          <w:tcPr>
-            <w:tcW w:w="641" w:type="dxa"/>
-            <w:vMerge w:val="restart"/>
-          </w:tcPr>
-          <w:p>
-            <w:pPr>
-              <w:pStyle w:val="Heading1"/>
-              <w:rPr>
-                <w:rFonts w:ascii="Arial" w:eastAsia="MS PGothic" w:hAnsi="Arial" w:cs="Arial"/>
-                <w:sz w:val="60"/>
-                <w:szCs w:val="60"/>
-              </w:rPr>
-            </w:pPr>
-            <w:r>
-              <w:rPr>
-                <w:rFonts w:ascii="Arial" w:eastAsia="MS PGothic" w:hAnsi="Arial" w:cs="Arial" w:hint="eastAsia"/>
-                <w:sz w:val="60"/>
-                <w:szCs w:val="60"/>
-              </w:rPr>
-              <w:lastRenderedPageBreak/>
-              <w:t>3</w:t>
-            </w:r>
-          </w:p>
-        </w:tc>
-        <w:tc>
-          <w:tcPr>
-            <w:tcW w:w="8538" w:type="dxa"/>
-            <w:tcBorders>
-              <w:bottom w:val="single" w:sz="24" w:space="0" w:color="auto"/>
-            </w:tcBorders>
-          </w:tcPr>
-          <w:p>
-            <w:pPr>
-              <w:pStyle w:val="Heading1"/>
-              <w:rPr>
-                <w:rFonts w:ascii="Arial" w:eastAsia="MS PGothic" w:hAnsi="Arial" w:cs="Arial"/>
-                <w:b w:val="0"/>
-                <w:bCs w:val="0"/>
-                <w:sz w:val="32"/>
-                <w:szCs w:val="32"/>
-              </w:rPr>
-            </w:pPr>
-            <w:r>
-              <w:rPr>
-                <w:rFonts w:ascii="Arial" w:eastAsia="MS PGothic" w:hAnsi="Arial" w:cs="Arial" w:hint="eastAsia"/>
-                <w:sz w:val="32"/>
-                <w:szCs w:val="32"/>
-              </w:rPr>
-              <w:t xml:space="preserve">Tasks </w:t>
-            </w:r>
-            <w:r>
-              <w:rPr>
-                <w:rFonts w:ascii="Arial" w:eastAsia="MS PGothic" w:hAnsi="Arial" w:cs="Arial" w:hint="eastAsia"/>
-                <w:sz w:val="32"/>
-                <w:szCs w:val="32"/>
-              </w:rPr>
-              <w:t>in a</w:t>
-            </w:r>
-            <w:r>
-              <w:rPr>
-                <w:rFonts w:ascii="Arial" w:eastAsia="MS PGothic" w:hAnsi="Arial" w:cs="Arial" w:hint="eastAsia"/>
-                <w:sz w:val="32"/>
-                <w:szCs w:val="32"/>
-              </w:rPr>
-              <w:t xml:space="preserve"> Meeting</w:t>
-            </w:r>
-          </w:p>
-        </w:tc>
-      </w:tr>
-      <w:tr>
-        <w:tblPrEx>
-          <w:tblCellMar>
-            <w:left w:w="99" w:type="dxa"/>
-            <w:right w:w="99" w:type="dxa"/>
-          </w:tblCellMar>
-          <w:tblLook w:val="0000" w:firstRow="0" w:lastRow="0" w:firstColumn="0" w:lastColumn="0" w:noHBand="0" w:noVBand="0"/>
-        </w:tblPrEx>
-        <w:trPr>
-          <w:trHeight w:val="20"/>
-        </w:trPr>
-        <w:tc>
-          <w:tcPr>
-            <w:tcW w:w="641" w:type="dxa"/>
-            <w:vMerge/>
-          </w:tcPr>
-          <w:p>
-            <w:pPr>
-              <w:autoSpaceDE w:val="0"/>
-              <w:autoSpaceDN w:val="0"/>
-              <w:adjustRightInd w:val="0"/>
-              <w:ind w:left="108"/>
-              <w:rPr>
-                <w:rFonts w:eastAsia="MS PGothic" w:cs="Palatino Linotype"/>
-                <w:szCs w:val="24"/>
-              </w:rPr>
-            </w:pPr>
-          </w:p>
-        </w:tc>
-        <w:tc>
-          <w:tcPr>
-            <w:tcW w:w="8538" w:type="dxa"/>
-            <w:tcBorders>
-              <w:top w:val="single" w:sz="24" w:space="0" w:color="auto"/>
-            </w:tcBorders>
-          </w:tcPr>
-          <w:p>
-            <w:pPr>
-              <w:autoSpaceDE w:val="0"/>
-              <w:autoSpaceDN w:val="0"/>
-              <w:adjustRightInd w:val="0"/>
-              <w:spacing w:line="240" w:lineRule="exact"/>
-              <w:ind w:left="108"/>
-              <w:rPr>
-                <w:rFonts w:eastAsia="MS PGothic" w:cs="Palatino Linotype"/>
-                <w:szCs w:val="24"/>
-              </w:rPr>
-            </w:pPr>
-          </w:p>
-        </w:tc>
-      </w:tr>
-    </w:tbl>
+    <w:p>
+      <w:pPr>
+        <w:pStyle w:val="Heading1"/>
+      </w:pPr>
+      <w:r>
+        <w:lastRenderedPageBreak/>
+        <w:t>3</w:t>
+      </w:r>
+      <w:r>
+        <w:tab/>
+        <w:t>Tasks in a Meeting</w:t>
+      </w:r>
+    </w:p>
     <w:p>
       <w:pPr>
         <w:spacing w:beforeLines="25" w:before="90" w:line="280" w:lineRule="exact"/>
@@ -6448,7 +6049,7 @@
           <w:noProof/>
         </w:rPr>
         <w:drawing>
-          <wp:anchor distT="0" distB="0" distL="114300" distR="114300" simplePos="0" relativeHeight="251646464" behindDoc="0" locked="0" layoutInCell="1" allowOverlap="1" wp14:anchorId="6503871B" wp14:editId="10B81C57">
+          <wp:anchor distT="0" distB="0" distL="114300" distR="114300" simplePos="0" relativeHeight="251646464" behindDoc="0" locked="0" layoutInCell="1" allowOverlap="1" wp14:anchorId="6503871B" wp14:editId="1FAFF994">
             <wp:simplePos x="0" y="0"/>
             <wp:positionH relativeFrom="column">
               <wp:posOffset>800100</wp:posOffset>
@@ -7984,7 +7585,6 @@
                 <w:sz w:val="22"/>
                 <w:szCs w:val="22"/>
               </w:rPr>
-              <w:lastRenderedPageBreak/>
               <w:t>The facilitator can act as the timekeeper.</w:t>
             </w:r>
           </w:p>
@@ -9351,157 +8951,19 @@
     <w:p/>
     <w:p/>
     <w:p/>
-    <w:tbl>
-      <w:tblPr>
-        <w:tblW w:w="0" w:type="auto"/>
-        <w:tblLook w:val="01E0" w:firstRow="1" w:lastRow="1" w:firstColumn="1" w:lastColumn="1" w:noHBand="0" w:noVBand="0"/>
-      </w:tblPr>
-      <w:tblGrid>
-        <w:gridCol w:w="639"/>
-        <w:gridCol w:w="8432"/>
-      </w:tblGrid>
-      <w:tr>
-        <w:trPr>
-          <w:trHeight w:val="521"/>
-        </w:trPr>
-        <w:tc>
-          <w:tcPr>
-            <w:tcW w:w="641" w:type="dxa"/>
-            <w:vMerge w:val="restart"/>
-          </w:tcPr>
-          <w:p>
-            <w:pPr>
-              <w:pStyle w:val="Heading1"/>
-              <w:rPr>
-                <w:rFonts w:ascii="Arial" w:eastAsia="MS PGothic" w:hAnsi="Arial" w:cs="Arial"/>
-                <w:sz w:val="60"/>
-                <w:szCs w:val="60"/>
-              </w:rPr>
-            </w:pPr>
-            <w:r>
-              <w:rPr>
-                <w:rFonts w:ascii="Arial" w:eastAsia="MS PGothic" w:hAnsi="Arial" w:cs="Arial" w:hint="eastAsia"/>
-                <w:sz w:val="60"/>
-                <w:szCs w:val="60"/>
-              </w:rPr>
-              <w:t>4</w:t>
-            </w:r>
-          </w:p>
-        </w:tc>
-        <w:tc>
-          <w:tcPr>
-            <w:tcW w:w="8538" w:type="dxa"/>
-            <w:tcBorders>
-              <w:bottom w:val="single" w:sz="18" w:space="0" w:color="auto"/>
-            </w:tcBorders>
-          </w:tcPr>
-          <w:p>
-            <w:pPr>
-              <w:pStyle w:val="Heading1"/>
-              <w:rPr>
-                <w:rFonts w:ascii="Arial" w:eastAsia="MS PGothic" w:hAnsi="Arial" w:cs="Arial"/>
-                <w:b w:val="0"/>
-                <w:bCs w:val="0"/>
-                <w:sz w:val="32"/>
-                <w:szCs w:val="32"/>
-              </w:rPr>
-            </w:pPr>
-            <w:r>
-              <w:rPr>
-                <w:rFonts w:ascii="Arial" w:eastAsia="MS PGothic" w:hAnsi="Arial" w:cs="Arial" w:hint="eastAsia"/>
-                <w:sz w:val="32"/>
-                <w:szCs w:val="32"/>
-              </w:rPr>
-              <w:t>Process</w:t>
-            </w:r>
-            <w:r>
-              <w:rPr>
-                <w:rFonts w:ascii="Arial" w:eastAsia="MS PGothic" w:hAnsi="Arial" w:cs="Arial" w:hint="eastAsia"/>
-                <w:sz w:val="32"/>
-                <w:szCs w:val="32"/>
-              </w:rPr>
-              <w:t xml:space="preserve"> </w:t>
-            </w:r>
-            <w:r>
-              <w:rPr>
-                <w:rFonts w:ascii="Arial" w:eastAsia="MS PGothic" w:hAnsi="Arial" w:cs="Arial" w:hint="eastAsia"/>
-                <w:sz w:val="32"/>
-                <w:szCs w:val="32"/>
-              </w:rPr>
-              <w:t>&amp; Relationships in</w:t>
-            </w:r>
-            <w:r>
-              <w:rPr>
-                <w:rFonts w:ascii="Arial" w:eastAsia="MS PGothic" w:hAnsi="Arial" w:cs="Arial" w:hint="eastAsia"/>
-                <w:sz w:val="32"/>
-                <w:szCs w:val="32"/>
-              </w:rPr>
-              <w:t xml:space="preserve"> </w:t>
-            </w:r>
-            <w:r>
-              <w:rPr>
-                <w:rFonts w:ascii="Arial" w:eastAsia="MS PGothic" w:hAnsi="Arial" w:cs="Arial" w:hint="eastAsia"/>
-                <w:sz w:val="32"/>
-                <w:szCs w:val="32"/>
-              </w:rPr>
-              <w:t xml:space="preserve">a </w:t>
-            </w:r>
-            <w:r>
-              <w:rPr>
-                <w:rFonts w:ascii="Arial" w:eastAsia="MS PGothic" w:hAnsi="Arial" w:cs="Arial" w:hint="eastAsia"/>
-                <w:sz w:val="32"/>
-                <w:szCs w:val="32"/>
-              </w:rPr>
-              <w:t>Meeting</w:t>
-            </w:r>
-          </w:p>
-        </w:tc>
-      </w:tr>
-      <w:tr>
-        <w:trPr>
-          <w:trHeight w:val="20"/>
-        </w:trPr>
-        <w:tc>
-          <w:tcPr>
-            <w:tcW w:w="641" w:type="dxa"/>
-            <w:vMerge/>
-          </w:tcPr>
-          <w:p>
-            <w:pPr>
-              <w:autoSpaceDE w:val="0"/>
-              <w:autoSpaceDN w:val="0"/>
-              <w:adjustRightInd w:val="0"/>
-              <w:ind w:left="108"/>
-              <w:rPr>
-                <w:rFonts w:eastAsia="MS PGothic" w:cs="Palatino Linotype"/>
-                <w:szCs w:val="24"/>
-              </w:rPr>
-            </w:pPr>
-          </w:p>
-        </w:tc>
-        <w:tc>
-          <w:tcPr>
-            <w:tcW w:w="8538" w:type="dxa"/>
-            <w:tcBorders>
-              <w:top w:val="single" w:sz="18" w:space="0" w:color="auto"/>
-            </w:tcBorders>
-          </w:tcPr>
-          <w:p>
-            <w:pPr>
-              <w:autoSpaceDE w:val="0"/>
-              <w:autoSpaceDN w:val="0"/>
-              <w:adjustRightInd w:val="0"/>
-              <w:spacing w:line="240" w:lineRule="exact"/>
-              <w:ind w:left="108"/>
-              <w:rPr>
-                <w:rFonts w:eastAsia="MS PGothic" w:cs="Palatino Linotype"/>
-                <w:szCs w:val="24"/>
-              </w:rPr>
-            </w:pPr>
-          </w:p>
-        </w:tc>
-      </w:tr>
-    </w:tbl>
+    <w:p>
+      <w:pPr>
+        <w:pStyle w:val="Heading1"/>
+      </w:pPr>
+      <w:r>
+        <w:lastRenderedPageBreak/>
+        <w:t>4</w:t>
+      </w:r>
+      <w:r>
+        <w:tab/>
+        <w:t>Process &amp; Relationships in a Meeting</w:t>
+      </w:r>
+    </w:p>
     <w:p>
       <w:pPr>
         <w:spacing w:beforeLines="50" w:before="180" w:line="240" w:lineRule="exact"/>
@@ -10604,7 +10066,6 @@
                 <w:sz w:val="21"/>
                 <w:szCs w:val="21"/>
               </w:rPr>
-              <w:lastRenderedPageBreak/>
               <w:t>U</w:t>
             </w:r>
             <w:r>
@@ -10880,6 +10341,7 @@
                 <w:sz w:val="21"/>
                 <w:szCs w:val="21"/>
               </w:rPr>
+              <w:lastRenderedPageBreak/>
               <w:t>5. Confirm the Results</w:t>
             </w:r>
             <w:r>
@@ -11976,7 +11438,6 @@
           <w:rFonts w:ascii="Times New Roman" w:hAnsi="Times New Roman" w:hint="eastAsia"/>
           <w:sz w:val="22"/>
         </w:rPr>
-        <w:lastRenderedPageBreak/>
         <w:t xml:space="preserve">The report is essential because we cannot rely on our memories. </w:t>
       </w:r>
     </w:p>
@@ -13254,157 +12715,19 @@
         </w:rPr>
       </w:pPr>
     </w:p>
-    <w:tbl>
-      <w:tblPr>
-        <w:tblW w:w="0" w:type="auto"/>
-        <w:tblBorders>
-          <w:top w:val="single" w:sz="4" w:space="0" w:color="auto"/>
-          <w:left w:val="single" w:sz="4" w:space="0" w:color="auto"/>
-          <w:bottom w:val="single" w:sz="4" w:space="0" w:color="auto"/>
-          <w:right w:val="single" w:sz="4" w:space="0" w:color="auto"/>
-          <w:insideH w:val="single" w:sz="4" w:space="0" w:color="auto"/>
-          <w:insideV w:val="single" w:sz="4" w:space="0" w:color="auto"/>
-        </w:tblBorders>
-        <w:tblLook w:val="01E0" w:firstRow="1" w:lastRow="1" w:firstColumn="1" w:lastColumn="1" w:noHBand="0" w:noVBand="0"/>
-      </w:tblPr>
-      <w:tblGrid>
-        <w:gridCol w:w="640"/>
-        <w:gridCol w:w="8431"/>
-      </w:tblGrid>
-      <w:tr>
-        <w:trPr>
-          <w:trHeight w:val="521"/>
-        </w:trPr>
-        <w:tc>
-          <w:tcPr>
-            <w:tcW w:w="641" w:type="dxa"/>
-            <w:vMerge w:val="restart"/>
-            <w:tcBorders>
-              <w:top w:val="nil"/>
-              <w:left w:val="nil"/>
-              <w:right w:val="nil"/>
-            </w:tcBorders>
-          </w:tcPr>
-          <w:p>
-            <w:pPr>
-              <w:pStyle w:val="Heading1"/>
-              <w:rPr>
-                <w:rFonts w:ascii="Arial" w:hAnsi="Arial" w:cs="Arial"/>
-                <w:sz w:val="60"/>
-                <w:szCs w:val="60"/>
-              </w:rPr>
-            </w:pPr>
-            <w:r>
-              <w:rPr>
-                <w:rFonts w:ascii="Arial" w:eastAsia="MS PGothic" w:hAnsi="Arial" w:cs="Arial" w:hint="eastAsia"/>
-                <w:sz w:val="60"/>
-                <w:szCs w:val="60"/>
-              </w:rPr>
-              <w:t>5</w:t>
-            </w:r>
-          </w:p>
-        </w:tc>
-        <w:tc>
-          <w:tcPr>
-            <w:tcW w:w="8538" w:type="dxa"/>
-            <w:tcBorders>
-              <w:top w:val="nil"/>
-              <w:left w:val="nil"/>
-              <w:bottom w:val="single" w:sz="18" w:space="0" w:color="auto"/>
-              <w:right w:val="nil"/>
-            </w:tcBorders>
-          </w:tcPr>
-          <w:p>
-            <w:pPr>
-              <w:pStyle w:val="Heading1"/>
-              <w:rPr>
-                <w:rFonts w:ascii="Arial" w:eastAsia="MS PGothic" w:hAnsi="Arial" w:cs="Arial"/>
-                <w:b w:val="0"/>
-                <w:bCs w:val="0"/>
-                <w:sz w:val="32"/>
-                <w:szCs w:val="32"/>
-              </w:rPr>
-            </w:pPr>
-            <w:r>
-              <w:rPr>
-                <w:rFonts w:ascii="Arial" w:eastAsia="MS PGothic" w:hAnsi="Arial" w:cs="Arial" w:hint="eastAsia"/>
-                <w:sz w:val="32"/>
-                <w:szCs w:val="32"/>
-              </w:rPr>
-              <w:t>Nine Must Do</w:t>
-            </w:r>
-            <w:r>
-              <w:rPr>
-                <w:rFonts w:ascii="Arial" w:eastAsia="MS PGothic" w:hAnsi="Arial" w:cs="Arial"/>
-                <w:sz w:val="32"/>
-                <w:szCs w:val="32"/>
-              </w:rPr>
-              <w:t>’</w:t>
-            </w:r>
-            <w:r>
-              <w:rPr>
-                <w:rFonts w:ascii="Arial" w:eastAsia="MS PGothic" w:hAnsi="Arial" w:cs="Arial" w:hint="eastAsia"/>
-                <w:sz w:val="32"/>
-                <w:szCs w:val="32"/>
-              </w:rPr>
-              <w:t>s for Successful Meetings</w:t>
-            </w:r>
-          </w:p>
-        </w:tc>
-      </w:tr>
-      <w:tr>
-        <w:trPr>
-          <w:trHeight w:val="20"/>
-        </w:trPr>
-        <w:tc>
-          <w:tcPr>
-            <w:tcW w:w="641" w:type="dxa"/>
-            <w:vMerge/>
-            <w:tcBorders>
-              <w:left w:val="nil"/>
-              <w:bottom w:val="nil"/>
-              <w:right w:val="nil"/>
-            </w:tcBorders>
-          </w:tcPr>
-          <w:p>
-            <w:pPr>
-              <w:autoSpaceDE w:val="0"/>
-              <w:autoSpaceDN w:val="0"/>
-              <w:adjustRightInd w:val="0"/>
-              <w:ind w:left="108"/>
-              <w:rPr>
-                <w:rFonts w:eastAsia="MS PGothic" w:cs="Palatino Linotype"/>
-                <w:szCs w:val="24"/>
-              </w:rPr>
-            </w:pPr>
-          </w:p>
-        </w:tc>
-        <w:tc>
-          <w:tcPr>
-            <w:tcW w:w="8538" w:type="dxa"/>
-            <w:tcBorders>
-              <w:top w:val="single" w:sz="18" w:space="0" w:color="auto"/>
-              <w:left w:val="nil"/>
-              <w:bottom w:val="nil"/>
-              <w:right w:val="nil"/>
-            </w:tcBorders>
-          </w:tcPr>
-          <w:p>
-            <w:pPr>
-              <w:autoSpaceDE w:val="0"/>
-              <w:autoSpaceDN w:val="0"/>
-              <w:adjustRightInd w:val="0"/>
-              <w:spacing w:line="240" w:lineRule="exact"/>
-              <w:ind w:left="108"/>
-              <w:rPr>
-                <w:rFonts w:eastAsia="MS PGothic" w:cs="Palatino Linotype"/>
-                <w:szCs w:val="24"/>
-              </w:rPr>
-            </w:pPr>
-          </w:p>
-        </w:tc>
-      </w:tr>
-    </w:tbl>
+    <w:p>
+      <w:pPr>
+        <w:pStyle w:val="Heading1"/>
+      </w:pPr>
+      <w:r>
+        <w:lastRenderedPageBreak/>
+        <w:t>5</w:t>
+      </w:r>
+      <w:r>
+        <w:tab/>
+        <w:t>Nine Must Do’s for Successful Meetings</w:t>
+      </w:r>
+    </w:p>
     <w:p/>
     <w:p/>
     <w:p>
@@ -14610,6 +13933,7 @@
           <w:sz w:val="21"/>
           <w:szCs w:val="21"/>
         </w:rPr>
+        <w:lastRenderedPageBreak/>
         <w:t>State the purpose and goal of the meeting</w:t>
       </w:r>
     </w:p>
@@ -15859,172 +15183,19 @@
         </w:rPr>
       </w:pPr>
     </w:p>
-    <w:tbl>
-      <w:tblPr>
-        <w:tblW w:w="0" w:type="auto"/>
-        <w:tblBorders>
-          <w:top w:val="single" w:sz="4" w:space="0" w:color="auto"/>
-          <w:left w:val="single" w:sz="4" w:space="0" w:color="auto"/>
-          <w:bottom w:val="single" w:sz="4" w:space="0" w:color="auto"/>
-          <w:right w:val="single" w:sz="4" w:space="0" w:color="auto"/>
-          <w:insideH w:val="single" w:sz="4" w:space="0" w:color="auto"/>
-          <w:insideV w:val="single" w:sz="4" w:space="0" w:color="auto"/>
-        </w:tblBorders>
-        <w:tblLook w:val="01E0" w:firstRow="1" w:lastRow="1" w:firstColumn="1" w:lastColumn="1" w:noHBand="0" w:noVBand="0"/>
-      </w:tblPr>
-      <w:tblGrid>
-        <w:gridCol w:w="639"/>
-        <w:gridCol w:w="8432"/>
-      </w:tblGrid>
-      <w:tr>
-        <w:trPr>
-          <w:trHeight w:val="521"/>
-        </w:trPr>
-        <w:tc>
-          <w:tcPr>
-            <w:tcW w:w="641" w:type="dxa"/>
-            <w:vMerge w:val="restart"/>
-            <w:tcBorders>
-              <w:top w:val="nil"/>
-              <w:left w:val="nil"/>
-              <w:right w:val="nil"/>
-            </w:tcBorders>
-          </w:tcPr>
-          <w:p>
-            <w:pPr>
-              <w:pStyle w:val="Heading1"/>
-              <w:rPr>
-                <w:rFonts w:ascii="Arial" w:hAnsi="Arial" w:cs="Arial"/>
-                <w:sz w:val="60"/>
-                <w:szCs w:val="60"/>
-              </w:rPr>
-            </w:pPr>
-            <w:r>
-              <w:rPr>
-                <w:rFonts w:ascii="Arial" w:eastAsia="MS PGothic" w:hAnsi="Arial" w:cs="Arial" w:hint="eastAsia"/>
-                <w:sz w:val="60"/>
-                <w:szCs w:val="60"/>
-              </w:rPr>
-              <w:t>6</w:t>
-            </w:r>
-          </w:p>
-        </w:tc>
-        <w:tc>
-          <w:tcPr>
-            <w:tcW w:w="8538" w:type="dxa"/>
-            <w:tcBorders>
-              <w:top w:val="nil"/>
-              <w:left w:val="nil"/>
-              <w:bottom w:val="single" w:sz="18" w:space="0" w:color="auto"/>
-              <w:right w:val="nil"/>
-            </w:tcBorders>
-          </w:tcPr>
-          <w:p>
-            <w:pPr>
-              <w:pStyle w:val="Heading1"/>
-              <w:rPr>
-                <w:rFonts w:ascii="Arial" w:eastAsia="MS PGothic" w:hAnsi="Arial" w:cs="Arial"/>
-                <w:b w:val="0"/>
-                <w:bCs w:val="0"/>
-                <w:sz w:val="32"/>
-                <w:szCs w:val="32"/>
-              </w:rPr>
-            </w:pPr>
-            <w:r>
-              <w:rPr>
-                <w:rFonts w:ascii="Arial" w:eastAsia="MS PGothic" w:hAnsi="Arial" w:cs="Arial" w:hint="eastAsia"/>
-                <w:sz w:val="32"/>
-                <w:szCs w:val="32"/>
-              </w:rPr>
-              <w:t xml:space="preserve">Cross Cultural </w:t>
-            </w:r>
-            <w:r>
-              <w:rPr>
-                <w:rFonts w:ascii="Arial" w:eastAsia="MS PGothic" w:hAnsi="Arial" w:cs="Arial" w:hint="eastAsia"/>
-                <w:sz w:val="32"/>
-                <w:szCs w:val="32"/>
-              </w:rPr>
-              <w:t>Communication</w:t>
-            </w:r>
-          </w:p>
-        </w:tc>
-      </w:tr>
-      <w:tr>
-        <w:trPr>
-          <w:trHeight w:val="20"/>
-        </w:trPr>
-        <w:tc>
-          <w:tcPr>
-            <w:tcW w:w="641" w:type="dxa"/>
-            <w:vMerge/>
-            <w:tcBorders>
-              <w:left w:val="nil"/>
-              <w:bottom w:val="nil"/>
-              <w:right w:val="nil"/>
-            </w:tcBorders>
-          </w:tcPr>
-          <w:p>
-            <w:pPr>
-              <w:autoSpaceDE w:val="0"/>
-              <w:autoSpaceDN w:val="0"/>
-              <w:adjustRightInd w:val="0"/>
-              <w:ind w:left="108"/>
-              <w:rPr>
-                <w:rFonts w:eastAsia="MS PGothic" w:cs="Palatino Linotype"/>
-                <w:szCs w:val="24"/>
-              </w:rPr>
-            </w:pPr>
-          </w:p>
-        </w:tc>
-        <w:tc>
-          <w:tcPr>
-            <w:tcW w:w="8538" w:type="dxa"/>
-            <w:tcBorders>
-              <w:top w:val="single" w:sz="18" w:space="0" w:color="auto"/>
-              <w:left w:val="nil"/>
-              <w:bottom w:val="nil"/>
-              <w:right w:val="nil"/>
-            </w:tcBorders>
-          </w:tcPr>
-          <w:p>
-            <w:pPr>
-              <w:autoSpaceDE w:val="0"/>
-              <w:autoSpaceDN w:val="0"/>
-              <w:adjustRightInd w:val="0"/>
-              <w:spacing w:line="240" w:lineRule="exact"/>
-              <w:rPr>
-                <w:rFonts w:eastAsia="MS PGothic" w:cs="Palatino Linotype"/>
-                <w:szCs w:val="24"/>
-              </w:rPr>
-            </w:pPr>
-          </w:p>
-          <w:p>
-            <w:pPr>
-              <w:autoSpaceDE w:val="0"/>
-              <w:autoSpaceDN w:val="0"/>
-              <w:adjustRightInd w:val="0"/>
-              <w:spacing w:line="240" w:lineRule="exact"/>
-              <w:rPr>
-                <w:rFonts w:eastAsia="MS PGothic" w:cs="Palatino Linotype"/>
-                <w:szCs w:val="24"/>
-              </w:rPr>
-            </w:pPr>
-          </w:p>
-          <w:p>
-            <w:pPr>
-              <w:autoSpaceDE w:val="0"/>
-              <w:autoSpaceDN w:val="0"/>
-              <w:adjustRightInd w:val="0"/>
-              <w:spacing w:line="240" w:lineRule="exact"/>
-              <w:rPr>
-                <w:rFonts w:eastAsia="MS PGothic" w:cs="Palatino Linotype"/>
-                <w:szCs w:val="24"/>
-              </w:rPr>
-            </w:pPr>
-          </w:p>
-        </w:tc>
-      </w:tr>
-    </w:tbl>
+    <w:p>
+      <w:pPr>
+        <w:pStyle w:val="Heading1"/>
+      </w:pPr>
+      <w:r>
+        <w:lastRenderedPageBreak/>
+        <w:t>6</w:t>
+      </w:r>
+      <w:r>
+        <w:tab/>
+        <w:t>Cross Cultural Communication</w:t>
+      </w:r>
+    </w:p>
     <w:p/>
     <w:p>
       <w:pPr>
@@ -17381,7 +16552,6 @@
                 <w:szCs w:val="28"/>
                 <w:lang w:val="ja-JP"/>
               </w:rPr>
-              <w:lastRenderedPageBreak/>
               <w:t></w:t>
             </w:r>
             <w:r>
@@ -17599,6 +16769,7 @@
           <w:sz w:val="22"/>
           <w:szCs w:val="22"/>
         </w:rPr>
+        <w:lastRenderedPageBreak/>
         <w:t>Effective communication is much more than just vocabulary a</w:t>
       </w:r>
       <w:r>
@@ -18747,155 +17918,26 @@
         </w:rPr>
       </w:pPr>
     </w:p>
-    <w:tbl>
-      <w:tblPr>
-        <w:tblW w:w="0" w:type="auto"/>
-        <w:tblLook w:val="01E0" w:firstRow="1" w:lastRow="1" w:firstColumn="1" w:lastColumn="1" w:noHBand="0" w:noVBand="0"/>
-      </w:tblPr>
-      <w:tblGrid>
-        <w:gridCol w:w="639"/>
-        <w:gridCol w:w="8432"/>
-      </w:tblGrid>
-      <w:tr>
-        <w:trPr>
-          <w:trHeight w:val="521"/>
-        </w:trPr>
-        <w:tc>
-          <w:tcPr>
-            <w:tcW w:w="641" w:type="dxa"/>
-            <w:vMerge w:val="restart"/>
-          </w:tcPr>
-          <w:p>
-            <w:pPr>
-              <w:pStyle w:val="Heading1"/>
-              <w:rPr>
-                <w:rFonts w:ascii="Arial" w:eastAsia="MS PGothic" w:hAnsi="Arial" w:cs="Arial"/>
-                <w:sz w:val="60"/>
-                <w:szCs w:val="60"/>
-              </w:rPr>
-            </w:pPr>
-            <w:r>
-              <w:rPr>
-                <w:rFonts w:ascii="Times New Roman" w:hAnsi="Times New Roman"/>
-                <w:sz w:val="22"/>
-              </w:rPr>
-              <w:br w:type="page"/>
-            </w:r>
-            <w:r>
-              <w:rPr>
-                <w:rFonts w:ascii="Arial" w:eastAsia="MS PGothic" w:hAnsi="Arial" w:cs="Arial" w:hint="eastAsia"/>
-                <w:sz w:val="60"/>
-                <w:szCs w:val="60"/>
-              </w:rPr>
-              <w:t>7</w:t>
-            </w:r>
-          </w:p>
-        </w:tc>
-        <w:tc>
-          <w:tcPr>
-            <w:tcW w:w="8552" w:type="dxa"/>
-            <w:tcBorders>
-              <w:bottom w:val="single" w:sz="24" w:space="0" w:color="auto"/>
-            </w:tcBorders>
-          </w:tcPr>
-          <w:p>
-            <w:pPr>
-              <w:pStyle w:val="Heading1"/>
-              <w:rPr>
-                <w:rFonts w:ascii="Arial" w:eastAsia="MS PGothic" w:hAnsi="Arial" w:cs="Arial"/>
-                <w:b w:val="0"/>
-                <w:bCs w:val="0"/>
-                <w:sz w:val="32"/>
-                <w:szCs w:val="32"/>
-              </w:rPr>
-            </w:pPr>
-            <w:r>
-              <w:rPr>
-                <w:rFonts w:ascii="Arial" w:eastAsia="MS PGothic" w:hAnsi="Arial" w:cs="Arial" w:hint="eastAsia"/>
-                <w:sz w:val="32"/>
-                <w:szCs w:val="32"/>
-              </w:rPr>
-              <w:t xml:space="preserve">The Facilitator </w:t>
-            </w:r>
-            <w:r>
-              <w:rPr>
-                <w:rFonts w:ascii="Arial" w:eastAsia="MS PGothic" w:hAnsi="Arial" w:cs="Arial" w:hint="eastAsia"/>
-                <w:sz w:val="32"/>
-                <w:szCs w:val="32"/>
-              </w:rPr>
-              <w:t>&amp;</w:t>
-            </w:r>
-            <w:r>
-              <w:rPr>
-                <w:rFonts w:ascii="Arial" w:eastAsia="MS PGothic" w:hAnsi="Arial" w:cs="Arial" w:hint="eastAsia"/>
-                <w:sz w:val="32"/>
-                <w:szCs w:val="32"/>
-              </w:rPr>
-              <w:t xml:space="preserve"> </w:t>
-            </w:r>
-            <w:r>
-              <w:rPr>
-                <w:rFonts w:ascii="Arial" w:eastAsia="MS PGothic" w:hAnsi="Arial" w:cs="Arial" w:hint="eastAsia"/>
-                <w:sz w:val="32"/>
-                <w:szCs w:val="32"/>
-              </w:rPr>
-              <w:t>Decision Making</w:t>
-            </w:r>
-          </w:p>
-        </w:tc>
-      </w:tr>
-      <w:tr>
-        <w:tblPrEx>
-          <w:tblCellMar>
-            <w:left w:w="99" w:type="dxa"/>
-            <w:right w:w="99" w:type="dxa"/>
-          </w:tblCellMar>
-          <w:tblLook w:val="0000" w:firstRow="0" w:lastRow="0" w:firstColumn="0" w:lastColumn="0" w:noHBand="0" w:noVBand="0"/>
-        </w:tblPrEx>
-        <w:trPr>
-          <w:trHeight w:val="20"/>
-        </w:trPr>
-        <w:tc>
-          <w:tcPr>
-            <w:tcW w:w="641" w:type="dxa"/>
-            <w:vMerge/>
-          </w:tcPr>
-          <w:p>
-            <w:pPr>
-              <w:autoSpaceDE w:val="0"/>
-              <w:autoSpaceDN w:val="0"/>
-              <w:adjustRightInd w:val="0"/>
-              <w:ind w:left="108"/>
-              <w:rPr>
-                <w:rFonts w:eastAsia="MS PGothic" w:cs="Palatino Linotype"/>
-                <w:szCs w:val="24"/>
-              </w:rPr>
-            </w:pPr>
-          </w:p>
-        </w:tc>
-        <w:tc>
-          <w:tcPr>
-            <w:tcW w:w="8552" w:type="dxa"/>
-            <w:tcBorders>
-              <w:top w:val="single" w:sz="24" w:space="0" w:color="auto"/>
-            </w:tcBorders>
-          </w:tcPr>
-          <w:p>
-            <w:pPr>
-              <w:autoSpaceDE w:val="0"/>
-              <w:autoSpaceDN w:val="0"/>
-              <w:adjustRightInd w:val="0"/>
-              <w:spacing w:line="240" w:lineRule="exact"/>
-              <w:ind w:left="108"/>
-              <w:rPr>
-                <w:rFonts w:eastAsia="MS PGothic" w:cs="Palatino Linotype"/>
-                <w:szCs w:val="24"/>
-              </w:rPr>
-            </w:pPr>
-          </w:p>
-        </w:tc>
-      </w:tr>
-    </w:tbl>
+    <w:p>
+      <w:pPr>
+        <w:pStyle w:val="Heading1"/>
+      </w:pPr>
+      <w:r>
+        <w:rPr>
+          <w:rFonts w:ascii="Times New Roman" w:hAnsi="Times New Roman"/>
+          <w:sz w:val="22"/>
+        </w:rPr>
+        <w:br w:type="page"/>
+      </w:r>
+      <w:r>
+        <w:lastRenderedPageBreak/>
+        <w:t>7</w:t>
+      </w:r>
+      <w:r>
+        <w:tab/>
+        <w:t>The Facilitator &amp; Decision Making</w:t>
+      </w:r>
+    </w:p>
     <w:p>
       <w:pPr>
         <w:spacing w:beforeLines="15" w:before="54" w:line="240" w:lineRule="exact"/>
@@ -19883,7 +18925,6 @@
           <w:sz w:val="22"/>
           <w:szCs w:val="22"/>
         </w:rPr>
-        <w:lastRenderedPageBreak/>
         <w:t>In your restatement, include all the details and ask for confirmation from all the participants.</w:t>
       </w:r>
     </w:p>
@@ -20217,6 +19258,7 @@
           <w:rFonts w:ascii="Times New Roman" w:hAnsi="Times New Roman"/>
           <w:sz w:val="22"/>
         </w:rPr>
+        <w:lastRenderedPageBreak/>
         <w:t xml:space="preserve">A decision is the </w:t>
       </w:r>
       <w:proofErr w:type="gramStart"/>
@@ -21406,7 +20448,6 @@
           <w:sz w:val="21"/>
           <w:szCs w:val="21"/>
         </w:rPr>
-        <w:lastRenderedPageBreak/>
         <w:t xml:space="preserve">The authority can stop the </w:t>
       </w:r>
       <w:r>
@@ -21505,94 +20546,19 @@
     </w:p>
     <w:p/>
     <w:p/>
-    <w:tbl>
-      <w:tblPr>
-        <w:tblW w:w="0" w:type="auto"/>
-        <w:tblBorders>
-          <w:top w:val="single" w:sz="4" w:space="0" w:color="auto"/>
-          <w:left w:val="single" w:sz="4" w:space="0" w:color="auto"/>
-          <w:bottom w:val="single" w:sz="4" w:space="0" w:color="auto"/>
-          <w:right w:val="single" w:sz="4" w:space="0" w:color="auto"/>
-          <w:insideH w:val="single" w:sz="4" w:space="0" w:color="auto"/>
-          <w:insideV w:val="single" w:sz="4" w:space="0" w:color="auto"/>
-        </w:tblBorders>
-        <w:tblLook w:val="01E0" w:firstRow="1" w:lastRow="1" w:firstColumn="1" w:lastColumn="1" w:noHBand="0" w:noVBand="0"/>
-      </w:tblPr>
-      <w:tblGrid>
-        <w:gridCol w:w="646"/>
-        <w:gridCol w:w="8425"/>
-      </w:tblGrid>
-      <w:tr>
-        <w:tc>
-          <w:tcPr>
-            <w:tcW w:w="648" w:type="dxa"/>
-            <w:tcBorders>
-              <w:top w:val="nil"/>
-              <w:left w:val="nil"/>
-              <w:bottom w:val="nil"/>
-              <w:right w:val="nil"/>
-            </w:tcBorders>
-          </w:tcPr>
-          <w:p>
-            <w:pPr>
-              <w:pStyle w:val="Heading1"/>
-              <w:rPr>
-                <w:rFonts w:ascii="Times New Roman" w:eastAsia="MS PGothic" w:hAnsi="Times New Roman"/>
-                <w:sz w:val="60"/>
-                <w:szCs w:val="60"/>
-              </w:rPr>
-            </w:pPr>
-            <w:r>
-              <w:rPr>
-                <w:rFonts w:ascii="Arial" w:eastAsia="MS PGothic" w:hAnsi="Arial" w:cs="Arial" w:hint="eastAsia"/>
-                <w:sz w:val="60"/>
-                <w:szCs w:val="60"/>
-              </w:rPr>
-              <w:t>8</w:t>
-            </w:r>
-          </w:p>
-        </w:tc>
-        <w:tc>
-          <w:tcPr>
-            <w:tcW w:w="8545" w:type="dxa"/>
-            <w:tcBorders>
-              <w:top w:val="nil"/>
-              <w:left w:val="nil"/>
-              <w:bottom w:val="single" w:sz="12" w:space="0" w:color="auto"/>
-              <w:right w:val="nil"/>
-            </w:tcBorders>
-          </w:tcPr>
-          <w:p>
-            <w:pPr>
-              <w:pStyle w:val="Heading1"/>
-              <w:rPr>
-                <w:rFonts w:ascii="Arial" w:eastAsia="MS PGothic" w:hAnsi="Arial" w:cs="Arial"/>
-                <w:b w:val="0"/>
-                <w:bCs w:val="0"/>
-                <w:sz w:val="32"/>
-                <w:szCs w:val="32"/>
-              </w:rPr>
-            </w:pPr>
-            <w:r>
-              <w:rPr>
-                <w:rFonts w:ascii="Arial" w:eastAsia="MS PGothic" w:hAnsi="Arial" w:cs="Arial" w:hint="eastAsia"/>
-                <w:sz w:val="32"/>
-                <w:szCs w:val="32"/>
-              </w:rPr>
-              <w:t>Setting up Meeting</w:t>
-            </w:r>
-            <w:r>
-              <w:rPr>
-                <w:rFonts w:ascii="Arial" w:eastAsia="MS PGothic" w:hAnsi="Arial" w:cs="Arial" w:hint="eastAsia"/>
-                <w:sz w:val="32"/>
-                <w:szCs w:val="32"/>
-              </w:rPr>
-              <w:t>s</w:t>
-            </w:r>
-          </w:p>
-        </w:tc>
-      </w:tr>
-    </w:tbl>
+    <w:p>
+      <w:pPr>
+        <w:pStyle w:val="Heading1"/>
+      </w:pPr>
+      <w:r>
+        <w:lastRenderedPageBreak/>
+        <w:t>8</w:t>
+      </w:r>
+      <w:r>
+        <w:tab/>
+        <w:t>Setting up Meetings</w:t>
+      </w:r>
+    </w:p>
     <w:p/>
     <w:p/>
     <w:p>
@@ -22085,7 +21051,6 @@
                 <w:rFonts w:ascii="Arial" w:hAnsi="Arial" w:cs="Arial"/>
                 <w:sz w:val="20"/>
               </w:rPr>
-              <w:lastRenderedPageBreak/>
               <w:t xml:space="preserve">Dear </w:t>
             </w:r>
             <w:r>
@@ -23062,7 +22027,6 @@
                 <w:rFonts w:ascii="Arial" w:hAnsi="Arial" w:cs="Arial"/>
                 <w:sz w:val="20"/>
               </w:rPr>
-              <w:lastRenderedPageBreak/>
               <w:t>To the member</w:t>
             </w:r>
             <w:r>
@@ -23455,110 +22419,19 @@
     <w:p/>
     <w:p/>
     <w:p/>
-    <w:tbl>
-      <w:tblPr>
-        <w:tblW w:w="0" w:type="auto"/>
-        <w:tblBorders>
-          <w:top w:val="single" w:sz="4" w:space="0" w:color="auto"/>
-          <w:left w:val="single" w:sz="4" w:space="0" w:color="auto"/>
-          <w:bottom w:val="single" w:sz="4" w:space="0" w:color="auto"/>
-          <w:right w:val="single" w:sz="4" w:space="0" w:color="auto"/>
-          <w:insideH w:val="single" w:sz="4" w:space="0" w:color="auto"/>
-          <w:insideV w:val="single" w:sz="4" w:space="0" w:color="auto"/>
-        </w:tblBorders>
-        <w:tblLook w:val="01E0" w:firstRow="1" w:lastRow="1" w:firstColumn="1" w:lastColumn="1" w:noHBand="0" w:noVBand="0"/>
-      </w:tblPr>
-      <w:tblGrid>
-        <w:gridCol w:w="570"/>
-        <w:gridCol w:w="8501"/>
-      </w:tblGrid>
-      <w:tr>
-        <w:tc>
-          <w:tcPr>
-            <w:tcW w:w="570" w:type="dxa"/>
-            <w:tcBorders>
-              <w:top w:val="nil"/>
-              <w:left w:val="nil"/>
-              <w:bottom w:val="nil"/>
-              <w:right w:val="nil"/>
-            </w:tcBorders>
-          </w:tcPr>
-          <w:p>
-            <w:pPr>
-              <w:pStyle w:val="Heading1"/>
-              <w:rPr>
-                <w:rFonts w:ascii="Times New Roman" w:eastAsia="MS PGothic" w:hAnsi="Times New Roman"/>
-                <w:sz w:val="60"/>
-                <w:szCs w:val="60"/>
-              </w:rPr>
-            </w:pPr>
-            <w:r>
-              <w:rPr>
-                <w:rFonts w:ascii="Arial" w:eastAsia="MS PGothic" w:hAnsi="Arial" w:cs="Arial" w:hint="eastAsia"/>
-                <w:sz w:val="60"/>
-                <w:szCs w:val="60"/>
-              </w:rPr>
-              <w:t>9</w:t>
-            </w:r>
-          </w:p>
-        </w:tc>
-        <w:tc>
-          <w:tcPr>
-            <w:tcW w:w="8623" w:type="dxa"/>
-            <w:tcBorders>
-              <w:top w:val="nil"/>
-              <w:left w:val="nil"/>
-              <w:bottom w:val="single" w:sz="12" w:space="0" w:color="auto"/>
-              <w:right w:val="nil"/>
-            </w:tcBorders>
-          </w:tcPr>
-          <w:p>
-            <w:pPr>
-              <w:pStyle w:val="Heading1"/>
-              <w:rPr>
-                <w:rFonts w:ascii="Arial" w:eastAsia="MS PGothic" w:hAnsi="Arial" w:cs="Arial"/>
-                <w:b w:val="0"/>
-                <w:bCs w:val="0"/>
-                <w:sz w:val="32"/>
-                <w:szCs w:val="32"/>
-              </w:rPr>
-            </w:pPr>
-            <w:r>
-              <w:rPr>
-                <w:rFonts w:ascii="Arial" w:eastAsia="MS PGothic" w:hAnsi="Arial" w:cs="Arial" w:hint="eastAsia"/>
-                <w:sz w:val="32"/>
-                <w:szCs w:val="32"/>
-              </w:rPr>
-              <w:t xml:space="preserve">Model </w:t>
-            </w:r>
-            <w:r>
-              <w:rPr>
-                <w:rFonts w:ascii="Arial" w:eastAsia="MS PGothic" w:hAnsi="Arial" w:cs="Arial" w:hint="eastAsia"/>
-                <w:sz w:val="32"/>
-                <w:szCs w:val="32"/>
-              </w:rPr>
-              <w:t xml:space="preserve">Meeting </w:t>
-            </w:r>
-            <w:r>
-              <w:rPr>
-                <w:rFonts w:ascii="Arial" w:eastAsia="MS PGothic" w:hAnsi="Arial" w:cs="Arial" w:hint="eastAsia"/>
-                <w:sz w:val="32"/>
-                <w:szCs w:val="32"/>
-              </w:rPr>
-              <w:t>1</w:t>
-            </w:r>
-            <w:r>
-              <w:rPr>
-                <w:rFonts w:ascii="Arial" w:eastAsia="MS PGothic" w:hAnsi="Arial" w:cs="Arial" w:hint="eastAsia"/>
-                <w:sz w:val="32"/>
-                <w:szCs w:val="32"/>
-              </w:rPr>
-              <w:t>: A Staff Meeting</w:t>
-            </w:r>
-          </w:p>
-        </w:tc>
-      </w:tr>
-    </w:tbl>
+    <w:p>
+      <w:pPr>
+        <w:pStyle w:val="Heading1"/>
+      </w:pPr>
+      <w:r>
+        <w:lastRenderedPageBreak/>
+        <w:t>9</w:t>
+      </w:r>
+      <w:r>
+        <w:tab/>
+        <w:t>Model Meeting 1: A Staff Meeting</w:t>
+      </w:r>
+    </w:p>
     <w:p/>
     <w:p>
       <w:pPr>
@@ -23720,7 +22593,6 @@
           <w:sz w:val="22"/>
           <w:szCs w:val="22"/>
         </w:rPr>
-        <w:lastRenderedPageBreak/>
         <w:t>Compare this to the language in Model Meeting 2:</w:t>
       </w:r>
       <w:r>
@@ -23999,20 +22871,20 @@
     <w:tbl>
       <w:tblPr>
         <w:tblW w:w="0" w:type="auto"/>
-        <w:tblInd w:w="836" w:type="dxa"/>
+        <w:tblInd w:w="-142" w:type="dxa"/>
         <w:tblBorders>
           <w:insideV w:val="single" w:sz="4" w:space="0" w:color="auto"/>
         </w:tblBorders>
         <w:tblLook w:val="01E0" w:firstRow="1" w:lastRow="1" w:firstColumn="1" w:lastColumn="1" w:noHBand="0" w:noVBand="0"/>
       </w:tblPr>
       <w:tblGrid>
-        <w:gridCol w:w="5466"/>
+        <w:gridCol w:w="6444"/>
         <w:gridCol w:w="2769"/>
       </w:tblGrid>
       <w:tr>
         <w:tc>
           <w:tcPr>
-            <w:tcW w:w="5613" w:type="dxa"/>
+            <w:tcW w:w="6444" w:type="dxa"/>
           </w:tcPr>
           <w:p>
             <w:pPr>
@@ -24686,6 +23558,7 @@
                 <w:sz w:val="21"/>
                 <w:szCs w:val="21"/>
               </w:rPr>
+              <w:lastRenderedPageBreak/>
               <w:tab/>
             </w:r>
             <w:r>
@@ -24880,7 +23753,6 @@
                     <w:sz w:val="21"/>
                     <w:szCs w:val="21"/>
                   </w:rPr>
-                  <w:lastRenderedPageBreak/>
                   <w:t>Benton</w:t>
                 </w:r>
               </w:smartTag>
@@ -25641,7 +24513,7 @@
         </w:tc>
         <w:tc>
           <w:tcPr>
-            <w:tcW w:w="2838" w:type="dxa"/>
+            <w:tcW w:w="2769" w:type="dxa"/>
           </w:tcPr>
           <w:p>
             <w:pPr>
@@ -26313,7 +25185,6 @@
                 <w:sz w:val="18"/>
                 <w:szCs w:val="18"/>
               </w:rPr>
-              <w:lastRenderedPageBreak/>
               <w:t>Acknowledging the facilitator.</w:t>
             </w:r>
           </w:p>
@@ -26924,8 +25795,7 @@
     </w:p>
     <w:p>
       <w:pPr>
-        <w:spacing w:line="280" w:lineRule="exact"/>
-        <w:ind w:rightChars="99" w:right="238"/>
+        <w:widowControl/>
         <w:jc w:val="left"/>
         <w:rPr>
           <w:rFonts w:ascii="Times New Roman" w:hAnsi="Times New Roman"/>
@@ -26933,111 +25803,28 @@
           <w:szCs w:val="22"/>
         </w:rPr>
       </w:pPr>
-    </w:p>
-    <w:tbl>
-      <w:tblPr>
-        <w:tblW w:w="0" w:type="auto"/>
-        <w:tblBorders>
-          <w:top w:val="single" w:sz="4" w:space="0" w:color="auto"/>
-          <w:left w:val="single" w:sz="4" w:space="0" w:color="auto"/>
-          <w:bottom w:val="single" w:sz="4" w:space="0" w:color="auto"/>
-          <w:right w:val="single" w:sz="4" w:space="0" w:color="auto"/>
-          <w:insideH w:val="single" w:sz="4" w:space="0" w:color="auto"/>
-          <w:insideV w:val="single" w:sz="4" w:space="0" w:color="auto"/>
-        </w:tblBorders>
-        <w:tblLook w:val="01E0" w:firstRow="1" w:lastRow="1" w:firstColumn="1" w:lastColumn="1" w:noHBand="0" w:noVBand="0"/>
-      </w:tblPr>
-      <w:tblGrid>
-        <w:gridCol w:w="884"/>
-        <w:gridCol w:w="8187"/>
-      </w:tblGrid>
-      <w:tr>
-        <w:tc>
-          <w:tcPr>
-            <w:tcW w:w="570" w:type="dxa"/>
-            <w:tcBorders>
-              <w:top w:val="nil"/>
-              <w:left w:val="nil"/>
-              <w:bottom w:val="nil"/>
-              <w:right w:val="nil"/>
-            </w:tcBorders>
-          </w:tcPr>
-          <w:p>
-            <w:pPr>
-              <w:pStyle w:val="Heading1"/>
-              <w:rPr>
-                <w:rFonts w:ascii="Times New Roman" w:eastAsia="MS PGothic" w:hAnsi="Times New Roman"/>
-                <w:sz w:val="60"/>
-                <w:szCs w:val="60"/>
-              </w:rPr>
-            </w:pPr>
-            <w:r>
-              <w:rPr>
-                <w:rFonts w:ascii="Arial" w:eastAsia="MS PGothic" w:hAnsi="Arial" w:cs="Arial" w:hint="eastAsia"/>
-                <w:sz w:val="60"/>
-                <w:szCs w:val="60"/>
-              </w:rPr>
-              <w:t>10</w:t>
-            </w:r>
-          </w:p>
-        </w:tc>
-        <w:tc>
-          <w:tcPr>
-            <w:tcW w:w="8623" w:type="dxa"/>
-            <w:tcBorders>
-              <w:top w:val="nil"/>
-              <w:left w:val="nil"/>
-              <w:bottom w:val="single" w:sz="12" w:space="0" w:color="auto"/>
-              <w:right w:val="nil"/>
-            </w:tcBorders>
-          </w:tcPr>
-          <w:p>
-            <w:pPr>
-              <w:pStyle w:val="Heading1"/>
-              <w:rPr>
-                <w:rFonts w:ascii="Arial" w:eastAsia="MS PGothic" w:hAnsi="Arial" w:cs="Arial"/>
-                <w:b w:val="0"/>
-                <w:bCs w:val="0"/>
-                <w:sz w:val="32"/>
-                <w:szCs w:val="32"/>
-              </w:rPr>
-            </w:pPr>
-            <w:r>
-              <w:rPr>
-                <w:rFonts w:ascii="Arial" w:eastAsia="MS PGothic" w:hAnsi="Arial" w:cs="Arial" w:hint="eastAsia"/>
-                <w:sz w:val="32"/>
-                <w:szCs w:val="32"/>
-              </w:rPr>
-              <w:t xml:space="preserve">Model </w:t>
-            </w:r>
-            <w:r>
-              <w:rPr>
-                <w:rFonts w:ascii="Arial" w:eastAsia="MS PGothic" w:hAnsi="Arial" w:cs="Arial" w:hint="eastAsia"/>
-                <w:sz w:val="32"/>
-                <w:szCs w:val="32"/>
-              </w:rPr>
-              <w:t xml:space="preserve">Meeting </w:t>
-            </w:r>
-            <w:r>
-              <w:rPr>
-                <w:rFonts w:ascii="Arial" w:eastAsia="MS PGothic" w:hAnsi="Arial" w:cs="Arial" w:hint="eastAsia"/>
-                <w:sz w:val="32"/>
-                <w:szCs w:val="32"/>
-              </w:rPr>
-              <w:t>2</w:t>
-            </w:r>
-            <w:r>
-              <w:rPr>
-                <w:rFonts w:ascii="Arial" w:eastAsia="MS PGothic" w:hAnsi="Arial" w:cs="Arial" w:hint="eastAsia"/>
-                <w:sz w:val="32"/>
-                <w:szCs w:val="32"/>
-              </w:rPr>
-              <w:t>: A Planning Meeting</w:t>
-            </w:r>
-          </w:p>
-        </w:tc>
-      </w:tr>
-    </w:tbl>
+      <w:r>
+        <w:rPr>
+          <w:rFonts w:ascii="Times New Roman" w:hAnsi="Times New Roman"/>
+          <w:sz w:val="22"/>
+          <w:szCs w:val="22"/>
+        </w:rPr>
+        <w:br w:type="page"/>
+      </w:r>
+    </w:p>
+    <w:p>
+      <w:pPr>
+        <w:pStyle w:val="Heading1"/>
+      </w:pPr>
+      <w:r>
+        <w:lastRenderedPageBreak/>
+        <w:t>10</w:t>
+      </w:r>
+      <w:r>
+        <w:tab/>
+        <w:t>Model Meeting 2: A Planning Meeting</w:t>
+      </w:r>
+    </w:p>
     <w:p/>
     <w:p>
       <w:pPr>
@@ -27136,7 +25923,6 @@
           <w:sz w:val="22"/>
           <w:szCs w:val="22"/>
         </w:rPr>
-        <w:lastRenderedPageBreak/>
         <w:t>identifying</w:t>
       </w:r>
       <w:r>
@@ -27652,8 +26438,7 @@
     </w:p>
     <w:tbl>
       <w:tblPr>
-        <w:tblW w:w="8357" w:type="dxa"/>
-        <w:tblInd w:w="836" w:type="dxa"/>
+        <w:tblW w:w="5000" w:type="pct"/>
         <w:tblBorders>
           <w:top w:val="single" w:sz="4" w:space="0" w:color="auto"/>
           <w:bottom w:val="single" w:sz="4" w:space="0" w:color="auto"/>
@@ -27663,8 +26448,8 @@
         <w:tblLook w:val="01E0" w:firstRow="1" w:lastRow="1" w:firstColumn="1" w:lastColumn="1" w:noHBand="0" w:noVBand="0"/>
       </w:tblPr>
       <w:tblGrid>
-        <w:gridCol w:w="5527"/>
-        <w:gridCol w:w="2830"/>
+        <w:gridCol w:w="6000"/>
+        <w:gridCol w:w="3071"/>
       </w:tblGrid>
       <w:tr>
         <w:trPr>
@@ -27672,582 +26457,2662 @@
         </w:trPr>
         <w:tc>
           <w:tcPr>
-            <w:tcW w:w="5527" w:type="dxa"/>
+            <w:tcW w:w="3307" w:type="pct"/>
+            <w:vMerge w:val="restart"/>
+          </w:tcPr>
+          <w:p>
+            <w:pPr>
+              <w:spacing w:beforeLines="35" w:before="126" w:line="280" w:lineRule="exact"/>
+              <w:ind w:left="1026" w:right="9" w:hanging="1026"/>
+              <w:jc w:val="left"/>
+              <w:rPr>
+                <w:rFonts w:ascii="Times New Roman" w:hAnsi="Times New Roman"/>
+                <w:sz w:val="21"/>
+                <w:szCs w:val="21"/>
+              </w:rPr>
+            </w:pPr>
+            <w:r>
+              <w:rPr>
+                <w:rFonts w:ascii="Times New Roman" w:hAnsi="Times New Roman"/>
+                <w:sz w:val="21"/>
+                <w:szCs w:val="21"/>
+              </w:rPr>
+              <w:t>Yuki</w:t>
+            </w:r>
+            <w:r>
+              <w:rPr>
+                <w:rFonts w:ascii="Times New Roman" w:hAnsi="Times New Roman"/>
+                <w:sz w:val="21"/>
+                <w:szCs w:val="21"/>
+              </w:rPr>
+              <w:tab/>
+              <w:t xml:space="preserve">Good </w:t>
+            </w:r>
+            <w:r>
+              <w:rPr>
+                <w:rFonts w:ascii="Times New Roman" w:hAnsi="Times New Roman" w:hint="eastAsia"/>
+                <w:sz w:val="21"/>
+                <w:szCs w:val="21"/>
+              </w:rPr>
+              <w:t>afternoon</w:t>
+            </w:r>
+            <w:r>
+              <w:rPr>
+                <w:rFonts w:ascii="Times New Roman" w:hAnsi="Times New Roman"/>
+                <w:sz w:val="21"/>
+                <w:szCs w:val="21"/>
+              </w:rPr>
+              <w:t>, everyone. Thank you for being here. We’</w:t>
+            </w:r>
+            <w:r>
+              <w:rPr>
+                <w:rFonts w:ascii="Times New Roman" w:hAnsi="Times New Roman" w:hint="eastAsia"/>
+                <w:sz w:val="21"/>
+                <w:szCs w:val="21"/>
+              </w:rPr>
+              <w:t xml:space="preserve">ll start our meeting </w:t>
+            </w:r>
+            <w:r>
+              <w:rPr>
+                <w:rFonts w:ascii="Times New Roman" w:hAnsi="Times New Roman"/>
+                <w:sz w:val="21"/>
+                <w:szCs w:val="21"/>
+              </w:rPr>
+              <w:t>now. … Everyone’s here except for Dieter. Does anyone know where he is?</w:t>
+            </w:r>
+          </w:p>
+          <w:p>
+            <w:pPr>
+              <w:spacing w:beforeLines="35" w:before="126" w:line="280" w:lineRule="exact"/>
+              <w:ind w:left="1026" w:right="9" w:hanging="1026"/>
+              <w:jc w:val="left"/>
+              <w:rPr>
+                <w:rFonts w:ascii="Times New Roman" w:hAnsi="Times New Roman"/>
+                <w:sz w:val="21"/>
+                <w:szCs w:val="21"/>
+              </w:rPr>
+            </w:pPr>
+            <w:r>
+              <w:rPr>
+                <w:rFonts w:ascii="Times New Roman" w:hAnsi="Times New Roman" w:hint="eastAsia"/>
+                <w:sz w:val="21"/>
+                <w:szCs w:val="21"/>
+              </w:rPr>
+              <w:t>Mai</w:t>
+            </w:r>
+            <w:r>
+              <w:rPr>
+                <w:rFonts w:ascii="Times New Roman" w:hAnsi="Times New Roman"/>
+                <w:sz w:val="21"/>
+                <w:szCs w:val="21"/>
+              </w:rPr>
+              <w:tab/>
+              <w:t>Yes, I do. He’s on the phone with a client right now. He should be here shortly.</w:t>
+            </w:r>
+          </w:p>
+          <w:p>
+            <w:pPr>
+              <w:spacing w:beforeLines="35" w:before="126" w:line="280" w:lineRule="exact"/>
+              <w:ind w:left="1026" w:right="9" w:hanging="1026"/>
+              <w:jc w:val="left"/>
+              <w:rPr>
+                <w:rFonts w:ascii="Times New Roman" w:hAnsi="Times New Roman"/>
+                <w:sz w:val="21"/>
+                <w:szCs w:val="21"/>
+              </w:rPr>
+            </w:pPr>
+            <w:proofErr w:type="gramStart"/>
+            <w:r>
+              <w:rPr>
+                <w:rFonts w:ascii="Times New Roman" w:hAnsi="Times New Roman"/>
+                <w:sz w:val="21"/>
+                <w:szCs w:val="21"/>
+              </w:rPr>
+              <w:t>Yuki</w:t>
+            </w:r>
+            <w:proofErr w:type="gramEnd"/>
+            <w:r>
+              <w:rPr>
+                <w:rFonts w:ascii="Times New Roman" w:hAnsi="Times New Roman"/>
+                <w:sz w:val="21"/>
+                <w:szCs w:val="21"/>
+              </w:rPr>
+              <w:tab/>
+              <w:t xml:space="preserve">OK. </w:t>
+            </w:r>
+            <w:r>
+              <w:rPr>
+                <w:rFonts w:ascii="Times New Roman" w:hAnsi="Times New Roman" w:hint="eastAsia"/>
+                <w:sz w:val="21"/>
+                <w:szCs w:val="21"/>
+              </w:rPr>
+              <w:t>T</w:t>
+            </w:r>
+            <w:r>
+              <w:rPr>
+                <w:rFonts w:ascii="Times New Roman" w:hAnsi="Times New Roman"/>
+                <w:sz w:val="21"/>
+                <w:szCs w:val="21"/>
+              </w:rPr>
+              <w:t xml:space="preserve">hanks, </w:t>
+            </w:r>
+            <w:r>
+              <w:rPr>
+                <w:rFonts w:ascii="Times New Roman" w:hAnsi="Times New Roman" w:hint="eastAsia"/>
+                <w:sz w:val="21"/>
+                <w:szCs w:val="21"/>
+              </w:rPr>
+              <w:t>Mai</w:t>
+            </w:r>
+            <w:r>
+              <w:rPr>
+                <w:rFonts w:ascii="Times New Roman" w:hAnsi="Times New Roman"/>
+                <w:sz w:val="21"/>
+                <w:szCs w:val="21"/>
+              </w:rPr>
+              <w:t>. So, we’re having this meeting to discuss micro-financing. Did you all read the memo with the e-mail?</w:t>
+            </w:r>
+          </w:p>
+          <w:p>
+            <w:pPr>
+              <w:spacing w:beforeLines="35" w:before="126" w:line="280" w:lineRule="exact"/>
+              <w:ind w:left="1026" w:right="9" w:hanging="1026"/>
+              <w:jc w:val="left"/>
+              <w:rPr>
+                <w:rFonts w:ascii="Times New Roman" w:hAnsi="Times New Roman"/>
+                <w:sz w:val="21"/>
+                <w:szCs w:val="21"/>
+              </w:rPr>
+            </w:pPr>
+            <w:r>
+              <w:rPr>
+                <w:rFonts w:ascii="Times New Roman" w:hAnsi="Times New Roman"/>
+                <w:sz w:val="21"/>
+                <w:szCs w:val="21"/>
+              </w:rPr>
+              <w:t>Everyone</w:t>
+            </w:r>
+            <w:r>
+              <w:rPr>
+                <w:rFonts w:ascii="Times New Roman" w:hAnsi="Times New Roman"/>
+                <w:sz w:val="21"/>
+                <w:szCs w:val="21"/>
+              </w:rPr>
+              <w:tab/>
+              <w:t xml:space="preserve">Yes. / Yes, I did. </w:t>
+            </w:r>
+          </w:p>
+          <w:p>
+            <w:pPr>
+              <w:spacing w:beforeLines="35" w:before="126" w:line="280" w:lineRule="exact"/>
+              <w:ind w:left="1026" w:right="9" w:hanging="1026"/>
+              <w:jc w:val="left"/>
+              <w:rPr>
+                <w:rFonts w:ascii="Times New Roman" w:hAnsi="Times New Roman"/>
+                <w:sz w:val="21"/>
+                <w:szCs w:val="21"/>
+              </w:rPr>
+            </w:pPr>
+            <w:r>
+              <w:rPr>
+                <w:rFonts w:ascii="Times New Roman" w:hAnsi="Times New Roman"/>
+                <w:sz w:val="21"/>
+                <w:szCs w:val="21"/>
+              </w:rPr>
+              <w:t>Terry</w:t>
+            </w:r>
+            <w:r>
+              <w:rPr>
+                <w:rFonts w:ascii="Times New Roman" w:hAnsi="Times New Roman"/>
+                <w:sz w:val="21"/>
+                <w:szCs w:val="21"/>
+              </w:rPr>
+              <w:tab/>
+              <w:t>Yes, and I don’t know why we’re getting into charity. Why don’t we let the NGOs take care of it?</w:t>
+            </w:r>
+          </w:p>
+          <w:p>
+            <w:pPr>
+              <w:spacing w:beforeLines="35" w:before="126" w:line="280" w:lineRule="exact"/>
+              <w:ind w:left="1026" w:right="9" w:hanging="1026"/>
+              <w:jc w:val="left"/>
+              <w:rPr>
+                <w:rFonts w:ascii="Times New Roman" w:hAnsi="Times New Roman"/>
+                <w:sz w:val="21"/>
+                <w:szCs w:val="21"/>
+              </w:rPr>
+            </w:pPr>
+            <w:r>
+              <w:rPr>
+                <w:rFonts w:ascii="Times New Roman" w:hAnsi="Times New Roman"/>
+                <w:sz w:val="21"/>
+                <w:szCs w:val="21"/>
+              </w:rPr>
+              <w:t>Belinda</w:t>
+            </w:r>
+            <w:r>
+              <w:rPr>
+                <w:rFonts w:ascii="Times New Roman" w:hAnsi="Times New Roman"/>
+                <w:sz w:val="21"/>
+                <w:szCs w:val="21"/>
+              </w:rPr>
+              <w:tab/>
+              <w:t>This is not about charity. This is …</w:t>
+            </w:r>
+          </w:p>
+          <w:p>
+            <w:pPr>
+              <w:spacing w:beforeLines="35" w:before="126" w:line="280" w:lineRule="exact"/>
+              <w:ind w:left="1026" w:right="9" w:hanging="1026"/>
+              <w:jc w:val="left"/>
+              <w:rPr>
+                <w:rFonts w:ascii="Times New Roman" w:hAnsi="Times New Roman"/>
+                <w:sz w:val="21"/>
+                <w:szCs w:val="21"/>
+              </w:rPr>
+            </w:pPr>
+            <w:proofErr w:type="gramStart"/>
+            <w:r>
+              <w:rPr>
+                <w:rFonts w:ascii="Times New Roman" w:hAnsi="Times New Roman"/>
+                <w:sz w:val="21"/>
+                <w:szCs w:val="21"/>
+              </w:rPr>
+              <w:t>Yu</w:t>
+            </w:r>
+            <w:r>
+              <w:rPr>
+                <w:rFonts w:ascii="Times New Roman" w:hAnsi="Times New Roman"/>
+                <w:sz w:val="21"/>
+                <w:szCs w:val="21"/>
+              </w:rPr>
+              <w:t>ki</w:t>
+            </w:r>
+            <w:proofErr w:type="gramEnd"/>
+            <w:r>
+              <w:rPr>
+                <w:rFonts w:ascii="Times New Roman" w:hAnsi="Times New Roman"/>
+                <w:sz w:val="21"/>
+                <w:szCs w:val="21"/>
+              </w:rPr>
+              <w:tab/>
+              <w:t>I’m sorry. One moment</w:t>
+            </w:r>
+            <w:r>
+              <w:rPr>
+                <w:rFonts w:ascii="Times New Roman" w:hAnsi="Times New Roman" w:hint="eastAsia"/>
+                <w:sz w:val="21"/>
+                <w:szCs w:val="21"/>
+              </w:rPr>
+              <w:t>,</w:t>
+            </w:r>
+            <w:r>
+              <w:rPr>
+                <w:rFonts w:ascii="Times New Roman" w:hAnsi="Times New Roman"/>
+                <w:sz w:val="21"/>
+                <w:szCs w:val="21"/>
+              </w:rPr>
+              <w:t xml:space="preserve"> please</w:t>
+            </w:r>
+            <w:r>
+              <w:rPr>
+                <w:rFonts w:ascii="Times New Roman" w:hAnsi="Times New Roman" w:hint="eastAsia"/>
+                <w:sz w:val="21"/>
+                <w:szCs w:val="21"/>
+              </w:rPr>
+              <w:t>,</w:t>
+            </w:r>
+            <w:r>
+              <w:rPr>
+                <w:rFonts w:ascii="Times New Roman" w:hAnsi="Times New Roman"/>
+                <w:sz w:val="21"/>
+                <w:szCs w:val="21"/>
+              </w:rPr>
+              <w:t xml:space="preserve"> everybody. I understand your concerns Terry</w:t>
+            </w:r>
+            <w:r>
+              <w:rPr>
+                <w:rFonts w:ascii="Times New Roman" w:hAnsi="Times New Roman" w:hint="eastAsia"/>
+                <w:sz w:val="21"/>
+                <w:szCs w:val="21"/>
+              </w:rPr>
+              <w:t>,</w:t>
+            </w:r>
+            <w:r>
+              <w:rPr>
+                <w:rFonts w:ascii="Times New Roman" w:hAnsi="Times New Roman"/>
+                <w:sz w:val="21"/>
+                <w:szCs w:val="21"/>
+              </w:rPr>
+              <w:t xml:space="preserve"> but before we have any </w:t>
+            </w:r>
+            <w:proofErr w:type="gramStart"/>
+            <w:r>
+              <w:rPr>
+                <w:rFonts w:ascii="Times New Roman" w:hAnsi="Times New Roman"/>
+                <w:sz w:val="21"/>
+                <w:szCs w:val="21"/>
+              </w:rPr>
+              <w:t>discussion</w:t>
+            </w:r>
+            <w:proofErr w:type="gramEnd"/>
+            <w:r>
+              <w:rPr>
+                <w:rFonts w:ascii="Times New Roman" w:hAnsi="Times New Roman"/>
+                <w:sz w:val="21"/>
+                <w:szCs w:val="21"/>
+              </w:rPr>
+              <w:t xml:space="preserve"> we need to clarify the issues. Belinda’s going to review the main points in the memo and then we can discuss the pros and cons. How much time do you need, Belinda?</w:t>
+            </w:r>
+          </w:p>
+          <w:p>
+            <w:pPr>
+              <w:spacing w:beforeLines="35" w:before="126" w:line="280" w:lineRule="exact"/>
+              <w:ind w:left="1026" w:right="9" w:hanging="1026"/>
+              <w:jc w:val="left"/>
+              <w:rPr>
+                <w:rFonts w:ascii="Times New Roman" w:hAnsi="Times New Roman"/>
+                <w:sz w:val="21"/>
+                <w:szCs w:val="21"/>
+              </w:rPr>
+            </w:pPr>
+            <w:r>
+              <w:rPr>
+                <w:rFonts w:ascii="Times New Roman" w:hAnsi="Times New Roman"/>
+                <w:sz w:val="21"/>
+                <w:szCs w:val="21"/>
+              </w:rPr>
+              <w:t>Belinda</w:t>
+            </w:r>
+            <w:r>
+              <w:rPr>
+                <w:rFonts w:ascii="Times New Roman" w:hAnsi="Times New Roman"/>
+                <w:sz w:val="21"/>
+                <w:szCs w:val="21"/>
+              </w:rPr>
+              <w:tab/>
+              <w:t>About five minutes</w:t>
+            </w:r>
+            <w:r>
+              <w:rPr>
+                <w:rFonts w:ascii="Times New Roman" w:hAnsi="Times New Roman" w:hint="eastAsia"/>
+                <w:sz w:val="21"/>
+                <w:szCs w:val="21"/>
+              </w:rPr>
+              <w:t>.</w:t>
+            </w:r>
+          </w:p>
+          <w:p>
+            <w:pPr>
+              <w:spacing w:beforeLines="35" w:before="126" w:line="280" w:lineRule="exact"/>
+              <w:ind w:left="1026" w:right="9" w:hanging="1026"/>
+              <w:jc w:val="left"/>
+              <w:rPr>
+                <w:rFonts w:ascii="Times New Roman" w:hAnsi="Times New Roman"/>
+                <w:sz w:val="21"/>
+                <w:szCs w:val="21"/>
+              </w:rPr>
+            </w:pPr>
+            <w:proofErr w:type="gramStart"/>
+            <w:r>
+              <w:rPr>
+                <w:rFonts w:ascii="Times New Roman" w:hAnsi="Times New Roman"/>
+                <w:sz w:val="21"/>
+                <w:szCs w:val="21"/>
+              </w:rPr>
+              <w:t>Yuki</w:t>
+            </w:r>
+            <w:proofErr w:type="gramEnd"/>
+            <w:r>
+              <w:rPr>
+                <w:rFonts w:ascii="Times New Roman" w:hAnsi="Times New Roman"/>
+                <w:sz w:val="21"/>
+                <w:szCs w:val="21"/>
+              </w:rPr>
+              <w:tab/>
+              <w:t xml:space="preserve">OK, </w:t>
+            </w:r>
+            <w:r>
+              <w:rPr>
+                <w:rFonts w:ascii="Times New Roman" w:hAnsi="Times New Roman"/>
+                <w:sz w:val="21"/>
+                <w:szCs w:val="21"/>
+              </w:rPr>
+              <w:t>after Belinda’s report</w:t>
+            </w:r>
+            <w:r>
+              <w:rPr>
+                <w:rFonts w:ascii="Times New Roman" w:hAnsi="Times New Roman" w:hint="eastAsia"/>
+                <w:sz w:val="21"/>
+                <w:szCs w:val="21"/>
+              </w:rPr>
+              <w:t>,</w:t>
+            </w:r>
+            <w:r>
+              <w:rPr>
+                <w:rFonts w:ascii="Times New Roman" w:hAnsi="Times New Roman"/>
+                <w:sz w:val="21"/>
+                <w:szCs w:val="21"/>
+              </w:rPr>
+              <w:t xml:space="preserve"> we’ll have a full </w:t>
+            </w:r>
+            <w:proofErr w:type="gramStart"/>
+            <w:r>
+              <w:rPr>
+                <w:rFonts w:ascii="Times New Roman" w:hAnsi="Times New Roman"/>
+                <w:sz w:val="21"/>
+                <w:szCs w:val="21"/>
+              </w:rPr>
+              <w:t>discussion, and</w:t>
+            </w:r>
+            <w:proofErr w:type="gramEnd"/>
+            <w:r>
+              <w:rPr>
+                <w:rFonts w:ascii="Times New Roman" w:hAnsi="Times New Roman"/>
+                <w:sz w:val="21"/>
+                <w:szCs w:val="21"/>
+              </w:rPr>
+              <w:t xml:space="preserve"> then decide </w:t>
+            </w:r>
+            <w:r>
+              <w:rPr>
+                <w:rFonts w:ascii="Times New Roman" w:hAnsi="Times New Roman" w:hint="eastAsia"/>
+                <w:sz w:val="21"/>
+                <w:szCs w:val="21"/>
+              </w:rPr>
+              <w:t>if the idea merits development into a proposal to Mr. Koike.</w:t>
+            </w:r>
+            <w:r>
+              <w:rPr>
+                <w:rFonts w:ascii="Times New Roman" w:hAnsi="Times New Roman"/>
+                <w:sz w:val="21"/>
+                <w:szCs w:val="21"/>
+              </w:rPr>
+              <w:t xml:space="preserve"> All agreed? </w:t>
+            </w:r>
+          </w:p>
+          <w:p>
+            <w:pPr>
+              <w:spacing w:beforeLines="35" w:before="126" w:line="280" w:lineRule="exact"/>
+              <w:ind w:left="1026" w:right="9" w:hanging="1026"/>
+              <w:jc w:val="left"/>
+              <w:rPr>
+                <w:rFonts w:ascii="Times New Roman" w:hAnsi="Times New Roman"/>
+                <w:sz w:val="21"/>
+                <w:szCs w:val="21"/>
+              </w:rPr>
+            </w:pPr>
+            <w:r>
+              <w:rPr>
+                <w:rFonts w:ascii="Times New Roman" w:hAnsi="Times New Roman"/>
+                <w:sz w:val="21"/>
+                <w:szCs w:val="21"/>
+              </w:rPr>
+              <w:t>Everyone</w:t>
+            </w:r>
+            <w:r>
+              <w:rPr>
+                <w:rFonts w:ascii="Times New Roman" w:hAnsi="Times New Roman"/>
+                <w:sz w:val="21"/>
+                <w:szCs w:val="21"/>
+              </w:rPr>
+              <w:tab/>
+              <w:t>Yes. / Fine. / Agreed.</w:t>
+            </w:r>
+          </w:p>
+          <w:p>
+            <w:pPr>
+              <w:spacing w:beforeLines="35" w:before="126" w:line="280" w:lineRule="exact"/>
+              <w:ind w:left="1026" w:right="9" w:hanging="1026"/>
+              <w:jc w:val="left"/>
+              <w:rPr>
+                <w:rFonts w:ascii="Times New Roman" w:hAnsi="Times New Roman"/>
+                <w:sz w:val="21"/>
+                <w:szCs w:val="21"/>
+              </w:rPr>
+            </w:pPr>
+            <w:r>
+              <w:rPr>
+                <w:rFonts w:ascii="Times New Roman" w:hAnsi="Times New Roman"/>
+                <w:sz w:val="21"/>
+                <w:szCs w:val="21"/>
+              </w:rPr>
+              <w:t>Yuki</w:t>
+            </w:r>
+            <w:r>
+              <w:rPr>
+                <w:rFonts w:ascii="Times New Roman" w:hAnsi="Times New Roman"/>
+                <w:sz w:val="21"/>
+                <w:szCs w:val="21"/>
+              </w:rPr>
+              <w:tab/>
+              <w:t>Ter</w:t>
+            </w:r>
+            <w:r>
+              <w:rPr>
+                <w:rFonts w:ascii="Times New Roman" w:hAnsi="Times New Roman"/>
+                <w:sz w:val="21"/>
+                <w:szCs w:val="21"/>
+              </w:rPr>
+              <w:t>ry</w:t>
+            </w:r>
+          </w:p>
+          <w:p>
+            <w:pPr>
+              <w:spacing w:beforeLines="35" w:before="126" w:line="280" w:lineRule="exact"/>
+              <w:ind w:left="1026" w:right="9" w:hanging="1026"/>
+              <w:jc w:val="left"/>
+              <w:rPr>
+                <w:rFonts w:ascii="Times New Roman" w:hAnsi="Times New Roman"/>
+                <w:sz w:val="21"/>
+                <w:szCs w:val="21"/>
+              </w:rPr>
+            </w:pPr>
+            <w:r>
+              <w:rPr>
+                <w:rFonts w:ascii="Times New Roman" w:hAnsi="Times New Roman"/>
+                <w:sz w:val="21"/>
+                <w:szCs w:val="21"/>
+              </w:rPr>
+              <w:lastRenderedPageBreak/>
+              <w:t>Terry</w:t>
+            </w:r>
+            <w:r>
+              <w:rPr>
+                <w:rFonts w:ascii="Times New Roman" w:hAnsi="Times New Roman"/>
+                <w:sz w:val="21"/>
+                <w:szCs w:val="21"/>
+              </w:rPr>
+              <w:tab/>
+              <w:t>Yes, sorry. That makes sense.</w:t>
+            </w:r>
+          </w:p>
+          <w:p>
+            <w:pPr>
+              <w:spacing w:beforeLines="35" w:before="126" w:line="280" w:lineRule="exact"/>
+              <w:ind w:left="1026" w:right="9" w:hanging="1026"/>
+              <w:jc w:val="left"/>
+              <w:rPr>
+                <w:rFonts w:ascii="Times New Roman" w:hAnsi="Times New Roman"/>
+                <w:sz w:val="21"/>
+                <w:szCs w:val="21"/>
+              </w:rPr>
+            </w:pPr>
+            <w:r>
+              <w:rPr>
+                <w:rFonts w:ascii="Times New Roman" w:hAnsi="Times New Roman"/>
+                <w:sz w:val="21"/>
+                <w:szCs w:val="21"/>
+              </w:rPr>
+              <w:t>Yuki</w:t>
+            </w:r>
+            <w:r>
+              <w:rPr>
+                <w:rFonts w:ascii="Times New Roman" w:hAnsi="Times New Roman"/>
+                <w:sz w:val="21"/>
+                <w:szCs w:val="21"/>
+              </w:rPr>
+              <w:tab/>
+              <w:t xml:space="preserve">Good. Mai will be taking notes and after the </w:t>
+            </w:r>
+            <w:r>
+              <w:rPr>
+                <w:rFonts w:ascii="Times New Roman" w:hAnsi="Times New Roman" w:hint="eastAsia"/>
+                <w:sz w:val="21"/>
+                <w:szCs w:val="21"/>
+              </w:rPr>
+              <w:t>m</w:t>
+            </w:r>
+            <w:r>
+              <w:rPr>
+                <w:rFonts w:ascii="Times New Roman" w:hAnsi="Times New Roman"/>
+                <w:sz w:val="21"/>
+                <w:szCs w:val="21"/>
+              </w:rPr>
+              <w:t>eeting</w:t>
+            </w:r>
+            <w:r>
+              <w:rPr>
+                <w:rFonts w:ascii="Times New Roman" w:hAnsi="Times New Roman" w:hint="eastAsia"/>
+                <w:sz w:val="21"/>
+                <w:szCs w:val="21"/>
+              </w:rPr>
+              <w:t>,</w:t>
+            </w:r>
+            <w:r>
+              <w:rPr>
+                <w:rFonts w:ascii="Times New Roman" w:hAnsi="Times New Roman"/>
+                <w:sz w:val="21"/>
+                <w:szCs w:val="21"/>
+              </w:rPr>
+              <w:t xml:space="preserve"> she’ll prepare the report for Mr. Koike. </w:t>
+            </w:r>
+            <w:r>
+              <w:rPr>
+                <w:rFonts w:ascii="Times New Roman" w:hAnsi="Times New Roman" w:hint="eastAsia"/>
+                <w:sz w:val="21"/>
+                <w:szCs w:val="21"/>
+              </w:rPr>
+              <w:t>W</w:t>
+            </w:r>
+            <w:r>
+              <w:rPr>
+                <w:rFonts w:ascii="Times New Roman" w:hAnsi="Times New Roman"/>
+                <w:sz w:val="21"/>
+                <w:szCs w:val="21"/>
+              </w:rPr>
+              <w:t xml:space="preserve">e need to wrap up today just before three-thirty because another department has booked this room. </w:t>
+            </w:r>
+          </w:p>
+          <w:p>
+            <w:pPr>
+              <w:spacing w:beforeLines="35" w:before="126" w:line="280" w:lineRule="exact"/>
+              <w:ind w:left="1026" w:right="9" w:hanging="1026"/>
+              <w:jc w:val="left"/>
+              <w:rPr>
+                <w:rFonts w:ascii="Times New Roman" w:hAnsi="Times New Roman"/>
+                <w:sz w:val="21"/>
+                <w:szCs w:val="21"/>
+              </w:rPr>
+            </w:pPr>
+            <w:r>
+              <w:rPr>
+                <w:rFonts w:ascii="Times New Roman" w:hAnsi="Times New Roman"/>
+                <w:sz w:val="21"/>
+                <w:szCs w:val="21"/>
+              </w:rPr>
+              <w:t>Dieter</w:t>
+            </w:r>
+            <w:r>
+              <w:rPr>
+                <w:rFonts w:ascii="Times New Roman" w:hAnsi="Times New Roman"/>
+                <w:sz w:val="21"/>
+                <w:szCs w:val="21"/>
+              </w:rPr>
+              <w:tab/>
+            </w:r>
+            <w:r>
+              <w:rPr>
+                <w:rFonts w:ascii="Times New Roman" w:hAnsi="Times New Roman"/>
+                <w:sz w:val="18"/>
+                <w:szCs w:val="18"/>
+              </w:rPr>
+              <w:t>(Arriving late)</w:t>
+            </w:r>
+            <w:r>
+              <w:rPr>
+                <w:rFonts w:ascii="Times New Roman" w:hAnsi="Times New Roman"/>
+                <w:sz w:val="21"/>
+                <w:szCs w:val="21"/>
+              </w:rPr>
+              <w:t xml:space="preserve"> Sorry to be late, everyone. I just got off the phone with P-B Cable. </w:t>
+            </w:r>
+          </w:p>
+          <w:p>
+            <w:pPr>
+              <w:spacing w:beforeLines="35" w:before="126" w:line="280" w:lineRule="exact"/>
+              <w:ind w:left="1026" w:right="9" w:hanging="1026"/>
+              <w:jc w:val="left"/>
+              <w:rPr>
+                <w:rFonts w:ascii="Times New Roman" w:hAnsi="Times New Roman"/>
+                <w:sz w:val="21"/>
+                <w:szCs w:val="21"/>
+              </w:rPr>
+            </w:pPr>
+            <w:r>
+              <w:rPr>
+                <w:rFonts w:ascii="Times New Roman" w:hAnsi="Times New Roman"/>
+                <w:sz w:val="21"/>
+                <w:szCs w:val="21"/>
+              </w:rPr>
+              <w:t>Yuki</w:t>
+            </w:r>
+            <w:r>
+              <w:rPr>
+                <w:rFonts w:ascii="Times New Roman" w:hAnsi="Times New Roman"/>
+                <w:sz w:val="21"/>
+                <w:szCs w:val="21"/>
+              </w:rPr>
+              <w:tab/>
+              <w:t>Thanks for joining us. We’re just getting started.</w:t>
+            </w:r>
+          </w:p>
+          <w:p>
+            <w:pPr>
+              <w:spacing w:beforeLines="35" w:before="126" w:line="280" w:lineRule="exact"/>
+              <w:ind w:left="1026" w:right="9" w:hanging="1026"/>
+              <w:jc w:val="left"/>
+              <w:rPr>
+                <w:rFonts w:ascii="Times New Roman" w:hAnsi="Times New Roman"/>
+                <w:sz w:val="21"/>
+                <w:szCs w:val="21"/>
+              </w:rPr>
+            </w:pPr>
+            <w:r>
+              <w:rPr>
+                <w:rFonts w:ascii="Times New Roman" w:hAnsi="Times New Roman"/>
+                <w:sz w:val="21"/>
+                <w:szCs w:val="21"/>
+              </w:rPr>
+              <w:t>Bob</w:t>
+            </w:r>
+            <w:r>
+              <w:rPr>
+                <w:rFonts w:ascii="Times New Roman" w:hAnsi="Times New Roman"/>
+                <w:sz w:val="21"/>
+                <w:szCs w:val="21"/>
+              </w:rPr>
+              <w:tab/>
+              <w:t>How are things with P-B?</w:t>
+            </w:r>
+          </w:p>
+          <w:p>
+            <w:pPr>
+              <w:spacing w:beforeLines="35" w:before="126" w:line="280" w:lineRule="exact"/>
+              <w:ind w:left="1026" w:right="9" w:hanging="1026"/>
+              <w:jc w:val="left"/>
+              <w:rPr>
+                <w:rFonts w:ascii="Times New Roman" w:hAnsi="Times New Roman"/>
+                <w:sz w:val="21"/>
+                <w:szCs w:val="21"/>
+              </w:rPr>
+            </w:pPr>
+            <w:proofErr w:type="gramStart"/>
+            <w:r>
+              <w:rPr>
+                <w:rFonts w:ascii="Times New Roman" w:hAnsi="Times New Roman"/>
+                <w:sz w:val="21"/>
+                <w:szCs w:val="21"/>
+              </w:rPr>
+              <w:t>Dieter</w:t>
+            </w:r>
+            <w:r>
+              <w:rPr>
+                <w:rFonts w:ascii="Times New Roman" w:hAnsi="Times New Roman"/>
+                <w:sz w:val="21"/>
+                <w:szCs w:val="21"/>
+              </w:rPr>
+              <w:tab/>
+              <w:t>Well</w:t>
+            </w:r>
+            <w:proofErr w:type="gramEnd"/>
+            <w:r>
+              <w:rPr>
+                <w:rFonts w:ascii="Times New Roman" w:hAnsi="Times New Roman"/>
+                <w:sz w:val="21"/>
+                <w:szCs w:val="21"/>
+              </w:rPr>
+              <w:t>, they want to change the terms of the contract</w:t>
+            </w:r>
+            <w:r>
+              <w:rPr>
+                <w:rFonts w:ascii="Times New Roman" w:hAnsi="Times New Roman" w:hint="eastAsia"/>
+                <w:sz w:val="21"/>
+                <w:szCs w:val="21"/>
+              </w:rPr>
+              <w:t>.</w:t>
+            </w:r>
+          </w:p>
+          <w:p>
+            <w:pPr>
+              <w:spacing w:beforeLines="35" w:before="126" w:line="280" w:lineRule="exact"/>
+              <w:ind w:left="1026" w:right="9" w:hanging="1026"/>
+              <w:jc w:val="left"/>
+              <w:rPr>
+                <w:rFonts w:ascii="Times New Roman" w:hAnsi="Times New Roman"/>
+                <w:sz w:val="21"/>
+                <w:szCs w:val="21"/>
+              </w:rPr>
+            </w:pPr>
+            <w:r>
+              <w:rPr>
+                <w:rFonts w:ascii="Times New Roman" w:hAnsi="Times New Roman" w:hint="eastAsia"/>
+                <w:sz w:val="21"/>
+                <w:szCs w:val="21"/>
+              </w:rPr>
+              <w:t>Bob</w:t>
+            </w:r>
+            <w:r>
+              <w:rPr>
+                <w:rFonts w:ascii="Times New Roman" w:hAnsi="Times New Roman"/>
+                <w:sz w:val="21"/>
+                <w:szCs w:val="21"/>
+              </w:rPr>
+              <w:tab/>
+            </w:r>
+            <w:r>
+              <w:rPr>
+                <w:rFonts w:ascii="Times New Roman" w:hAnsi="Times New Roman" w:hint="eastAsia"/>
+                <w:sz w:val="21"/>
+                <w:szCs w:val="21"/>
+              </w:rPr>
+              <w:t xml:space="preserve">What? Change the terms now? </w:t>
+            </w:r>
+          </w:p>
+          <w:p>
+            <w:pPr>
+              <w:spacing w:beforeLines="35" w:before="126" w:line="280" w:lineRule="exact"/>
+              <w:ind w:left="1026" w:right="9" w:hanging="1026"/>
+              <w:jc w:val="left"/>
+              <w:rPr>
+                <w:rFonts w:ascii="Times New Roman" w:hAnsi="Times New Roman"/>
+                <w:sz w:val="21"/>
+                <w:szCs w:val="21"/>
+              </w:rPr>
+            </w:pPr>
+            <w:r>
+              <w:rPr>
+                <w:rFonts w:ascii="Times New Roman" w:hAnsi="Times New Roman"/>
+                <w:sz w:val="21"/>
+                <w:szCs w:val="21"/>
+              </w:rPr>
+              <w:t>Dieter</w:t>
+            </w:r>
+            <w:r>
+              <w:rPr>
+                <w:rFonts w:ascii="Times New Roman" w:hAnsi="Times New Roman"/>
+                <w:sz w:val="21"/>
+                <w:szCs w:val="21"/>
+              </w:rPr>
+              <w:tab/>
+            </w:r>
+            <w:r>
+              <w:rPr>
+                <w:rFonts w:ascii="Times New Roman" w:hAnsi="Times New Roman" w:hint="eastAsia"/>
+                <w:sz w:val="21"/>
+                <w:szCs w:val="21"/>
+              </w:rPr>
+              <w:t xml:space="preserve">Yes, </w:t>
+            </w:r>
+            <w:proofErr w:type="gramStart"/>
+            <w:r>
+              <w:rPr>
+                <w:rFonts w:ascii="Times New Roman" w:hAnsi="Times New Roman" w:hint="eastAsia"/>
+                <w:sz w:val="21"/>
+                <w:szCs w:val="21"/>
+              </w:rPr>
+              <w:t>They</w:t>
+            </w:r>
+            <w:proofErr w:type="gramEnd"/>
+            <w:r>
+              <w:rPr>
+                <w:rFonts w:ascii="Times New Roman" w:hAnsi="Times New Roman" w:hint="eastAsia"/>
+                <w:sz w:val="21"/>
+                <w:szCs w:val="21"/>
+              </w:rPr>
+              <w:t xml:space="preserve"> said that</w:t>
+            </w:r>
+            <w:r>
+              <w:rPr>
+                <w:rFonts w:ascii="Times New Roman" w:hAnsi="Times New Roman"/>
+                <w:sz w:val="21"/>
+                <w:szCs w:val="21"/>
+              </w:rPr>
+              <w:t>…</w:t>
+            </w:r>
+          </w:p>
+          <w:p>
+            <w:pPr>
+              <w:spacing w:beforeLines="35" w:before="126" w:line="280" w:lineRule="exact"/>
+              <w:ind w:left="1026" w:right="9" w:hanging="1026"/>
+              <w:jc w:val="left"/>
+              <w:rPr>
+                <w:rFonts w:ascii="Times New Roman" w:hAnsi="Times New Roman"/>
+                <w:sz w:val="21"/>
+                <w:szCs w:val="21"/>
+              </w:rPr>
+            </w:pPr>
+            <w:r>
+              <w:rPr>
+                <w:rFonts w:ascii="Times New Roman" w:hAnsi="Times New Roman"/>
+                <w:sz w:val="21"/>
+                <w:szCs w:val="21"/>
+              </w:rPr>
+              <w:t>Yuki</w:t>
+            </w:r>
+            <w:r>
+              <w:rPr>
+                <w:rFonts w:ascii="Times New Roman" w:hAnsi="Times New Roman"/>
+                <w:sz w:val="21"/>
+                <w:szCs w:val="21"/>
+              </w:rPr>
+              <w:tab/>
+              <w:t xml:space="preserve">Excuse me, Dieter. I know the P-B contract is </w:t>
+            </w:r>
+            <w:proofErr w:type="gramStart"/>
+            <w:r>
+              <w:rPr>
+                <w:rFonts w:ascii="Times New Roman" w:hAnsi="Times New Roman"/>
+                <w:sz w:val="21"/>
+                <w:szCs w:val="21"/>
+              </w:rPr>
+              <w:t>important</w:t>
+            </w:r>
+            <w:proofErr w:type="gramEnd"/>
+            <w:r>
+              <w:rPr>
+                <w:rFonts w:ascii="Times New Roman" w:hAnsi="Times New Roman"/>
+                <w:sz w:val="21"/>
+                <w:szCs w:val="21"/>
+              </w:rPr>
+              <w:t xml:space="preserve"> but we can’t discuss it now. </w:t>
+            </w:r>
+            <w:r>
+              <w:rPr>
+                <w:rFonts w:ascii="Times New Roman" w:hAnsi="Times New Roman" w:hint="eastAsia"/>
+                <w:sz w:val="21"/>
+                <w:szCs w:val="21"/>
+              </w:rPr>
+              <w:t>This meeting is about micro-</w:t>
+            </w:r>
+            <w:proofErr w:type="gramStart"/>
+            <w:r>
+              <w:rPr>
+                <w:rFonts w:ascii="Times New Roman" w:hAnsi="Times New Roman" w:hint="eastAsia"/>
+                <w:sz w:val="21"/>
+                <w:szCs w:val="21"/>
+              </w:rPr>
+              <w:t>financing</w:t>
+            </w:r>
+            <w:proofErr w:type="gramEnd"/>
+            <w:r>
+              <w:rPr>
+                <w:rFonts w:ascii="Times New Roman" w:hAnsi="Times New Roman" w:hint="eastAsia"/>
+                <w:sz w:val="21"/>
+                <w:szCs w:val="21"/>
+              </w:rPr>
+              <w:t xml:space="preserve"> and we </w:t>
+            </w:r>
+            <w:proofErr w:type="gramStart"/>
+            <w:r>
+              <w:rPr>
+                <w:rFonts w:ascii="Times New Roman" w:hAnsi="Times New Roman" w:hint="eastAsia"/>
+                <w:sz w:val="21"/>
+                <w:szCs w:val="21"/>
+              </w:rPr>
+              <w:t>have to</w:t>
+            </w:r>
+            <w:proofErr w:type="gramEnd"/>
+            <w:r>
+              <w:rPr>
+                <w:rFonts w:ascii="Times New Roman" w:hAnsi="Times New Roman" w:hint="eastAsia"/>
+                <w:sz w:val="21"/>
+                <w:szCs w:val="21"/>
+              </w:rPr>
+              <w:t xml:space="preserve"> finish by 15:30. Can you set up another meeting about P-B?</w:t>
+            </w:r>
+          </w:p>
+          <w:p>
+            <w:pPr>
+              <w:spacing w:beforeLines="35" w:before="126" w:line="280" w:lineRule="exact"/>
+              <w:ind w:left="1026" w:right="9" w:hanging="1026"/>
+              <w:jc w:val="left"/>
+              <w:rPr>
+                <w:rFonts w:ascii="Times New Roman" w:hAnsi="Times New Roman"/>
+                <w:sz w:val="21"/>
+                <w:szCs w:val="21"/>
+              </w:rPr>
+            </w:pPr>
+            <w:proofErr w:type="gramStart"/>
+            <w:r>
+              <w:rPr>
+                <w:rFonts w:ascii="Times New Roman" w:hAnsi="Times New Roman" w:hint="eastAsia"/>
+                <w:sz w:val="21"/>
+                <w:szCs w:val="21"/>
+              </w:rPr>
+              <w:t>Dieter</w:t>
+            </w:r>
+            <w:r>
+              <w:rPr>
+                <w:rFonts w:ascii="Times New Roman" w:hAnsi="Times New Roman"/>
+                <w:sz w:val="21"/>
+                <w:szCs w:val="21"/>
+              </w:rPr>
+              <w:tab/>
+            </w:r>
+            <w:r>
+              <w:rPr>
+                <w:rFonts w:ascii="Times New Roman" w:hAnsi="Times New Roman" w:hint="eastAsia"/>
+                <w:sz w:val="21"/>
+                <w:szCs w:val="21"/>
+              </w:rPr>
+              <w:t>Sorry</w:t>
+            </w:r>
+            <w:proofErr w:type="gramEnd"/>
+            <w:r>
+              <w:rPr>
+                <w:rFonts w:ascii="Times New Roman" w:hAnsi="Times New Roman" w:hint="eastAsia"/>
+                <w:sz w:val="21"/>
+                <w:szCs w:val="21"/>
+              </w:rPr>
+              <w:t>. I can do that</w:t>
+            </w:r>
+            <w:r>
+              <w:rPr>
+                <w:rFonts w:ascii="Times New Roman" w:hAnsi="Times New Roman"/>
+                <w:sz w:val="21"/>
+                <w:szCs w:val="21"/>
+              </w:rPr>
+              <w:t>.</w:t>
+            </w:r>
+          </w:p>
+          <w:p>
+            <w:pPr>
+              <w:spacing w:beforeLines="35" w:before="126" w:line="280" w:lineRule="exact"/>
+              <w:ind w:left="1026" w:right="9" w:hanging="1026"/>
+              <w:jc w:val="left"/>
+              <w:rPr>
+                <w:rFonts w:ascii="Times New Roman" w:hAnsi="Times New Roman"/>
+                <w:sz w:val="21"/>
+                <w:szCs w:val="21"/>
+              </w:rPr>
+            </w:pPr>
+            <w:r>
+              <w:rPr>
+                <w:rFonts w:ascii="Times New Roman" w:hAnsi="Times New Roman"/>
+                <w:sz w:val="21"/>
+                <w:szCs w:val="21"/>
+              </w:rPr>
+              <w:t>Yuki</w:t>
+            </w:r>
+            <w:r>
+              <w:rPr>
+                <w:rFonts w:ascii="Times New Roman" w:hAnsi="Times New Roman"/>
+                <w:sz w:val="21"/>
+                <w:szCs w:val="21"/>
+              </w:rPr>
+              <w:tab/>
+              <w:t>Thank you. So</w:t>
+            </w:r>
+            <w:r>
+              <w:rPr>
+                <w:rFonts w:ascii="Times New Roman" w:hAnsi="Times New Roman" w:hint="eastAsia"/>
+                <w:sz w:val="21"/>
+                <w:szCs w:val="21"/>
+              </w:rPr>
+              <w:t>,</w:t>
+            </w:r>
+            <w:r>
+              <w:rPr>
+                <w:rFonts w:ascii="Times New Roman" w:hAnsi="Times New Roman"/>
+                <w:sz w:val="21"/>
+                <w:szCs w:val="21"/>
+              </w:rPr>
+              <w:t xml:space="preserve"> Belinda, if you please. Could we have your report on micro-financing?</w:t>
+            </w:r>
+          </w:p>
+          <w:p>
+            <w:pPr>
+              <w:spacing w:beforeLines="35" w:before="126" w:line="280" w:lineRule="exact"/>
+              <w:ind w:left="1026" w:right="9" w:hanging="1026"/>
+              <w:jc w:val="left"/>
+              <w:rPr>
+                <w:rFonts w:ascii="Times New Roman" w:hAnsi="Times New Roman"/>
+                <w:sz w:val="21"/>
+                <w:szCs w:val="21"/>
+              </w:rPr>
+            </w:pPr>
+            <w:r>
+              <w:rPr>
+                <w:rFonts w:ascii="Times New Roman" w:hAnsi="Times New Roman"/>
+                <w:sz w:val="21"/>
+                <w:szCs w:val="21"/>
+              </w:rPr>
+              <w:t>Belinda</w:t>
+            </w:r>
+            <w:r>
+              <w:rPr>
+                <w:rFonts w:ascii="Times New Roman" w:hAnsi="Times New Roman"/>
+                <w:sz w:val="21"/>
+                <w:szCs w:val="21"/>
+              </w:rPr>
+              <w:tab/>
+              <w:t>Thanks, Yuki. Good morning, everyone. First, I’d like to say that I understand Terry’</w:t>
+            </w:r>
+            <w:r>
+              <w:rPr>
+                <w:rFonts w:ascii="Times New Roman" w:hAnsi="Times New Roman" w:hint="eastAsia"/>
+                <w:sz w:val="21"/>
+                <w:szCs w:val="21"/>
+              </w:rPr>
+              <w:t>s</w:t>
+            </w:r>
+            <w:r>
+              <w:rPr>
+                <w:rFonts w:ascii="Times New Roman" w:hAnsi="Times New Roman"/>
+                <w:sz w:val="21"/>
+                <w:szCs w:val="21"/>
+              </w:rPr>
+              <w:t xml:space="preserve"> concern</w:t>
+            </w:r>
+            <w:r>
+              <w:rPr>
+                <w:rFonts w:ascii="Times New Roman" w:hAnsi="Times New Roman" w:hint="eastAsia"/>
+                <w:sz w:val="21"/>
+                <w:szCs w:val="21"/>
+              </w:rPr>
+              <w:t>,</w:t>
+            </w:r>
+            <w:r>
+              <w:rPr>
+                <w:rFonts w:ascii="Times New Roman" w:hAnsi="Times New Roman"/>
+                <w:sz w:val="21"/>
+                <w:szCs w:val="21"/>
+              </w:rPr>
+              <w:t xml:space="preserve"> too. </w:t>
+            </w:r>
+            <w:r>
+              <w:rPr>
+                <w:rFonts w:ascii="Times New Roman" w:hAnsi="Times New Roman" w:hint="eastAsia"/>
+                <w:sz w:val="21"/>
+                <w:szCs w:val="21"/>
+              </w:rPr>
+              <w:t>However,</w:t>
+            </w:r>
+            <w:r>
+              <w:rPr>
+                <w:rFonts w:ascii="Times New Roman" w:hAnsi="Times New Roman"/>
+                <w:sz w:val="21"/>
+                <w:szCs w:val="21"/>
+              </w:rPr>
+              <w:t xml:space="preserve"> I really think that micro-financing has business potential for us</w:t>
+            </w:r>
+            <w:r>
+              <w:rPr>
+                <w:rFonts w:ascii="Times New Roman" w:hAnsi="Times New Roman" w:hint="eastAsia"/>
+                <w:sz w:val="21"/>
+                <w:szCs w:val="21"/>
+              </w:rPr>
+              <w:t xml:space="preserve">. </w:t>
+            </w:r>
+            <w:r>
+              <w:rPr>
+                <w:rFonts w:ascii="Times New Roman" w:hAnsi="Times New Roman"/>
+                <w:sz w:val="21"/>
+                <w:szCs w:val="21"/>
+              </w:rPr>
+              <w:t xml:space="preserve">Let me highlight the main ideas and then I’d like to hear your </w:t>
+            </w:r>
+            <w:r>
+              <w:rPr>
+                <w:rFonts w:ascii="Times New Roman" w:hAnsi="Times New Roman" w:hint="eastAsia"/>
+                <w:sz w:val="21"/>
+                <w:szCs w:val="21"/>
+              </w:rPr>
+              <w:t>thoughts</w:t>
+            </w:r>
+            <w:r>
+              <w:rPr>
+                <w:rFonts w:ascii="Times New Roman" w:hAnsi="Times New Roman"/>
+                <w:sz w:val="21"/>
+                <w:szCs w:val="21"/>
+              </w:rPr>
+              <w:t>.</w:t>
+            </w:r>
+          </w:p>
+          <w:p>
+            <w:pPr>
+              <w:spacing w:beforeLines="35" w:before="126" w:line="280" w:lineRule="exact"/>
+              <w:ind w:left="1026" w:right="9" w:hanging="1026"/>
+              <w:jc w:val="left"/>
+              <w:rPr>
+                <w:rFonts w:ascii="Times New Roman" w:hAnsi="Times New Roman"/>
+                <w:sz w:val="21"/>
+                <w:szCs w:val="21"/>
+              </w:rPr>
+            </w:pPr>
+            <w:r>
+              <w:rPr>
+                <w:rFonts w:ascii="Times New Roman" w:hAnsi="Times New Roman"/>
+                <w:sz w:val="21"/>
+                <w:szCs w:val="21"/>
+              </w:rPr>
+              <w:tab/>
+              <w:t>Every month</w:t>
+            </w:r>
+            <w:r>
+              <w:rPr>
+                <w:rFonts w:ascii="Times New Roman" w:hAnsi="Times New Roman" w:hint="eastAsia"/>
+                <w:sz w:val="21"/>
+                <w:szCs w:val="21"/>
+              </w:rPr>
+              <w:t>,</w:t>
+            </w:r>
+            <w:r>
+              <w:rPr>
+                <w:rFonts w:ascii="Times New Roman" w:hAnsi="Times New Roman"/>
+                <w:sz w:val="21"/>
+                <w:szCs w:val="21"/>
+              </w:rPr>
+              <w:t xml:space="preserve"> overseas workers all over the world remit billions of dollars to their home countries. This is a huge market that we could develop here and overseas. </w:t>
+            </w:r>
+          </w:p>
+          <w:p>
+            <w:pPr>
+              <w:spacing w:beforeLines="35" w:before="126" w:line="280" w:lineRule="exact"/>
+              <w:ind w:left="1026" w:right="9" w:hanging="1026"/>
+              <w:jc w:val="left"/>
+              <w:rPr>
+                <w:rFonts w:ascii="Times New Roman" w:hAnsi="Times New Roman"/>
+                <w:sz w:val="21"/>
+                <w:szCs w:val="21"/>
+              </w:rPr>
+            </w:pPr>
+            <w:r>
+              <w:rPr>
+                <w:rFonts w:ascii="Times New Roman" w:hAnsi="Times New Roman"/>
+                <w:sz w:val="21"/>
+                <w:szCs w:val="21"/>
+              </w:rPr>
+              <w:tab/>
+              <w:t xml:space="preserve">The first step is to offer foreign workers in this country a special account that includes a </w:t>
+            </w:r>
+            <w:proofErr w:type="gramStart"/>
+            <w:r>
+              <w:rPr>
+                <w:rFonts w:ascii="Times New Roman" w:hAnsi="Times New Roman"/>
+                <w:sz w:val="21"/>
+                <w:szCs w:val="21"/>
+              </w:rPr>
+              <w:t>low cost</w:t>
+            </w:r>
+            <w:proofErr w:type="gramEnd"/>
+            <w:r>
+              <w:rPr>
+                <w:rFonts w:ascii="Times New Roman" w:hAnsi="Times New Roman"/>
+                <w:sz w:val="21"/>
+                <w:szCs w:val="21"/>
+              </w:rPr>
+              <w:t xml:space="preserve"> remittance service to accounts in their home countries. This would simplify the transfer for the workers and increase the number of depositors for us. It would also give us tie-ups with banks in overseas markets. </w:t>
+            </w:r>
+          </w:p>
+          <w:p>
+            <w:pPr>
+              <w:spacing w:beforeLines="35" w:before="126" w:line="280" w:lineRule="exact"/>
+              <w:ind w:left="1026" w:right="9" w:hanging="1026"/>
+              <w:jc w:val="left"/>
+              <w:rPr>
+                <w:rFonts w:ascii="Times New Roman" w:hAnsi="Times New Roman"/>
+                <w:sz w:val="21"/>
+                <w:szCs w:val="21"/>
+              </w:rPr>
+            </w:pPr>
+            <w:r>
+              <w:rPr>
+                <w:rFonts w:ascii="Times New Roman" w:hAnsi="Times New Roman"/>
+                <w:sz w:val="21"/>
+                <w:szCs w:val="21"/>
+              </w:rPr>
+              <w:tab/>
+              <w:t xml:space="preserve">The next step would be to offer micro-financing to depositors with good track records. Their families </w:t>
+            </w:r>
+            <w:r>
+              <w:rPr>
+                <w:rFonts w:ascii="Times New Roman" w:hAnsi="Times New Roman" w:hint="eastAsia"/>
+                <w:sz w:val="21"/>
+                <w:szCs w:val="21"/>
+              </w:rPr>
+              <w:t>c</w:t>
+            </w:r>
+            <w:r>
+              <w:rPr>
+                <w:rFonts w:ascii="Times New Roman" w:hAnsi="Times New Roman"/>
+                <w:sz w:val="21"/>
+                <w:szCs w:val="21"/>
+              </w:rPr>
+              <w:t xml:space="preserve">ould use the loans to develop their farms or businesses. </w:t>
+            </w:r>
+            <w:r>
+              <w:rPr>
+                <w:rFonts w:ascii="Times New Roman" w:hAnsi="Times New Roman" w:hint="eastAsia"/>
+                <w:sz w:val="21"/>
+                <w:szCs w:val="21"/>
+              </w:rPr>
+              <w:t>After that we</w:t>
+            </w:r>
+            <w:r>
+              <w:rPr>
+                <w:rFonts w:ascii="Times New Roman" w:hAnsi="Times New Roman"/>
+                <w:sz w:val="21"/>
+                <w:szCs w:val="21"/>
+              </w:rPr>
+              <w:t xml:space="preserve"> </w:t>
+            </w:r>
+            <w:r>
+              <w:rPr>
+                <w:rFonts w:ascii="Times New Roman" w:hAnsi="Times New Roman" w:hint="eastAsia"/>
+                <w:sz w:val="21"/>
+                <w:szCs w:val="21"/>
+              </w:rPr>
+              <w:t>c</w:t>
+            </w:r>
+            <w:r>
+              <w:rPr>
+                <w:rFonts w:ascii="Times New Roman" w:hAnsi="Times New Roman"/>
+                <w:sz w:val="21"/>
+                <w:szCs w:val="21"/>
+              </w:rPr>
+              <w:t xml:space="preserve">ould offer micro-financing </w:t>
+            </w:r>
+            <w:r>
+              <w:rPr>
+                <w:rFonts w:ascii="Times New Roman" w:hAnsi="Times New Roman" w:hint="eastAsia"/>
+                <w:sz w:val="21"/>
+                <w:szCs w:val="21"/>
+              </w:rPr>
+              <w:t xml:space="preserve">to </w:t>
+            </w:r>
+            <w:r>
+              <w:rPr>
+                <w:rFonts w:ascii="Times New Roman" w:hAnsi="Times New Roman"/>
+                <w:sz w:val="21"/>
+                <w:szCs w:val="21"/>
+              </w:rPr>
+              <w:t>communit</w:t>
+            </w:r>
+            <w:r>
+              <w:rPr>
+                <w:rFonts w:ascii="Times New Roman" w:hAnsi="Times New Roman" w:hint="eastAsia"/>
+                <w:sz w:val="21"/>
+                <w:szCs w:val="21"/>
+              </w:rPr>
+              <w:t>ies</w:t>
+            </w:r>
+            <w:r>
+              <w:rPr>
+                <w:rFonts w:ascii="Times New Roman" w:hAnsi="Times New Roman"/>
+                <w:sz w:val="21"/>
+                <w:szCs w:val="21"/>
+              </w:rPr>
+              <w:t xml:space="preserve"> for infrastructure projects</w:t>
+            </w:r>
+            <w:r>
+              <w:rPr>
+                <w:rFonts w:ascii="Times New Roman" w:hAnsi="Times New Roman" w:hint="eastAsia"/>
+                <w:sz w:val="21"/>
+                <w:szCs w:val="21"/>
+              </w:rPr>
+              <w:t xml:space="preserve"> such as </w:t>
+            </w:r>
+            <w:r>
+              <w:rPr>
+                <w:rFonts w:ascii="Times New Roman" w:hAnsi="Times New Roman"/>
+                <w:sz w:val="21"/>
+                <w:szCs w:val="21"/>
+              </w:rPr>
+              <w:t xml:space="preserve">water, sanitation, </w:t>
+            </w:r>
+            <w:r>
+              <w:rPr>
+                <w:rFonts w:ascii="Times New Roman" w:hAnsi="Times New Roman" w:hint="eastAsia"/>
+                <w:sz w:val="21"/>
+                <w:szCs w:val="21"/>
+              </w:rPr>
+              <w:t xml:space="preserve">and </w:t>
+            </w:r>
+            <w:r>
+              <w:rPr>
+                <w:rFonts w:ascii="Times New Roman" w:hAnsi="Times New Roman"/>
+                <w:sz w:val="21"/>
+                <w:szCs w:val="21"/>
+              </w:rPr>
+              <w:t>electrification</w:t>
+            </w:r>
+            <w:r>
+              <w:rPr>
+                <w:rFonts w:ascii="Times New Roman" w:hAnsi="Times New Roman" w:hint="eastAsia"/>
+                <w:sz w:val="21"/>
+                <w:szCs w:val="21"/>
+              </w:rPr>
+              <w:t>.</w:t>
+            </w:r>
+            <w:r>
+              <w:rPr>
+                <w:rFonts w:ascii="Times New Roman" w:hAnsi="Times New Roman"/>
+                <w:sz w:val="21"/>
+                <w:szCs w:val="21"/>
+              </w:rPr>
+              <w:t xml:space="preserve"> </w:t>
+            </w:r>
+          </w:p>
+          <w:p>
+            <w:pPr>
+              <w:spacing w:beforeLines="35" w:before="126" w:line="280" w:lineRule="exact"/>
+              <w:ind w:left="1026" w:right="9" w:hanging="1026"/>
+              <w:jc w:val="left"/>
+              <w:rPr>
+                <w:rFonts w:ascii="Times New Roman" w:hAnsi="Times New Roman"/>
+                <w:sz w:val="21"/>
+                <w:szCs w:val="21"/>
+              </w:rPr>
+            </w:pPr>
+            <w:r>
+              <w:rPr>
+                <w:rFonts w:ascii="Times New Roman" w:hAnsi="Times New Roman"/>
+                <w:sz w:val="21"/>
+                <w:szCs w:val="21"/>
+              </w:rPr>
+              <w:tab/>
+            </w:r>
+            <w:r>
+              <w:rPr>
+                <w:rFonts w:ascii="Times New Roman" w:hAnsi="Times New Roman" w:hint="eastAsia"/>
+                <w:sz w:val="21"/>
+                <w:szCs w:val="21"/>
+              </w:rPr>
+              <w:t xml:space="preserve">Even though each loan is small the volume of business at this level can be very profitable. </w:t>
+            </w:r>
+            <w:r>
+              <w:rPr>
+                <w:rFonts w:ascii="Times New Roman" w:hAnsi="Times New Roman"/>
+                <w:sz w:val="21"/>
+                <w:szCs w:val="21"/>
+              </w:rPr>
+              <w:t>That’s the basic idea. Do you have any questions?</w:t>
+            </w:r>
+            <w:r>
+              <w:rPr>
+                <w:rFonts w:ascii="Times New Roman" w:hAnsi="Times New Roman" w:hint="eastAsia"/>
+                <w:sz w:val="21"/>
+                <w:szCs w:val="21"/>
+              </w:rPr>
+              <w:t xml:space="preserve"> </w:t>
+            </w:r>
+            <w:r>
+              <w:rPr>
+                <w:rFonts w:ascii="Times New Roman" w:hAnsi="Times New Roman"/>
+                <w:sz w:val="21"/>
+                <w:szCs w:val="21"/>
+              </w:rPr>
+              <w:t>…</w:t>
+            </w:r>
+            <w:r>
+              <w:rPr>
+                <w:rFonts w:ascii="Times New Roman" w:hAnsi="Times New Roman" w:hint="eastAsia"/>
+                <w:sz w:val="21"/>
+                <w:szCs w:val="21"/>
+              </w:rPr>
+              <w:t xml:space="preserve"> </w:t>
+            </w:r>
+            <w:r>
+              <w:rPr>
+                <w:rFonts w:ascii="Times New Roman" w:hAnsi="Times New Roman"/>
+                <w:sz w:val="21"/>
+                <w:szCs w:val="21"/>
+              </w:rPr>
+              <w:t>Y</w:t>
+            </w:r>
+            <w:r>
+              <w:rPr>
+                <w:rFonts w:ascii="Times New Roman" w:hAnsi="Times New Roman" w:hint="eastAsia"/>
+                <w:sz w:val="21"/>
+                <w:szCs w:val="21"/>
+              </w:rPr>
+              <w:t>es, Bob?</w:t>
+            </w:r>
+          </w:p>
+          <w:p>
+            <w:pPr>
+              <w:spacing w:beforeLines="35" w:before="126" w:line="280" w:lineRule="exact"/>
+              <w:ind w:left="1026" w:right="9" w:hanging="1026"/>
+              <w:jc w:val="left"/>
+              <w:rPr>
+                <w:rFonts w:ascii="Times New Roman" w:hAnsi="Times New Roman"/>
+                <w:sz w:val="21"/>
+                <w:szCs w:val="21"/>
+              </w:rPr>
+            </w:pPr>
+            <w:r>
+              <w:rPr>
+                <w:rFonts w:ascii="Times New Roman" w:hAnsi="Times New Roman" w:hint="eastAsia"/>
+                <w:sz w:val="21"/>
+                <w:szCs w:val="21"/>
+              </w:rPr>
+              <w:t>Bob</w:t>
+            </w:r>
+            <w:r>
+              <w:rPr>
+                <w:rFonts w:ascii="Times New Roman" w:hAnsi="Times New Roman"/>
+                <w:sz w:val="21"/>
+                <w:szCs w:val="21"/>
+              </w:rPr>
+              <w:tab/>
+              <w:t xml:space="preserve">This sounds interesting. How would </w:t>
+            </w:r>
+            <w:r>
+              <w:rPr>
+                <w:rFonts w:ascii="Times New Roman" w:hAnsi="Times New Roman"/>
+                <w:sz w:val="21"/>
+                <w:szCs w:val="21"/>
+              </w:rPr>
+              <w:t>…</w:t>
+            </w:r>
+          </w:p>
+          <w:p>
+            <w:pPr>
+              <w:spacing w:beforeLines="35" w:before="126" w:line="280" w:lineRule="exact"/>
+              <w:ind w:left="1026" w:right="9" w:hanging="1026"/>
+              <w:jc w:val="left"/>
+              <w:rPr>
+                <w:rFonts w:ascii="Times New Roman" w:hAnsi="Times New Roman"/>
+                <w:sz w:val="21"/>
+                <w:szCs w:val="21"/>
+              </w:rPr>
+            </w:pPr>
+            <w:r>
+              <w:rPr>
+                <w:rFonts w:ascii="Times New Roman" w:hAnsi="Times New Roman" w:hint="eastAsia"/>
+                <w:sz w:val="21"/>
+                <w:szCs w:val="21"/>
+              </w:rPr>
+              <w:lastRenderedPageBreak/>
+              <w:t>Terry</w:t>
+            </w:r>
+            <w:r>
+              <w:rPr>
+                <w:rFonts w:ascii="Times New Roman" w:hAnsi="Times New Roman"/>
+                <w:sz w:val="21"/>
+                <w:szCs w:val="21"/>
+              </w:rPr>
+              <w:tab/>
+            </w:r>
+            <w:r>
+              <w:rPr>
+                <w:rFonts w:ascii="Times New Roman" w:hAnsi="Times New Roman" w:hint="eastAsia"/>
+                <w:sz w:val="21"/>
+                <w:szCs w:val="21"/>
+              </w:rPr>
+              <w:t>Yes, it</w:t>
+            </w:r>
+            <w:r>
+              <w:rPr>
+                <w:rFonts w:ascii="Times New Roman" w:hAnsi="Times New Roman"/>
+                <w:sz w:val="21"/>
+                <w:szCs w:val="21"/>
+              </w:rPr>
+              <w:t>’</w:t>
+            </w:r>
+            <w:r>
+              <w:rPr>
+                <w:rFonts w:ascii="Times New Roman" w:hAnsi="Times New Roman" w:hint="eastAsia"/>
+                <w:sz w:val="21"/>
+                <w:szCs w:val="21"/>
+              </w:rPr>
+              <w:t>s interesting as an NGO project but I think we need to stick to our core business.</w:t>
+            </w:r>
+          </w:p>
+          <w:p>
+            <w:pPr>
+              <w:spacing w:beforeLines="35" w:before="126" w:line="280" w:lineRule="exact"/>
+              <w:ind w:left="1026" w:right="9" w:hanging="1026"/>
+              <w:jc w:val="left"/>
+              <w:rPr>
+                <w:rFonts w:ascii="Times New Roman" w:hAnsi="Times New Roman"/>
+                <w:sz w:val="21"/>
+                <w:szCs w:val="21"/>
+              </w:rPr>
+            </w:pPr>
+            <w:r>
+              <w:rPr>
+                <w:rFonts w:ascii="Times New Roman" w:hAnsi="Times New Roman" w:hint="eastAsia"/>
+                <w:sz w:val="21"/>
+                <w:szCs w:val="21"/>
+              </w:rPr>
+              <w:t>Yuki</w:t>
+            </w:r>
+            <w:r>
+              <w:rPr>
+                <w:rFonts w:ascii="Times New Roman" w:hAnsi="Times New Roman"/>
+                <w:sz w:val="21"/>
+                <w:szCs w:val="21"/>
+              </w:rPr>
+              <w:tab/>
+            </w:r>
+            <w:r>
+              <w:rPr>
+                <w:rFonts w:ascii="Times New Roman" w:hAnsi="Times New Roman" w:hint="eastAsia"/>
+                <w:sz w:val="21"/>
+                <w:szCs w:val="21"/>
+              </w:rPr>
+              <w:t>I</w:t>
+            </w:r>
+            <w:r>
+              <w:rPr>
+                <w:rFonts w:ascii="Times New Roman" w:hAnsi="Times New Roman"/>
+                <w:sz w:val="21"/>
+                <w:szCs w:val="21"/>
+              </w:rPr>
+              <w:t>’</w:t>
+            </w:r>
+            <w:r>
+              <w:rPr>
+                <w:rFonts w:ascii="Times New Roman" w:hAnsi="Times New Roman" w:hint="eastAsia"/>
+                <w:sz w:val="21"/>
+                <w:szCs w:val="21"/>
+              </w:rPr>
+              <w:t>m sorry, Terry, but Bob was asking a question. We</w:t>
+            </w:r>
+            <w:r>
+              <w:rPr>
+                <w:rFonts w:ascii="Times New Roman" w:hAnsi="Times New Roman"/>
+                <w:sz w:val="21"/>
+                <w:szCs w:val="21"/>
+              </w:rPr>
+              <w:t>’</w:t>
+            </w:r>
+            <w:r>
+              <w:rPr>
+                <w:rFonts w:ascii="Times New Roman" w:hAnsi="Times New Roman" w:hint="eastAsia"/>
+                <w:sz w:val="21"/>
+                <w:szCs w:val="21"/>
+              </w:rPr>
+              <w:t xml:space="preserve">ll come back to you. </w:t>
+            </w:r>
+            <w:r>
+              <w:rPr>
+                <w:rFonts w:ascii="Times New Roman" w:hAnsi="Times New Roman"/>
+                <w:sz w:val="21"/>
+                <w:szCs w:val="21"/>
+              </w:rPr>
+              <w:t>…</w:t>
+            </w:r>
+            <w:r>
+              <w:rPr>
+                <w:rFonts w:ascii="Times New Roman" w:hAnsi="Times New Roman" w:hint="eastAsia"/>
+                <w:sz w:val="21"/>
+                <w:szCs w:val="21"/>
+              </w:rPr>
+              <w:t xml:space="preserve"> Bob?</w:t>
+            </w:r>
+          </w:p>
+          <w:p>
+            <w:pPr>
+              <w:spacing w:beforeLines="35" w:before="126" w:line="280" w:lineRule="exact"/>
+              <w:ind w:left="1026" w:right="9" w:hanging="1026"/>
+              <w:jc w:val="left"/>
+              <w:rPr>
+                <w:rFonts w:ascii="Times New Roman" w:hAnsi="Times New Roman"/>
+                <w:sz w:val="21"/>
+                <w:szCs w:val="21"/>
+              </w:rPr>
+            </w:pPr>
+            <w:r>
+              <w:rPr>
+                <w:rFonts w:ascii="Times New Roman" w:hAnsi="Times New Roman" w:hint="eastAsia"/>
+                <w:sz w:val="21"/>
+                <w:szCs w:val="21"/>
+              </w:rPr>
+              <w:t>Bob</w:t>
+            </w:r>
+            <w:r>
+              <w:rPr>
+                <w:rFonts w:ascii="Times New Roman" w:hAnsi="Times New Roman"/>
+                <w:sz w:val="21"/>
+                <w:szCs w:val="21"/>
+              </w:rPr>
+              <w:tab/>
+            </w:r>
+            <w:r>
+              <w:rPr>
+                <w:rFonts w:ascii="Times New Roman" w:hAnsi="Times New Roman" w:hint="eastAsia"/>
+                <w:sz w:val="21"/>
+                <w:szCs w:val="21"/>
+              </w:rPr>
+              <w:t>Yes, as I was saying, I think t</w:t>
+            </w:r>
+            <w:r>
+              <w:rPr>
+                <w:rFonts w:ascii="Times New Roman" w:hAnsi="Times New Roman"/>
+                <w:sz w:val="21"/>
+                <w:szCs w:val="21"/>
+              </w:rPr>
+              <w:t xml:space="preserve">his sounds </w:t>
+            </w:r>
+            <w:r>
+              <w:rPr>
+                <w:rFonts w:ascii="Times New Roman" w:hAnsi="Times New Roman" w:hint="eastAsia"/>
+                <w:sz w:val="21"/>
+                <w:szCs w:val="21"/>
+              </w:rPr>
+              <w:t xml:space="preserve">like an </w:t>
+            </w:r>
+            <w:r>
+              <w:rPr>
+                <w:rFonts w:ascii="Times New Roman" w:hAnsi="Times New Roman"/>
+                <w:sz w:val="21"/>
+                <w:szCs w:val="21"/>
+              </w:rPr>
+              <w:t>interesting</w:t>
+            </w:r>
+            <w:r>
+              <w:rPr>
+                <w:rFonts w:ascii="Times New Roman" w:hAnsi="Times New Roman" w:hint="eastAsia"/>
+                <w:sz w:val="21"/>
+                <w:szCs w:val="21"/>
+              </w:rPr>
+              <w:t xml:space="preserve"> idea</w:t>
+            </w:r>
+            <w:r>
+              <w:rPr>
+                <w:rFonts w:ascii="Times New Roman" w:hAnsi="Times New Roman"/>
+                <w:sz w:val="21"/>
+                <w:szCs w:val="21"/>
+              </w:rPr>
+              <w:t xml:space="preserve">. How would </w:t>
+            </w:r>
+            <w:r>
+              <w:rPr>
+                <w:rFonts w:ascii="Times New Roman" w:hAnsi="Times New Roman" w:hint="eastAsia"/>
+                <w:sz w:val="21"/>
+                <w:szCs w:val="21"/>
+              </w:rPr>
+              <w:t xml:space="preserve">the </w:t>
+            </w:r>
+            <w:r>
+              <w:rPr>
+                <w:rFonts w:ascii="Times New Roman" w:hAnsi="Times New Roman"/>
+                <w:sz w:val="21"/>
+                <w:szCs w:val="21"/>
+              </w:rPr>
+              <w:t>community loans work?</w:t>
+            </w:r>
+          </w:p>
+          <w:p>
+            <w:pPr>
+              <w:spacing w:beforeLines="35" w:before="126" w:line="280" w:lineRule="exact"/>
+              <w:ind w:left="1026" w:right="9" w:hanging="1026"/>
+              <w:jc w:val="left"/>
+              <w:rPr>
+                <w:rFonts w:ascii="Times New Roman" w:hAnsi="Times New Roman"/>
+                <w:sz w:val="21"/>
+                <w:szCs w:val="21"/>
+              </w:rPr>
+            </w:pPr>
+            <w:r>
+              <w:rPr>
+                <w:rFonts w:ascii="Times New Roman" w:hAnsi="Times New Roman"/>
+                <w:sz w:val="21"/>
+                <w:szCs w:val="21"/>
+              </w:rPr>
+              <w:t>Belinda</w:t>
+            </w:r>
+            <w:r>
+              <w:rPr>
+                <w:rFonts w:ascii="Times New Roman" w:hAnsi="Times New Roman"/>
+                <w:sz w:val="21"/>
+                <w:szCs w:val="21"/>
+              </w:rPr>
+              <w:tab/>
+              <w:t xml:space="preserve">The guarantee and repayments would be syndicated among depositors from the same community. Or the community itself could negotiate the loan with </w:t>
+            </w:r>
+            <w:r>
+              <w:rPr>
+                <w:rFonts w:ascii="Times New Roman" w:hAnsi="Times New Roman" w:hint="eastAsia"/>
+                <w:sz w:val="21"/>
+                <w:szCs w:val="21"/>
+              </w:rPr>
+              <w:t xml:space="preserve">one of </w:t>
+            </w:r>
+            <w:r>
+              <w:rPr>
+                <w:rFonts w:ascii="Times New Roman" w:hAnsi="Times New Roman"/>
+                <w:sz w:val="21"/>
+                <w:szCs w:val="21"/>
+              </w:rPr>
+              <w:t>our overseas branch</w:t>
+            </w:r>
+            <w:r>
+              <w:rPr>
+                <w:rFonts w:ascii="Times New Roman" w:hAnsi="Times New Roman" w:hint="eastAsia"/>
+                <w:sz w:val="21"/>
+                <w:szCs w:val="21"/>
+              </w:rPr>
+              <w:t>es</w:t>
+            </w:r>
+            <w:r>
+              <w:rPr>
+                <w:rFonts w:ascii="Times New Roman" w:hAnsi="Times New Roman"/>
+                <w:sz w:val="21"/>
+                <w:szCs w:val="21"/>
+              </w:rPr>
+              <w:t>.</w:t>
+            </w:r>
+          </w:p>
+          <w:p>
+            <w:pPr>
+              <w:spacing w:beforeLines="35" w:before="126" w:line="280" w:lineRule="exact"/>
+              <w:ind w:left="1026" w:right="9" w:hanging="1026"/>
+              <w:jc w:val="left"/>
+              <w:rPr>
+                <w:rFonts w:ascii="Times New Roman" w:hAnsi="Times New Roman"/>
+                <w:sz w:val="21"/>
+                <w:szCs w:val="21"/>
+              </w:rPr>
+            </w:pPr>
+            <w:r>
+              <w:rPr>
+                <w:rFonts w:ascii="Times New Roman" w:hAnsi="Times New Roman" w:hint="eastAsia"/>
+                <w:sz w:val="21"/>
+                <w:szCs w:val="21"/>
+              </w:rPr>
+              <w:t>Yuki</w:t>
+            </w:r>
+            <w:r>
+              <w:rPr>
+                <w:rFonts w:ascii="Times New Roman" w:hAnsi="Times New Roman"/>
+                <w:sz w:val="21"/>
+                <w:szCs w:val="21"/>
+              </w:rPr>
+              <w:tab/>
+            </w:r>
+            <w:r>
+              <w:rPr>
+                <w:rFonts w:ascii="Times New Roman" w:hAnsi="Times New Roman" w:hint="eastAsia"/>
+                <w:sz w:val="21"/>
+                <w:szCs w:val="21"/>
+              </w:rPr>
+              <w:t>Terry, do you have a comment?</w:t>
+            </w:r>
+          </w:p>
+          <w:p>
+            <w:pPr>
+              <w:spacing w:beforeLines="35" w:before="126" w:line="280" w:lineRule="exact"/>
+              <w:ind w:left="1026" w:right="9" w:hanging="1026"/>
+              <w:jc w:val="left"/>
+              <w:rPr>
+                <w:rFonts w:ascii="Times New Roman" w:hAnsi="Times New Roman"/>
+                <w:sz w:val="21"/>
+                <w:szCs w:val="21"/>
+              </w:rPr>
+            </w:pPr>
+            <w:r>
+              <w:rPr>
+                <w:rFonts w:ascii="Times New Roman" w:hAnsi="Times New Roman"/>
+                <w:sz w:val="21"/>
+                <w:szCs w:val="21"/>
+              </w:rPr>
+              <w:t>Terry</w:t>
+            </w:r>
+            <w:r>
+              <w:rPr>
+                <w:rFonts w:ascii="Times New Roman" w:hAnsi="Times New Roman"/>
+                <w:sz w:val="21"/>
+                <w:szCs w:val="21"/>
+              </w:rPr>
+              <w:tab/>
+            </w:r>
+            <w:r>
+              <w:rPr>
+                <w:rFonts w:ascii="Times New Roman" w:hAnsi="Times New Roman" w:hint="eastAsia"/>
+                <w:sz w:val="21"/>
+                <w:szCs w:val="21"/>
+              </w:rPr>
+              <w:t xml:space="preserve">Thank you. </w:t>
+            </w:r>
+            <w:proofErr w:type="gramStart"/>
+            <w:r>
+              <w:rPr>
+                <w:rFonts w:ascii="Times New Roman" w:hAnsi="Times New Roman" w:hint="eastAsia"/>
+                <w:sz w:val="21"/>
+                <w:szCs w:val="21"/>
+              </w:rPr>
+              <w:t>Actually, I</w:t>
+            </w:r>
+            <w:proofErr w:type="gramEnd"/>
+            <w:r>
+              <w:rPr>
+                <w:rFonts w:ascii="Times New Roman" w:hAnsi="Times New Roman" w:hint="eastAsia"/>
+                <w:sz w:val="21"/>
+                <w:szCs w:val="21"/>
+              </w:rPr>
+              <w:t xml:space="preserve"> made my point about sticking to our core </w:t>
+            </w:r>
+            <w:proofErr w:type="gramStart"/>
+            <w:r>
+              <w:rPr>
+                <w:rFonts w:ascii="Times New Roman" w:hAnsi="Times New Roman" w:hint="eastAsia"/>
+                <w:sz w:val="21"/>
+                <w:szCs w:val="21"/>
+              </w:rPr>
+              <w:t>business</w:t>
+            </w:r>
+            <w:proofErr w:type="gramEnd"/>
+            <w:r>
+              <w:rPr>
+                <w:rFonts w:ascii="Times New Roman" w:hAnsi="Times New Roman" w:hint="eastAsia"/>
+                <w:sz w:val="21"/>
+                <w:szCs w:val="21"/>
+              </w:rPr>
+              <w:t xml:space="preserve"> b</w:t>
+            </w:r>
+            <w:r>
+              <w:rPr>
+                <w:rFonts w:ascii="Times New Roman" w:hAnsi="Times New Roman"/>
+                <w:sz w:val="21"/>
+                <w:szCs w:val="21"/>
+              </w:rPr>
+              <w:t xml:space="preserve">ut </w:t>
+            </w:r>
+            <w:r>
+              <w:rPr>
+                <w:rFonts w:ascii="Times New Roman" w:hAnsi="Times New Roman" w:hint="eastAsia"/>
+                <w:sz w:val="21"/>
+                <w:szCs w:val="21"/>
+              </w:rPr>
+              <w:t>I</w:t>
+            </w:r>
+            <w:r>
+              <w:rPr>
+                <w:rFonts w:ascii="Times New Roman" w:hAnsi="Times New Roman"/>
+                <w:sz w:val="21"/>
+                <w:szCs w:val="21"/>
+              </w:rPr>
+              <w:t>’</w:t>
+            </w:r>
+            <w:r>
+              <w:rPr>
+                <w:rFonts w:ascii="Times New Roman" w:hAnsi="Times New Roman" w:hint="eastAsia"/>
+                <w:sz w:val="21"/>
+                <w:szCs w:val="21"/>
+              </w:rPr>
+              <w:t>d like to ask</w:t>
+            </w:r>
+            <w:r>
+              <w:rPr>
+                <w:rFonts w:ascii="Times New Roman" w:hAnsi="Times New Roman"/>
+                <w:sz w:val="21"/>
+                <w:szCs w:val="21"/>
+              </w:rPr>
+              <w:t xml:space="preserve"> about default</w:t>
+            </w:r>
+            <w:r>
+              <w:rPr>
+                <w:rFonts w:ascii="Times New Roman" w:hAnsi="Times New Roman" w:hint="eastAsia"/>
+                <w:sz w:val="21"/>
+                <w:szCs w:val="21"/>
+              </w:rPr>
+              <w:t xml:space="preserve"> risk</w:t>
+            </w:r>
+            <w:r>
+              <w:rPr>
+                <w:rFonts w:ascii="Times New Roman" w:hAnsi="Times New Roman"/>
+                <w:sz w:val="21"/>
+                <w:szCs w:val="21"/>
+              </w:rPr>
+              <w:t xml:space="preserve"> on </w:t>
+            </w:r>
+            <w:proofErr w:type="gramStart"/>
+            <w:r>
+              <w:rPr>
+                <w:rFonts w:ascii="Times New Roman" w:hAnsi="Times New Roman"/>
+                <w:sz w:val="21"/>
+                <w:szCs w:val="21"/>
+              </w:rPr>
+              <w:t>the loans</w:t>
+            </w:r>
+            <w:proofErr w:type="gramEnd"/>
+            <w:r>
+              <w:rPr>
+                <w:rFonts w:ascii="Times New Roman" w:hAnsi="Times New Roman" w:hint="eastAsia"/>
+                <w:sz w:val="21"/>
+                <w:szCs w:val="21"/>
+              </w:rPr>
+              <w:t>.</w:t>
+            </w:r>
+          </w:p>
+          <w:p>
+            <w:pPr>
+              <w:spacing w:beforeLines="35" w:before="126" w:line="280" w:lineRule="exact"/>
+              <w:ind w:left="1026" w:right="9" w:hanging="1026"/>
+              <w:jc w:val="left"/>
+              <w:rPr>
+                <w:rFonts w:ascii="Times New Roman" w:hAnsi="Times New Roman"/>
+                <w:sz w:val="21"/>
+                <w:szCs w:val="21"/>
+              </w:rPr>
+            </w:pPr>
+            <w:proofErr w:type="gramStart"/>
+            <w:r>
+              <w:rPr>
+                <w:rFonts w:ascii="Times New Roman" w:hAnsi="Times New Roman" w:hint="eastAsia"/>
+                <w:sz w:val="21"/>
+                <w:szCs w:val="21"/>
+              </w:rPr>
+              <w:t>Bob</w:t>
+            </w:r>
+            <w:r>
+              <w:rPr>
+                <w:rFonts w:ascii="Times New Roman" w:hAnsi="Times New Roman"/>
+                <w:sz w:val="21"/>
+                <w:szCs w:val="21"/>
+              </w:rPr>
+              <w:tab/>
+            </w:r>
+            <w:r>
+              <w:rPr>
+                <w:rFonts w:ascii="Times New Roman" w:hAnsi="Times New Roman" w:hint="eastAsia"/>
+                <w:sz w:val="21"/>
+                <w:szCs w:val="21"/>
+              </w:rPr>
+              <w:t>Actually, a</w:t>
+            </w:r>
+            <w:r>
+              <w:rPr>
+                <w:rFonts w:ascii="Times New Roman" w:hAnsi="Times New Roman"/>
+                <w:sz w:val="21"/>
+                <w:szCs w:val="21"/>
+              </w:rPr>
+              <w:t>s</w:t>
+            </w:r>
+            <w:proofErr w:type="gramEnd"/>
+            <w:r>
+              <w:rPr>
+                <w:rFonts w:ascii="Times New Roman" w:hAnsi="Times New Roman"/>
+                <w:sz w:val="21"/>
+                <w:szCs w:val="21"/>
+              </w:rPr>
+              <w:t xml:space="preserve"> a market sector</w:t>
+            </w:r>
+            <w:r>
+              <w:rPr>
+                <w:rFonts w:ascii="Times New Roman" w:hAnsi="Times New Roman" w:hint="eastAsia"/>
+                <w:sz w:val="21"/>
+                <w:szCs w:val="21"/>
+              </w:rPr>
+              <w:t>,</w:t>
+            </w:r>
+            <w:r>
+              <w:rPr>
+                <w:rFonts w:ascii="Times New Roman" w:hAnsi="Times New Roman"/>
+                <w:sz w:val="21"/>
+                <w:szCs w:val="21"/>
+              </w:rPr>
+              <w:t xml:space="preserve"> micro-financing </w:t>
+            </w:r>
+            <w:r>
+              <w:rPr>
+                <w:rFonts w:ascii="Times New Roman" w:hAnsi="Times New Roman" w:hint="eastAsia"/>
+                <w:sz w:val="21"/>
+                <w:szCs w:val="21"/>
+              </w:rPr>
+              <w:t xml:space="preserve">has a very low rate of </w:t>
+            </w:r>
+            <w:r>
+              <w:rPr>
+                <w:rFonts w:ascii="Times New Roman" w:hAnsi="Times New Roman"/>
+                <w:sz w:val="21"/>
+                <w:szCs w:val="21"/>
+              </w:rPr>
+              <w:t>default</w:t>
+            </w:r>
+            <w:r>
+              <w:rPr>
+                <w:rFonts w:ascii="Times New Roman" w:hAnsi="Times New Roman" w:hint="eastAsia"/>
+                <w:sz w:val="21"/>
+                <w:szCs w:val="21"/>
+              </w:rPr>
+              <w:t>:</w:t>
+            </w:r>
+            <w:r>
+              <w:rPr>
+                <w:rFonts w:ascii="Times New Roman" w:hAnsi="Times New Roman"/>
+                <w:sz w:val="21"/>
+                <w:szCs w:val="21"/>
+              </w:rPr>
+              <w:t xml:space="preserve"> much lower than conventional loans. </w:t>
+            </w:r>
+          </w:p>
+          <w:p>
+            <w:pPr>
+              <w:spacing w:beforeLines="35" w:before="126" w:line="280" w:lineRule="exact"/>
+              <w:ind w:left="1026" w:right="9" w:hanging="1026"/>
+              <w:jc w:val="left"/>
+              <w:rPr>
+                <w:rFonts w:ascii="Times New Roman" w:hAnsi="Times New Roman"/>
+                <w:sz w:val="21"/>
+                <w:szCs w:val="21"/>
+              </w:rPr>
+            </w:pPr>
+            <w:r>
+              <w:rPr>
+                <w:rFonts w:ascii="Times New Roman" w:hAnsi="Times New Roman" w:hint="eastAsia"/>
+                <w:sz w:val="21"/>
+                <w:szCs w:val="21"/>
+              </w:rPr>
+              <w:t>Terry</w:t>
+            </w:r>
+            <w:r>
+              <w:rPr>
+                <w:rFonts w:ascii="Times New Roman" w:hAnsi="Times New Roman"/>
+                <w:sz w:val="21"/>
+                <w:szCs w:val="21"/>
+              </w:rPr>
+              <w:tab/>
+            </w:r>
+            <w:r>
+              <w:rPr>
+                <w:rFonts w:ascii="Times New Roman" w:hAnsi="Times New Roman" w:hint="eastAsia"/>
+                <w:sz w:val="21"/>
+                <w:szCs w:val="21"/>
+              </w:rPr>
+              <w:t>Really?</w:t>
+            </w:r>
+            <w:r>
+              <w:rPr>
+                <w:rFonts w:ascii="Times New Roman" w:hAnsi="Times New Roman" w:hint="eastAsia"/>
+                <w:sz w:val="21"/>
+                <w:szCs w:val="21"/>
+              </w:rPr>
+              <w:t xml:space="preserve"> I didn</w:t>
+            </w:r>
+            <w:r>
+              <w:rPr>
+                <w:rFonts w:ascii="Times New Roman" w:hAnsi="Times New Roman"/>
+                <w:sz w:val="21"/>
+                <w:szCs w:val="21"/>
+              </w:rPr>
+              <w:t>’</w:t>
+            </w:r>
+            <w:r>
+              <w:rPr>
+                <w:rFonts w:ascii="Times New Roman" w:hAnsi="Times New Roman" w:hint="eastAsia"/>
+                <w:sz w:val="21"/>
+                <w:szCs w:val="21"/>
+              </w:rPr>
+              <w:t>t know that.</w:t>
+            </w:r>
+          </w:p>
+          <w:p>
+            <w:pPr>
+              <w:spacing w:beforeLines="35" w:before="126" w:line="280" w:lineRule="exact"/>
+              <w:ind w:left="1026" w:right="9" w:hanging="1026"/>
+              <w:jc w:val="left"/>
+              <w:rPr>
+                <w:rFonts w:ascii="Times New Roman" w:hAnsi="Times New Roman"/>
+                <w:i/>
+                <w:sz w:val="21"/>
+                <w:szCs w:val="21"/>
+              </w:rPr>
+            </w:pPr>
+            <w:r>
+              <w:rPr>
+                <w:rFonts w:ascii="Times New Roman" w:hAnsi="Times New Roman"/>
+                <w:i/>
+                <w:sz w:val="21"/>
+                <w:szCs w:val="21"/>
+              </w:rPr>
+              <w:t>… Pause in the discussion</w:t>
+            </w:r>
+            <w:r>
+              <w:rPr>
+                <w:rFonts w:ascii="Times New Roman" w:hAnsi="Times New Roman" w:hint="eastAsia"/>
+                <w:i/>
+                <w:sz w:val="21"/>
+                <w:szCs w:val="21"/>
+              </w:rPr>
+              <w:t>. No one speaks.</w:t>
+            </w:r>
+          </w:p>
+          <w:p>
+            <w:pPr>
+              <w:spacing w:beforeLines="35" w:before="126" w:line="280" w:lineRule="exact"/>
+              <w:ind w:left="1026" w:right="9" w:hanging="1026"/>
+              <w:jc w:val="left"/>
+              <w:rPr>
+                <w:rFonts w:ascii="Times New Roman" w:hAnsi="Times New Roman"/>
+                <w:sz w:val="21"/>
+                <w:szCs w:val="21"/>
+              </w:rPr>
+            </w:pPr>
+            <w:r>
+              <w:rPr>
+                <w:rFonts w:ascii="Times New Roman" w:hAnsi="Times New Roman" w:hint="eastAsia"/>
+                <w:sz w:val="21"/>
+                <w:szCs w:val="21"/>
+              </w:rPr>
+              <w:t>Y</w:t>
+            </w:r>
+            <w:r>
+              <w:rPr>
+                <w:rFonts w:ascii="Times New Roman" w:hAnsi="Times New Roman"/>
+                <w:sz w:val="21"/>
+                <w:szCs w:val="21"/>
+              </w:rPr>
+              <w:t>uki</w:t>
+            </w:r>
+            <w:r>
+              <w:rPr>
+                <w:rFonts w:ascii="Times New Roman" w:hAnsi="Times New Roman"/>
+                <w:sz w:val="21"/>
+                <w:szCs w:val="21"/>
+              </w:rPr>
+              <w:tab/>
+              <w:t>Any comments anyone? Dieter? Do you have any questions?</w:t>
+            </w:r>
+          </w:p>
+          <w:p>
+            <w:pPr>
+              <w:spacing w:beforeLines="35" w:before="126" w:line="280" w:lineRule="exact"/>
+              <w:ind w:left="1026" w:right="9" w:hanging="1026"/>
+              <w:jc w:val="left"/>
+              <w:rPr>
+                <w:rFonts w:ascii="Times New Roman" w:hAnsi="Times New Roman"/>
+                <w:sz w:val="21"/>
+                <w:szCs w:val="21"/>
+              </w:rPr>
+            </w:pPr>
+            <w:r>
+              <w:rPr>
+                <w:rFonts w:ascii="Times New Roman" w:hAnsi="Times New Roman"/>
+                <w:sz w:val="21"/>
+                <w:szCs w:val="21"/>
+              </w:rPr>
+              <w:t>Dieter</w:t>
+            </w:r>
+            <w:r>
+              <w:rPr>
+                <w:rFonts w:ascii="Times New Roman" w:hAnsi="Times New Roman"/>
+                <w:sz w:val="21"/>
+                <w:szCs w:val="21"/>
+              </w:rPr>
+              <w:tab/>
+            </w:r>
+            <w:r>
+              <w:rPr>
+                <w:rFonts w:ascii="Times New Roman" w:hAnsi="Times New Roman"/>
+                <w:sz w:val="21"/>
+                <w:szCs w:val="21"/>
+              </w:rPr>
+              <w:t xml:space="preserve">Uhhm, yes… </w:t>
+            </w:r>
+            <w:r>
+              <w:rPr>
+                <w:rFonts w:ascii="Times New Roman" w:hAnsi="Times New Roman" w:hint="eastAsia"/>
+                <w:sz w:val="21"/>
+                <w:szCs w:val="21"/>
+              </w:rPr>
+              <w:t>well, l</w:t>
+            </w:r>
+            <w:r>
+              <w:rPr>
+                <w:rFonts w:ascii="Times New Roman" w:hAnsi="Times New Roman"/>
+                <w:sz w:val="21"/>
+                <w:szCs w:val="21"/>
+              </w:rPr>
+              <w:t xml:space="preserve">et’s see… </w:t>
+            </w:r>
+            <w:r>
+              <w:rPr>
+                <w:rFonts w:ascii="Times New Roman" w:hAnsi="Times New Roman" w:hint="eastAsia"/>
+                <w:sz w:val="21"/>
+                <w:szCs w:val="21"/>
+              </w:rPr>
+              <w:t>Even though</w:t>
+            </w:r>
+            <w:r>
+              <w:rPr>
+                <w:rFonts w:ascii="Times New Roman" w:hAnsi="Times New Roman"/>
+                <w:sz w:val="21"/>
+                <w:szCs w:val="21"/>
+              </w:rPr>
+              <w:t xml:space="preserve"> the default rate </w:t>
+            </w:r>
+            <w:r>
+              <w:rPr>
+                <w:rFonts w:ascii="Times New Roman" w:hAnsi="Times New Roman" w:hint="eastAsia"/>
+                <w:sz w:val="21"/>
+                <w:szCs w:val="21"/>
+              </w:rPr>
+              <w:t xml:space="preserve">on micro-loans </w:t>
+            </w:r>
+            <w:r>
+              <w:rPr>
+                <w:rFonts w:ascii="Times New Roman" w:hAnsi="Times New Roman"/>
+                <w:sz w:val="21"/>
+                <w:szCs w:val="21"/>
+              </w:rPr>
+              <w:t>is low</w:t>
+            </w:r>
+            <w:r>
+              <w:rPr>
+                <w:rFonts w:ascii="Times New Roman" w:hAnsi="Times New Roman" w:hint="eastAsia"/>
+                <w:sz w:val="21"/>
+                <w:szCs w:val="21"/>
+              </w:rPr>
+              <w:t>,</w:t>
+            </w:r>
+            <w:r>
+              <w:rPr>
+                <w:rFonts w:ascii="Times New Roman" w:hAnsi="Times New Roman"/>
+                <w:sz w:val="21"/>
+                <w:szCs w:val="21"/>
+              </w:rPr>
+              <w:t xml:space="preserve"> </w:t>
+            </w:r>
+            <w:r>
+              <w:rPr>
+                <w:rFonts w:ascii="Times New Roman" w:hAnsi="Times New Roman" w:hint="eastAsia"/>
+                <w:sz w:val="21"/>
+                <w:szCs w:val="21"/>
+              </w:rPr>
+              <w:t xml:space="preserve">there </w:t>
+            </w:r>
+            <w:r>
+              <w:rPr>
+                <w:rFonts w:ascii="Times New Roman" w:hAnsi="Times New Roman"/>
+                <w:sz w:val="21"/>
+                <w:szCs w:val="21"/>
+              </w:rPr>
+              <w:t>would be controls on the loans</w:t>
+            </w:r>
+            <w:r>
+              <w:rPr>
+                <w:rFonts w:ascii="Times New Roman" w:hAnsi="Times New Roman" w:hint="eastAsia"/>
+                <w:sz w:val="21"/>
+                <w:szCs w:val="21"/>
+              </w:rPr>
+              <w:t>, wouldn</w:t>
+            </w:r>
+            <w:r>
+              <w:rPr>
+                <w:rFonts w:ascii="Times New Roman" w:hAnsi="Times New Roman"/>
+                <w:sz w:val="21"/>
+                <w:szCs w:val="21"/>
+              </w:rPr>
+              <w:t>’</w:t>
+            </w:r>
+            <w:r>
+              <w:rPr>
+                <w:rFonts w:ascii="Times New Roman" w:hAnsi="Times New Roman" w:hint="eastAsia"/>
+                <w:sz w:val="21"/>
+                <w:szCs w:val="21"/>
+              </w:rPr>
+              <w:t>t there?</w:t>
+            </w:r>
+          </w:p>
+          <w:p>
+            <w:pPr>
+              <w:spacing w:beforeLines="35" w:before="126" w:line="280" w:lineRule="exact"/>
+              <w:ind w:left="1026" w:right="9" w:hanging="1026"/>
+              <w:jc w:val="left"/>
+              <w:rPr>
+                <w:rFonts w:ascii="Times New Roman" w:hAnsi="Times New Roman"/>
+                <w:sz w:val="21"/>
+                <w:szCs w:val="21"/>
+              </w:rPr>
+            </w:pPr>
+            <w:r>
+              <w:rPr>
+                <w:rFonts w:ascii="Times New Roman" w:hAnsi="Times New Roman"/>
+                <w:sz w:val="21"/>
+                <w:szCs w:val="21"/>
+              </w:rPr>
+              <w:t>Belinda</w:t>
+            </w:r>
+            <w:r>
+              <w:rPr>
+                <w:rFonts w:ascii="Times New Roman" w:hAnsi="Times New Roman"/>
+                <w:sz w:val="21"/>
+                <w:szCs w:val="21"/>
+              </w:rPr>
+              <w:tab/>
+              <w:t xml:space="preserve">Oh, yes. </w:t>
+            </w:r>
+            <w:r>
+              <w:rPr>
+                <w:rFonts w:ascii="Times New Roman" w:hAnsi="Times New Roman"/>
+                <w:sz w:val="21"/>
+                <w:szCs w:val="21"/>
+              </w:rPr>
+              <w:t xml:space="preserve">There would be all the standard checking. </w:t>
+            </w:r>
+            <w:r>
+              <w:rPr>
+                <w:rFonts w:ascii="Times New Roman" w:hAnsi="Times New Roman"/>
+                <w:sz w:val="21"/>
+                <w:szCs w:val="21"/>
+              </w:rPr>
+              <w:t xml:space="preserve">As I said, this is business. </w:t>
+            </w:r>
+          </w:p>
+          <w:p>
+            <w:pPr>
+              <w:spacing w:beforeLines="35" w:before="126" w:line="280" w:lineRule="exact"/>
+              <w:ind w:left="1026" w:right="9" w:hanging="1026"/>
+              <w:jc w:val="left"/>
+              <w:rPr>
+                <w:rFonts w:ascii="Times New Roman" w:hAnsi="Times New Roman"/>
+                <w:sz w:val="21"/>
+                <w:szCs w:val="21"/>
+              </w:rPr>
+            </w:pPr>
+            <w:r>
+              <w:rPr>
+                <w:rFonts w:ascii="Times New Roman" w:hAnsi="Times New Roman" w:hint="eastAsia"/>
+                <w:sz w:val="21"/>
+                <w:szCs w:val="21"/>
+              </w:rPr>
+              <w:t>Bob</w:t>
+            </w:r>
+            <w:r>
+              <w:rPr>
+                <w:rFonts w:ascii="Times New Roman" w:hAnsi="Times New Roman"/>
+                <w:sz w:val="21"/>
+                <w:szCs w:val="21"/>
+              </w:rPr>
+              <w:tab/>
+              <w:t xml:space="preserve">And since the borrower </w:t>
+            </w:r>
+            <w:proofErr w:type="gramStart"/>
+            <w:r>
+              <w:rPr>
+                <w:rFonts w:ascii="Times New Roman" w:hAnsi="Times New Roman"/>
+                <w:sz w:val="21"/>
+                <w:szCs w:val="21"/>
+              </w:rPr>
+              <w:t>is</w:t>
+            </w:r>
+            <w:proofErr w:type="gramEnd"/>
+            <w:r>
+              <w:rPr>
+                <w:rFonts w:ascii="Times New Roman" w:hAnsi="Times New Roman"/>
+                <w:sz w:val="21"/>
+                <w:szCs w:val="21"/>
+              </w:rPr>
+              <w:t xml:space="preserve"> a local customer</w:t>
+            </w:r>
+            <w:r>
+              <w:rPr>
+                <w:rFonts w:ascii="Times New Roman" w:hAnsi="Times New Roman" w:hint="eastAsia"/>
+                <w:sz w:val="21"/>
+                <w:szCs w:val="21"/>
+              </w:rPr>
+              <w:t>,</w:t>
+            </w:r>
+            <w:r>
+              <w:rPr>
+                <w:rFonts w:ascii="Times New Roman" w:hAnsi="Times New Roman"/>
+                <w:sz w:val="21"/>
+                <w:szCs w:val="21"/>
+              </w:rPr>
+              <w:t xml:space="preserve"> it would be like a personal loan, right?</w:t>
+            </w:r>
+          </w:p>
+          <w:p>
+            <w:pPr>
+              <w:spacing w:beforeLines="35" w:before="126" w:line="280" w:lineRule="exact"/>
+              <w:ind w:left="1026" w:right="9" w:hanging="1026"/>
+              <w:jc w:val="left"/>
+              <w:rPr>
+                <w:rFonts w:ascii="Times New Roman" w:hAnsi="Times New Roman"/>
+                <w:sz w:val="21"/>
+                <w:szCs w:val="21"/>
+              </w:rPr>
+            </w:pPr>
+            <w:r>
+              <w:rPr>
+                <w:rFonts w:ascii="Times New Roman" w:hAnsi="Times New Roman"/>
+                <w:sz w:val="21"/>
+                <w:szCs w:val="21"/>
+              </w:rPr>
+              <w:t>Belinda</w:t>
+            </w:r>
+            <w:r>
+              <w:rPr>
+                <w:rFonts w:ascii="Times New Roman" w:hAnsi="Times New Roman"/>
+                <w:sz w:val="21"/>
+                <w:szCs w:val="21"/>
+              </w:rPr>
+              <w:tab/>
+              <w:t>Yes, that’s right.</w:t>
+            </w:r>
+            <w:r>
+              <w:rPr>
+                <w:rFonts w:ascii="Times New Roman" w:hAnsi="Times New Roman" w:hint="eastAsia"/>
+                <w:sz w:val="21"/>
+                <w:szCs w:val="21"/>
+              </w:rPr>
+              <w:t xml:space="preserve"> The local depositor would pay off the loan.</w:t>
+            </w:r>
+          </w:p>
+          <w:p>
+            <w:pPr>
+              <w:spacing w:beforeLines="35" w:before="126" w:line="280" w:lineRule="exact"/>
+              <w:ind w:left="1026" w:right="9" w:hanging="1026"/>
+              <w:jc w:val="left"/>
+              <w:rPr>
+                <w:rFonts w:ascii="Times New Roman" w:hAnsi="Times New Roman"/>
+                <w:sz w:val="21"/>
+                <w:szCs w:val="21"/>
+              </w:rPr>
+            </w:pPr>
+            <w:r>
+              <w:rPr>
+                <w:rFonts w:ascii="Times New Roman" w:hAnsi="Times New Roman"/>
+                <w:sz w:val="21"/>
+                <w:szCs w:val="21"/>
+              </w:rPr>
+              <w:t>Dieter</w:t>
+            </w:r>
+            <w:r>
+              <w:rPr>
+                <w:rFonts w:ascii="Times New Roman" w:hAnsi="Times New Roman"/>
+                <w:sz w:val="21"/>
+                <w:szCs w:val="21"/>
+              </w:rPr>
+              <w:tab/>
+            </w:r>
+            <w:r>
+              <w:rPr>
+                <w:rFonts w:ascii="Times New Roman" w:hAnsi="Times New Roman" w:hint="eastAsia"/>
+                <w:sz w:val="21"/>
+                <w:szCs w:val="21"/>
+              </w:rPr>
+              <w:t>That seems good.</w:t>
+            </w:r>
+          </w:p>
+          <w:p>
+            <w:pPr>
+              <w:spacing w:beforeLines="35" w:before="126" w:line="280" w:lineRule="exact"/>
+              <w:ind w:left="1026" w:right="9" w:hanging="1026"/>
+              <w:jc w:val="left"/>
+              <w:rPr>
+                <w:rFonts w:ascii="Times New Roman" w:hAnsi="Times New Roman"/>
+                <w:sz w:val="21"/>
+                <w:szCs w:val="21"/>
+              </w:rPr>
+            </w:pPr>
+            <w:r>
+              <w:rPr>
+                <w:rFonts w:ascii="Times New Roman" w:hAnsi="Times New Roman"/>
+                <w:sz w:val="21"/>
+                <w:szCs w:val="21"/>
+              </w:rPr>
+              <w:t>Terry</w:t>
+            </w:r>
+            <w:r>
+              <w:rPr>
+                <w:rFonts w:ascii="Times New Roman" w:hAnsi="Times New Roman"/>
+                <w:sz w:val="21"/>
+                <w:szCs w:val="21"/>
+              </w:rPr>
+              <w:tab/>
+            </w:r>
+            <w:r>
+              <w:rPr>
+                <w:rFonts w:ascii="Times New Roman" w:hAnsi="Times New Roman" w:hint="eastAsia"/>
+                <w:sz w:val="21"/>
+                <w:szCs w:val="21"/>
+              </w:rPr>
+              <w:t>Yes, b</w:t>
+            </w:r>
+            <w:r>
+              <w:rPr>
+                <w:rFonts w:ascii="Times New Roman" w:hAnsi="Times New Roman"/>
+                <w:sz w:val="21"/>
+                <w:szCs w:val="21"/>
+              </w:rPr>
+              <w:t>ut what about the administration and language?</w:t>
+            </w:r>
+            <w:r>
+              <w:rPr>
+                <w:rFonts w:ascii="Times New Roman" w:hAnsi="Times New Roman" w:hint="eastAsia"/>
+                <w:sz w:val="21"/>
+                <w:szCs w:val="21"/>
+              </w:rPr>
+              <w:t xml:space="preserve"> </w:t>
+            </w:r>
+            <w:r>
+              <w:rPr>
+                <w:rFonts w:ascii="Times New Roman" w:hAnsi="Times New Roman" w:hint="eastAsia"/>
+                <w:sz w:val="21"/>
+                <w:szCs w:val="21"/>
+              </w:rPr>
+              <w:t>I don</w:t>
+            </w:r>
+            <w:r>
+              <w:rPr>
+                <w:rFonts w:ascii="Times New Roman" w:hAnsi="Times New Roman"/>
+                <w:sz w:val="21"/>
+                <w:szCs w:val="21"/>
+              </w:rPr>
+              <w:t>’</w:t>
+            </w:r>
+            <w:r>
+              <w:rPr>
+                <w:rFonts w:ascii="Times New Roman" w:hAnsi="Times New Roman" w:hint="eastAsia"/>
+                <w:sz w:val="21"/>
+                <w:szCs w:val="21"/>
+              </w:rPr>
+              <w:t>t think our</w:t>
+            </w:r>
+            <w:r>
+              <w:rPr>
+                <w:rFonts w:ascii="Times New Roman" w:hAnsi="Times New Roman"/>
+                <w:sz w:val="21"/>
+                <w:szCs w:val="21"/>
+              </w:rPr>
+              <w:t xml:space="preserve"> branch staff can</w:t>
+            </w:r>
+            <w:r>
+              <w:rPr>
+                <w:rFonts w:ascii="Times New Roman" w:hAnsi="Times New Roman"/>
+                <w:sz w:val="21"/>
+                <w:szCs w:val="21"/>
+              </w:rPr>
+              <w:t xml:space="preserve"> take care of all these foreign workers. </w:t>
+            </w:r>
+          </w:p>
+        </w:tc>
+        <w:tc>
+          <w:tcPr>
+            <w:tcW w:w="1693" w:type="pct"/>
             <w:tcBorders>
               <w:bottom w:val="nil"/>
             </w:tcBorders>
           </w:tcPr>
           <w:p>
             <w:pPr>
-              <w:spacing w:beforeLines="35" w:before="126" w:line="280" w:lineRule="exact"/>
-              <w:ind w:left="1026" w:right="9" w:hanging="1026"/>
-              <w:jc w:val="left"/>
-              <w:rPr>
-                <w:rFonts w:ascii="Times New Roman" w:hAnsi="Times New Roman"/>
-                <w:sz w:val="21"/>
-                <w:szCs w:val="21"/>
-              </w:rPr>
-            </w:pPr>
-            <w:r>
-              <w:rPr>
-                <w:rFonts w:ascii="Times New Roman" w:hAnsi="Times New Roman"/>
-                <w:sz w:val="21"/>
-                <w:szCs w:val="21"/>
-              </w:rPr>
-              <w:t>Yuki</w:t>
-            </w:r>
-            <w:r>
-              <w:rPr>
-                <w:rFonts w:ascii="Times New Roman" w:hAnsi="Times New Roman"/>
-                <w:sz w:val="21"/>
-                <w:szCs w:val="21"/>
-              </w:rPr>
-              <w:tab/>
-              <w:t xml:space="preserve">Good </w:t>
-            </w:r>
-            <w:r>
-              <w:rPr>
-                <w:rFonts w:ascii="Times New Roman" w:hAnsi="Times New Roman" w:hint="eastAsia"/>
-                <w:sz w:val="21"/>
-                <w:szCs w:val="21"/>
-              </w:rPr>
-              <w:t>afternoon</w:t>
-            </w:r>
-            <w:r>
-              <w:rPr>
-                <w:rFonts w:ascii="Times New Roman" w:hAnsi="Times New Roman"/>
-                <w:sz w:val="21"/>
-                <w:szCs w:val="21"/>
-              </w:rPr>
-              <w:t>, everyon</w:t>
-            </w:r>
-            <w:r>
-              <w:rPr>
-                <w:rFonts w:ascii="Times New Roman" w:hAnsi="Times New Roman"/>
-                <w:sz w:val="21"/>
-                <w:szCs w:val="21"/>
-              </w:rPr>
-              <w:t>e. Thank you for being here. We’</w:t>
-            </w:r>
-            <w:r>
-              <w:rPr>
-                <w:rFonts w:ascii="Times New Roman" w:hAnsi="Times New Roman" w:hint="eastAsia"/>
-                <w:sz w:val="21"/>
-                <w:szCs w:val="21"/>
-              </w:rPr>
-              <w:t xml:space="preserve">ll start our meeting </w:t>
-            </w:r>
-            <w:r>
-              <w:rPr>
-                <w:rFonts w:ascii="Times New Roman" w:hAnsi="Times New Roman"/>
-                <w:sz w:val="21"/>
-                <w:szCs w:val="21"/>
-              </w:rPr>
-              <w:t xml:space="preserve">now. … Everyone’s here except for </w:t>
-            </w:r>
-            <w:r>
-              <w:rPr>
-                <w:rFonts w:ascii="Times New Roman" w:hAnsi="Times New Roman"/>
-                <w:sz w:val="21"/>
-                <w:szCs w:val="21"/>
-              </w:rPr>
-              <w:t>Dieter</w:t>
-            </w:r>
-            <w:r>
-              <w:rPr>
-                <w:rFonts w:ascii="Times New Roman" w:hAnsi="Times New Roman"/>
-                <w:sz w:val="21"/>
-                <w:szCs w:val="21"/>
-              </w:rPr>
-              <w:t>. Does anyone know where he is?</w:t>
-            </w:r>
-          </w:p>
-          <w:p>
-            <w:pPr>
-              <w:spacing w:beforeLines="35" w:before="126" w:line="280" w:lineRule="exact"/>
-              <w:ind w:left="1026" w:right="9" w:hanging="1026"/>
-              <w:jc w:val="left"/>
-              <w:rPr>
-                <w:rFonts w:ascii="Times New Roman" w:hAnsi="Times New Roman"/>
-                <w:sz w:val="21"/>
-                <w:szCs w:val="21"/>
-              </w:rPr>
-            </w:pPr>
-            <w:r>
-              <w:rPr>
-                <w:rFonts w:ascii="Times New Roman" w:hAnsi="Times New Roman" w:hint="eastAsia"/>
-                <w:sz w:val="21"/>
-                <w:szCs w:val="21"/>
-              </w:rPr>
-              <w:t>Mai</w:t>
-            </w:r>
-            <w:r>
-              <w:rPr>
-                <w:rFonts w:ascii="Times New Roman" w:hAnsi="Times New Roman"/>
-                <w:sz w:val="21"/>
-                <w:szCs w:val="21"/>
-              </w:rPr>
-              <w:tab/>
-              <w:t>Yes, I do. He’s on the phone with a client right now. He should be here shortly.</w:t>
-            </w:r>
-          </w:p>
-          <w:p>
-            <w:pPr>
-              <w:spacing w:beforeLines="35" w:before="126" w:line="280" w:lineRule="exact"/>
-              <w:ind w:left="1026" w:right="9" w:hanging="1026"/>
-              <w:jc w:val="left"/>
-              <w:rPr>
-                <w:rFonts w:ascii="Times New Roman" w:hAnsi="Times New Roman"/>
-                <w:sz w:val="21"/>
-                <w:szCs w:val="21"/>
-              </w:rPr>
-            </w:pPr>
-            <w:proofErr w:type="gramStart"/>
-            <w:r>
-              <w:rPr>
-                <w:rFonts w:ascii="Times New Roman" w:hAnsi="Times New Roman"/>
-                <w:sz w:val="21"/>
-                <w:szCs w:val="21"/>
-              </w:rPr>
-              <w:t>Yuki</w:t>
-            </w:r>
-            <w:proofErr w:type="gramEnd"/>
-            <w:r>
-              <w:rPr>
-                <w:rFonts w:ascii="Times New Roman" w:hAnsi="Times New Roman"/>
-                <w:sz w:val="21"/>
-                <w:szCs w:val="21"/>
-              </w:rPr>
-              <w:tab/>
-              <w:t xml:space="preserve">OK. </w:t>
-            </w:r>
-            <w:r>
-              <w:rPr>
-                <w:rFonts w:ascii="Times New Roman" w:hAnsi="Times New Roman" w:hint="eastAsia"/>
-                <w:sz w:val="21"/>
-                <w:szCs w:val="21"/>
-              </w:rPr>
-              <w:t>T</w:t>
-            </w:r>
-            <w:r>
-              <w:rPr>
-                <w:rFonts w:ascii="Times New Roman" w:hAnsi="Times New Roman"/>
-                <w:sz w:val="21"/>
-                <w:szCs w:val="21"/>
-              </w:rPr>
-              <w:t xml:space="preserve">hanks, </w:t>
-            </w:r>
-            <w:r>
-              <w:rPr>
-                <w:rFonts w:ascii="Times New Roman" w:hAnsi="Times New Roman" w:hint="eastAsia"/>
-                <w:sz w:val="21"/>
-                <w:szCs w:val="21"/>
-              </w:rPr>
-              <w:t>Mai</w:t>
-            </w:r>
-            <w:r>
-              <w:rPr>
-                <w:rFonts w:ascii="Times New Roman" w:hAnsi="Times New Roman"/>
-                <w:sz w:val="21"/>
-                <w:szCs w:val="21"/>
-              </w:rPr>
-              <w:t>. So, we’re having this meeting to discuss micro-financing. Did you all read the memo with the e-mail?</w:t>
-            </w:r>
-          </w:p>
-          <w:p>
-            <w:pPr>
-              <w:spacing w:beforeLines="35" w:before="126" w:line="280" w:lineRule="exact"/>
-              <w:ind w:left="1026" w:right="9" w:hanging="1026"/>
-              <w:jc w:val="left"/>
-              <w:rPr>
-                <w:rFonts w:ascii="Times New Roman" w:hAnsi="Times New Roman"/>
-                <w:sz w:val="21"/>
-                <w:szCs w:val="21"/>
-              </w:rPr>
-            </w:pPr>
-            <w:r>
-              <w:rPr>
-                <w:rFonts w:ascii="Times New Roman" w:hAnsi="Times New Roman"/>
-                <w:sz w:val="21"/>
-                <w:szCs w:val="21"/>
-              </w:rPr>
-              <w:t>Everyone</w:t>
-            </w:r>
-            <w:r>
-              <w:rPr>
-                <w:rFonts w:ascii="Times New Roman" w:hAnsi="Times New Roman"/>
-                <w:sz w:val="21"/>
-                <w:szCs w:val="21"/>
-              </w:rPr>
-              <w:tab/>
-              <w:t xml:space="preserve">Yes. / Yes, I did. </w:t>
-            </w:r>
-          </w:p>
-          <w:p>
-            <w:pPr>
-              <w:spacing w:beforeLines="35" w:before="126" w:line="280" w:lineRule="exact"/>
-              <w:ind w:left="1026" w:right="9" w:hanging="1026"/>
-              <w:jc w:val="left"/>
-              <w:rPr>
-                <w:rFonts w:ascii="Times New Roman" w:hAnsi="Times New Roman"/>
-                <w:sz w:val="21"/>
-                <w:szCs w:val="21"/>
-              </w:rPr>
-            </w:pPr>
-            <w:r>
-              <w:rPr>
-                <w:rFonts w:ascii="Times New Roman" w:hAnsi="Times New Roman"/>
-                <w:sz w:val="21"/>
-                <w:szCs w:val="21"/>
-              </w:rPr>
-              <w:t>Terry</w:t>
-            </w:r>
-            <w:r>
-              <w:rPr>
-                <w:rFonts w:ascii="Times New Roman" w:hAnsi="Times New Roman"/>
-                <w:sz w:val="21"/>
-                <w:szCs w:val="21"/>
-              </w:rPr>
-              <w:tab/>
-              <w:t>Yes, and I don’t know why we’re getting into charity. Why don’t we let the NGOs take care of it?</w:t>
-            </w:r>
-          </w:p>
-          <w:p>
-            <w:pPr>
-              <w:spacing w:beforeLines="35" w:before="126" w:line="280" w:lineRule="exact"/>
-              <w:ind w:left="1026" w:right="9" w:hanging="1026"/>
-              <w:jc w:val="left"/>
-              <w:rPr>
-                <w:rFonts w:ascii="Times New Roman" w:hAnsi="Times New Roman"/>
-                <w:sz w:val="21"/>
-                <w:szCs w:val="21"/>
-              </w:rPr>
-            </w:pPr>
-            <w:r>
-              <w:rPr>
-                <w:rFonts w:ascii="Times New Roman" w:hAnsi="Times New Roman"/>
-                <w:sz w:val="21"/>
-                <w:szCs w:val="21"/>
-              </w:rPr>
-              <w:t>Belinda</w:t>
-            </w:r>
-            <w:r>
-              <w:rPr>
-                <w:rFonts w:ascii="Times New Roman" w:hAnsi="Times New Roman"/>
-                <w:sz w:val="21"/>
-                <w:szCs w:val="21"/>
-              </w:rPr>
-              <w:tab/>
-              <w:t>This is not about charity. This is …</w:t>
-            </w:r>
-          </w:p>
-          <w:p>
-            <w:pPr>
-              <w:spacing w:beforeLines="35" w:before="126" w:line="280" w:lineRule="exact"/>
-              <w:ind w:left="1026" w:right="9" w:hanging="1026"/>
-              <w:jc w:val="left"/>
-              <w:rPr>
-                <w:rFonts w:ascii="Times New Roman" w:hAnsi="Times New Roman"/>
-                <w:sz w:val="21"/>
-                <w:szCs w:val="21"/>
-              </w:rPr>
-            </w:pPr>
-            <w:proofErr w:type="gramStart"/>
-            <w:r>
-              <w:rPr>
-                <w:rFonts w:ascii="Times New Roman" w:hAnsi="Times New Roman"/>
-                <w:sz w:val="21"/>
-                <w:szCs w:val="21"/>
-              </w:rPr>
-              <w:t>Yu</w:t>
-            </w:r>
-            <w:r>
-              <w:rPr>
-                <w:rFonts w:ascii="Times New Roman" w:hAnsi="Times New Roman"/>
-                <w:sz w:val="21"/>
-                <w:szCs w:val="21"/>
-              </w:rPr>
-              <w:t>ki</w:t>
-            </w:r>
-            <w:proofErr w:type="gramEnd"/>
-            <w:r>
-              <w:rPr>
-                <w:rFonts w:ascii="Times New Roman" w:hAnsi="Times New Roman"/>
-                <w:sz w:val="21"/>
-                <w:szCs w:val="21"/>
-              </w:rPr>
-              <w:tab/>
-              <w:t>I’m sorry. One moment</w:t>
-            </w:r>
-            <w:r>
-              <w:rPr>
-                <w:rFonts w:ascii="Times New Roman" w:hAnsi="Times New Roman" w:hint="eastAsia"/>
-                <w:sz w:val="21"/>
-                <w:szCs w:val="21"/>
-              </w:rPr>
-              <w:t>,</w:t>
-            </w:r>
-            <w:r>
-              <w:rPr>
-                <w:rFonts w:ascii="Times New Roman" w:hAnsi="Times New Roman"/>
-                <w:sz w:val="21"/>
-                <w:szCs w:val="21"/>
-              </w:rPr>
-              <w:t xml:space="preserve"> please</w:t>
-            </w:r>
-            <w:r>
-              <w:rPr>
-                <w:rFonts w:ascii="Times New Roman" w:hAnsi="Times New Roman" w:hint="eastAsia"/>
-                <w:sz w:val="21"/>
-                <w:szCs w:val="21"/>
-              </w:rPr>
-              <w:t>,</w:t>
-            </w:r>
-            <w:r>
-              <w:rPr>
-                <w:rFonts w:ascii="Times New Roman" w:hAnsi="Times New Roman"/>
-                <w:sz w:val="21"/>
-                <w:szCs w:val="21"/>
-              </w:rPr>
-              <w:t xml:space="preserve"> everybody. I understand your concerns Terry</w:t>
-            </w:r>
-            <w:r>
-              <w:rPr>
-                <w:rFonts w:ascii="Times New Roman" w:hAnsi="Times New Roman" w:hint="eastAsia"/>
-                <w:sz w:val="21"/>
-                <w:szCs w:val="21"/>
-              </w:rPr>
-              <w:t>,</w:t>
-            </w:r>
-            <w:r>
-              <w:rPr>
-                <w:rFonts w:ascii="Times New Roman" w:hAnsi="Times New Roman"/>
-                <w:sz w:val="21"/>
-                <w:szCs w:val="21"/>
-              </w:rPr>
-              <w:t xml:space="preserve"> but before we have any </w:t>
-            </w:r>
-            <w:proofErr w:type="gramStart"/>
-            <w:r>
-              <w:rPr>
-                <w:rFonts w:ascii="Times New Roman" w:hAnsi="Times New Roman"/>
-                <w:sz w:val="21"/>
-                <w:szCs w:val="21"/>
-              </w:rPr>
-              <w:t>discussion</w:t>
-            </w:r>
-            <w:proofErr w:type="gramEnd"/>
-            <w:r>
-              <w:rPr>
-                <w:rFonts w:ascii="Times New Roman" w:hAnsi="Times New Roman"/>
-                <w:sz w:val="21"/>
-                <w:szCs w:val="21"/>
-              </w:rPr>
-              <w:t xml:space="preserve"> we need to clarify the issues. Belinda’s going to review the main points in the memo and then we can discuss the pros and cons. How much time do you need, Belinda?</w:t>
-            </w:r>
-          </w:p>
-          <w:p>
-            <w:pPr>
-              <w:spacing w:beforeLines="35" w:before="126" w:line="280" w:lineRule="exact"/>
-              <w:ind w:left="1026" w:right="9" w:hanging="1026"/>
-              <w:jc w:val="left"/>
-              <w:rPr>
-                <w:rFonts w:ascii="Times New Roman" w:hAnsi="Times New Roman"/>
-                <w:sz w:val="21"/>
-                <w:szCs w:val="21"/>
-              </w:rPr>
-            </w:pPr>
-            <w:r>
-              <w:rPr>
-                <w:rFonts w:ascii="Times New Roman" w:hAnsi="Times New Roman"/>
-                <w:sz w:val="21"/>
-                <w:szCs w:val="21"/>
-              </w:rPr>
-              <w:t>Belinda</w:t>
-            </w:r>
-            <w:r>
-              <w:rPr>
-                <w:rFonts w:ascii="Times New Roman" w:hAnsi="Times New Roman"/>
-                <w:sz w:val="21"/>
-                <w:szCs w:val="21"/>
-              </w:rPr>
-              <w:tab/>
-              <w:t>About five minutes</w:t>
-            </w:r>
-            <w:r>
-              <w:rPr>
-                <w:rFonts w:ascii="Times New Roman" w:hAnsi="Times New Roman" w:hint="eastAsia"/>
-                <w:sz w:val="21"/>
-                <w:szCs w:val="21"/>
-              </w:rPr>
-              <w:t>.</w:t>
-            </w:r>
-          </w:p>
-          <w:p>
-            <w:pPr>
-              <w:spacing w:beforeLines="35" w:before="126" w:line="280" w:lineRule="exact"/>
-              <w:ind w:left="1026" w:right="9" w:hanging="1026"/>
-              <w:jc w:val="left"/>
-              <w:rPr>
-                <w:rFonts w:ascii="Times New Roman" w:hAnsi="Times New Roman"/>
-                <w:sz w:val="21"/>
-                <w:szCs w:val="21"/>
-              </w:rPr>
-            </w:pPr>
-            <w:proofErr w:type="gramStart"/>
-            <w:r>
-              <w:rPr>
-                <w:rFonts w:ascii="Times New Roman" w:hAnsi="Times New Roman"/>
-                <w:sz w:val="21"/>
-                <w:szCs w:val="21"/>
-              </w:rPr>
-              <w:t>Yuki</w:t>
-            </w:r>
-            <w:proofErr w:type="gramEnd"/>
-            <w:r>
-              <w:rPr>
-                <w:rFonts w:ascii="Times New Roman" w:hAnsi="Times New Roman"/>
-                <w:sz w:val="21"/>
-                <w:szCs w:val="21"/>
-              </w:rPr>
-              <w:tab/>
-              <w:t xml:space="preserve">OK, </w:t>
-            </w:r>
-            <w:r>
-              <w:rPr>
-                <w:rFonts w:ascii="Times New Roman" w:hAnsi="Times New Roman"/>
-                <w:sz w:val="21"/>
-                <w:szCs w:val="21"/>
-              </w:rPr>
-              <w:t>after Belinda’s report</w:t>
-            </w:r>
-            <w:r>
-              <w:rPr>
-                <w:rFonts w:ascii="Times New Roman" w:hAnsi="Times New Roman" w:hint="eastAsia"/>
-                <w:sz w:val="21"/>
-                <w:szCs w:val="21"/>
-              </w:rPr>
-              <w:t>,</w:t>
-            </w:r>
-            <w:r>
-              <w:rPr>
-                <w:rFonts w:ascii="Times New Roman" w:hAnsi="Times New Roman"/>
-                <w:sz w:val="21"/>
-                <w:szCs w:val="21"/>
-              </w:rPr>
-              <w:t xml:space="preserve"> we’ll have a full </w:t>
-            </w:r>
-            <w:proofErr w:type="gramStart"/>
-            <w:r>
-              <w:rPr>
-                <w:rFonts w:ascii="Times New Roman" w:hAnsi="Times New Roman"/>
-                <w:sz w:val="21"/>
-                <w:szCs w:val="21"/>
-              </w:rPr>
-              <w:t>discussion, and</w:t>
-            </w:r>
-            <w:proofErr w:type="gramEnd"/>
-            <w:r>
-              <w:rPr>
-                <w:rFonts w:ascii="Times New Roman" w:hAnsi="Times New Roman"/>
-                <w:sz w:val="21"/>
-                <w:szCs w:val="21"/>
-              </w:rPr>
-              <w:t xml:space="preserve"> then decide </w:t>
-            </w:r>
-            <w:r>
-              <w:rPr>
-                <w:rFonts w:ascii="Times New Roman" w:hAnsi="Times New Roman" w:hint="eastAsia"/>
-                <w:sz w:val="21"/>
-                <w:szCs w:val="21"/>
-              </w:rPr>
-              <w:t>if the idea merits development into a proposal to Mr. Koike.</w:t>
-            </w:r>
-            <w:r>
-              <w:rPr>
-                <w:rFonts w:ascii="Times New Roman" w:hAnsi="Times New Roman"/>
-                <w:sz w:val="21"/>
-                <w:szCs w:val="21"/>
-              </w:rPr>
-              <w:t xml:space="preserve"> All agreed? </w:t>
-            </w:r>
-          </w:p>
-          <w:p>
-            <w:pPr>
-              <w:spacing w:beforeLines="35" w:before="126" w:line="280" w:lineRule="exact"/>
-              <w:ind w:left="1026" w:right="9" w:hanging="1026"/>
-              <w:jc w:val="left"/>
-              <w:rPr>
-                <w:rFonts w:ascii="Times New Roman" w:hAnsi="Times New Roman"/>
-                <w:sz w:val="21"/>
-                <w:szCs w:val="21"/>
-              </w:rPr>
-            </w:pPr>
-            <w:r>
-              <w:rPr>
-                <w:rFonts w:ascii="Times New Roman" w:hAnsi="Times New Roman"/>
-                <w:sz w:val="21"/>
-                <w:szCs w:val="21"/>
-              </w:rPr>
-              <w:t>Everyone</w:t>
-            </w:r>
-            <w:r>
-              <w:rPr>
-                <w:rFonts w:ascii="Times New Roman" w:hAnsi="Times New Roman"/>
-                <w:sz w:val="21"/>
-                <w:szCs w:val="21"/>
-              </w:rPr>
-              <w:tab/>
-              <w:t>Yes. / Fine. / Agreed.</w:t>
-            </w:r>
-          </w:p>
-          <w:p>
-            <w:pPr>
-              <w:spacing w:beforeLines="35" w:before="126" w:line="280" w:lineRule="exact"/>
-              <w:ind w:left="1026" w:right="9" w:hanging="1026"/>
-              <w:jc w:val="left"/>
-              <w:rPr>
-                <w:rFonts w:ascii="Times New Roman" w:hAnsi="Times New Roman"/>
-                <w:sz w:val="21"/>
-                <w:szCs w:val="21"/>
-              </w:rPr>
-            </w:pPr>
-            <w:r>
-              <w:rPr>
-                <w:rFonts w:ascii="Times New Roman" w:hAnsi="Times New Roman"/>
-                <w:sz w:val="21"/>
-                <w:szCs w:val="21"/>
-              </w:rPr>
-              <w:t>Yuki</w:t>
-            </w:r>
-            <w:r>
-              <w:rPr>
-                <w:rFonts w:ascii="Times New Roman" w:hAnsi="Times New Roman"/>
-                <w:sz w:val="21"/>
-                <w:szCs w:val="21"/>
-              </w:rPr>
-              <w:tab/>
-              <w:t>Ter</w:t>
-            </w:r>
-            <w:r>
-              <w:rPr>
-                <w:rFonts w:ascii="Times New Roman" w:hAnsi="Times New Roman"/>
-                <w:sz w:val="21"/>
-                <w:szCs w:val="21"/>
-              </w:rPr>
-              <w:t>ry</w:t>
-            </w:r>
-          </w:p>
-        </w:tc>
-        <w:tc>
-          <w:tcPr>
-            <w:tcW w:w="2830" w:type="dxa"/>
-            <w:tcBorders>
-              <w:bottom w:val="nil"/>
-            </w:tcBorders>
-          </w:tcPr>
-          <w:p>
-            <w:pPr>
               <w:spacing w:line="200" w:lineRule="exact"/>
               <w:ind w:left="91" w:right="11"/>
               <w:jc w:val="left"/>
@@ -28527,23 +29392,7 @@
                 <w:sz w:val="18"/>
                 <w:szCs w:val="18"/>
               </w:rPr>
-              <w:t>The facilitator cut</w:t>
-            </w:r>
-            <w:r>
-              <w:rPr>
-                <w:rFonts w:ascii="Times New Roman" w:hAnsi="Times New Roman"/>
-                <w:sz w:val="18"/>
-                <w:szCs w:val="18"/>
-              </w:rPr>
-              <w:t>s</w:t>
-            </w:r>
-            <w:r>
-              <w:rPr>
-                <w:rFonts w:ascii="Times New Roman" w:hAnsi="Times New Roman"/>
-                <w:sz w:val="18"/>
-                <w:szCs w:val="18"/>
-              </w:rPr>
-              <w:t xml:space="preserve"> in to protect the procedure.</w:t>
+              <w:t>The facilitator cuts in to protect the procedure.</w:t>
             </w:r>
           </w:p>
           <w:p>
@@ -28732,9 +29581,9 @@
         </w:trPr>
         <w:tc>
           <w:tcPr>
-            <w:tcW w:w="5527" w:type="dxa"/>
+            <w:tcW w:w="3307" w:type="pct"/>
+            <w:vMerge/>
             <w:tcBorders>
-              <w:top w:val="nil"/>
               <w:bottom w:val="nil"/>
             </w:tcBorders>
           </w:tcPr>
@@ -28749,2169 +29598,11 @@
                 <w:szCs w:val="21"/>
               </w:rPr>
             </w:pPr>
-            <w:r>
-              <w:rPr>
-                <w:rFonts w:ascii="Times New Roman" w:hAnsi="Times New Roman"/>
-                <w:sz w:val="21"/>
-                <w:szCs w:val="21"/>
-              </w:rPr>
-              <w:lastRenderedPageBreak/>
-              <w:t>Terry</w:t>
-            </w:r>
-            <w:r>
-              <w:rPr>
-                <w:rFonts w:ascii="Times New Roman" w:hAnsi="Times New Roman"/>
-                <w:sz w:val="21"/>
-                <w:szCs w:val="21"/>
-              </w:rPr>
-              <w:tab/>
-              <w:t>Yes, sorry. That makes sense.</w:t>
-            </w:r>
-          </w:p>
-          <w:p>
-            <w:pPr>
-              <w:spacing w:beforeLines="35" w:before="126" w:line="280" w:lineRule="exact"/>
-              <w:ind w:left="1026" w:right="9" w:hanging="1026"/>
-              <w:jc w:val="left"/>
-              <w:rPr>
-                <w:rFonts w:ascii="Times New Roman" w:hAnsi="Times New Roman"/>
-                <w:sz w:val="21"/>
-                <w:szCs w:val="21"/>
-              </w:rPr>
-            </w:pPr>
-            <w:r>
-              <w:rPr>
-                <w:rFonts w:ascii="Times New Roman" w:hAnsi="Times New Roman"/>
-                <w:sz w:val="21"/>
-                <w:szCs w:val="21"/>
-              </w:rPr>
-              <w:t>Yuki</w:t>
-            </w:r>
-            <w:r>
-              <w:rPr>
-                <w:rFonts w:ascii="Times New Roman" w:hAnsi="Times New Roman"/>
-                <w:sz w:val="21"/>
-                <w:szCs w:val="21"/>
-              </w:rPr>
-              <w:tab/>
-              <w:t xml:space="preserve">Good. Mai will be taking notes and after the </w:t>
-            </w:r>
-            <w:r>
-              <w:rPr>
-                <w:rFonts w:ascii="Times New Roman" w:hAnsi="Times New Roman" w:hint="eastAsia"/>
-                <w:sz w:val="21"/>
-                <w:szCs w:val="21"/>
-              </w:rPr>
-              <w:t>m</w:t>
-            </w:r>
-            <w:r>
-              <w:rPr>
-                <w:rFonts w:ascii="Times New Roman" w:hAnsi="Times New Roman"/>
-                <w:sz w:val="21"/>
-                <w:szCs w:val="21"/>
-              </w:rPr>
-              <w:t>eeting</w:t>
-            </w:r>
-            <w:r>
-              <w:rPr>
-                <w:rFonts w:ascii="Times New Roman" w:hAnsi="Times New Roman" w:hint="eastAsia"/>
-                <w:sz w:val="21"/>
-                <w:szCs w:val="21"/>
-              </w:rPr>
-              <w:t>,</w:t>
-            </w:r>
-            <w:r>
-              <w:rPr>
-                <w:rFonts w:ascii="Times New Roman" w:hAnsi="Times New Roman"/>
-                <w:sz w:val="21"/>
-                <w:szCs w:val="21"/>
-              </w:rPr>
-              <w:t xml:space="preserve"> she’ll prepare the report for Mr. Koike. </w:t>
-            </w:r>
-            <w:r>
-              <w:rPr>
-                <w:rFonts w:ascii="Times New Roman" w:hAnsi="Times New Roman" w:hint="eastAsia"/>
-                <w:sz w:val="21"/>
-                <w:szCs w:val="21"/>
-              </w:rPr>
-              <w:t>W</w:t>
-            </w:r>
-            <w:r>
-              <w:rPr>
-                <w:rFonts w:ascii="Times New Roman" w:hAnsi="Times New Roman"/>
-                <w:sz w:val="21"/>
-                <w:szCs w:val="21"/>
-              </w:rPr>
-              <w:t xml:space="preserve">e need to wrap up today just before three-thirty because another department has booked this room. </w:t>
-            </w:r>
-          </w:p>
-          <w:p>
-            <w:pPr>
-              <w:spacing w:beforeLines="35" w:before="126" w:line="280" w:lineRule="exact"/>
-              <w:ind w:left="1026" w:right="9" w:hanging="1026"/>
-              <w:jc w:val="left"/>
-              <w:rPr>
-                <w:rFonts w:ascii="Times New Roman" w:hAnsi="Times New Roman"/>
-                <w:sz w:val="21"/>
-                <w:szCs w:val="21"/>
-              </w:rPr>
-            </w:pPr>
-            <w:r>
-              <w:rPr>
-                <w:rFonts w:ascii="Times New Roman" w:hAnsi="Times New Roman"/>
-                <w:sz w:val="21"/>
-                <w:szCs w:val="21"/>
-              </w:rPr>
-              <w:t>Dieter</w:t>
-            </w:r>
-            <w:r>
-              <w:rPr>
-                <w:rFonts w:ascii="Times New Roman" w:hAnsi="Times New Roman"/>
-                <w:sz w:val="21"/>
-                <w:szCs w:val="21"/>
-              </w:rPr>
-              <w:tab/>
-            </w:r>
-            <w:r>
-              <w:rPr>
-                <w:rFonts w:ascii="Times New Roman" w:hAnsi="Times New Roman"/>
-                <w:sz w:val="18"/>
-                <w:szCs w:val="18"/>
-              </w:rPr>
-              <w:t>(Arriving late)</w:t>
-            </w:r>
-            <w:r>
-              <w:rPr>
-                <w:rFonts w:ascii="Times New Roman" w:hAnsi="Times New Roman"/>
-                <w:sz w:val="21"/>
-                <w:szCs w:val="21"/>
-              </w:rPr>
-              <w:t xml:space="preserve"> Sorry to be late, everyone. I just got off the phone with P-B Cable. </w:t>
-            </w:r>
-          </w:p>
-          <w:p>
-            <w:pPr>
-              <w:spacing w:beforeLines="35" w:before="126" w:line="280" w:lineRule="exact"/>
-              <w:ind w:left="1026" w:right="9" w:hanging="1026"/>
-              <w:jc w:val="left"/>
-              <w:rPr>
-                <w:rFonts w:ascii="Times New Roman" w:hAnsi="Times New Roman"/>
-                <w:sz w:val="21"/>
-                <w:szCs w:val="21"/>
-              </w:rPr>
-            </w:pPr>
-            <w:r>
-              <w:rPr>
-                <w:rFonts w:ascii="Times New Roman" w:hAnsi="Times New Roman"/>
-                <w:sz w:val="21"/>
-                <w:szCs w:val="21"/>
-              </w:rPr>
-              <w:t>Yuki</w:t>
-            </w:r>
-            <w:r>
-              <w:rPr>
-                <w:rFonts w:ascii="Times New Roman" w:hAnsi="Times New Roman"/>
-                <w:sz w:val="21"/>
-                <w:szCs w:val="21"/>
-              </w:rPr>
-              <w:tab/>
-              <w:t>Thanks for joining us. We’re just getting started.</w:t>
-            </w:r>
-          </w:p>
-          <w:p>
-            <w:pPr>
-              <w:spacing w:beforeLines="35" w:before="126" w:line="280" w:lineRule="exact"/>
-              <w:ind w:left="1026" w:right="9" w:hanging="1026"/>
-              <w:jc w:val="left"/>
-              <w:rPr>
-                <w:rFonts w:ascii="Times New Roman" w:hAnsi="Times New Roman"/>
-                <w:sz w:val="21"/>
-                <w:szCs w:val="21"/>
-              </w:rPr>
-            </w:pPr>
-            <w:r>
-              <w:rPr>
-                <w:rFonts w:ascii="Times New Roman" w:hAnsi="Times New Roman"/>
-                <w:sz w:val="21"/>
-                <w:szCs w:val="21"/>
-              </w:rPr>
-              <w:t>Bob</w:t>
-            </w:r>
-            <w:r>
-              <w:rPr>
-                <w:rFonts w:ascii="Times New Roman" w:hAnsi="Times New Roman"/>
-                <w:sz w:val="21"/>
-                <w:szCs w:val="21"/>
-              </w:rPr>
-              <w:tab/>
-              <w:t>How are things with P-B?</w:t>
-            </w:r>
-          </w:p>
-          <w:p>
-            <w:pPr>
-              <w:spacing w:beforeLines="35" w:before="126" w:line="280" w:lineRule="exact"/>
-              <w:ind w:left="1026" w:right="9" w:hanging="1026"/>
-              <w:jc w:val="left"/>
-              <w:rPr>
-                <w:rFonts w:ascii="Times New Roman" w:hAnsi="Times New Roman"/>
-                <w:sz w:val="21"/>
-                <w:szCs w:val="21"/>
-              </w:rPr>
-            </w:pPr>
-            <w:proofErr w:type="gramStart"/>
-            <w:r>
-              <w:rPr>
-                <w:rFonts w:ascii="Times New Roman" w:hAnsi="Times New Roman"/>
-                <w:sz w:val="21"/>
-                <w:szCs w:val="21"/>
-              </w:rPr>
-              <w:t>Dieter</w:t>
-            </w:r>
-            <w:r>
-              <w:rPr>
-                <w:rFonts w:ascii="Times New Roman" w:hAnsi="Times New Roman"/>
-                <w:sz w:val="21"/>
-                <w:szCs w:val="21"/>
-              </w:rPr>
-              <w:tab/>
-              <w:t>Well</w:t>
-            </w:r>
-            <w:proofErr w:type="gramEnd"/>
-            <w:r>
-              <w:rPr>
-                <w:rFonts w:ascii="Times New Roman" w:hAnsi="Times New Roman"/>
-                <w:sz w:val="21"/>
-                <w:szCs w:val="21"/>
-              </w:rPr>
-              <w:t>, they want to change the terms of the contract</w:t>
-            </w:r>
-            <w:r>
-              <w:rPr>
-                <w:rFonts w:ascii="Times New Roman" w:hAnsi="Times New Roman" w:hint="eastAsia"/>
-                <w:sz w:val="21"/>
-                <w:szCs w:val="21"/>
-              </w:rPr>
-              <w:t>.</w:t>
-            </w:r>
-          </w:p>
-          <w:p>
-            <w:pPr>
-              <w:spacing w:beforeLines="35" w:before="126" w:line="280" w:lineRule="exact"/>
-              <w:ind w:left="1026" w:right="9" w:hanging="1026"/>
-              <w:jc w:val="left"/>
-              <w:rPr>
-                <w:rFonts w:ascii="Times New Roman" w:hAnsi="Times New Roman"/>
-                <w:sz w:val="21"/>
-                <w:szCs w:val="21"/>
-              </w:rPr>
-            </w:pPr>
-            <w:r>
-              <w:rPr>
-                <w:rFonts w:ascii="Times New Roman" w:hAnsi="Times New Roman" w:hint="eastAsia"/>
-                <w:sz w:val="21"/>
-                <w:szCs w:val="21"/>
-              </w:rPr>
-              <w:t>Bob</w:t>
-            </w:r>
-            <w:r>
-              <w:rPr>
-                <w:rFonts w:ascii="Times New Roman" w:hAnsi="Times New Roman"/>
-                <w:sz w:val="21"/>
-                <w:szCs w:val="21"/>
-              </w:rPr>
-              <w:tab/>
-            </w:r>
-            <w:r>
-              <w:rPr>
-                <w:rFonts w:ascii="Times New Roman" w:hAnsi="Times New Roman" w:hint="eastAsia"/>
-                <w:sz w:val="21"/>
-                <w:szCs w:val="21"/>
-              </w:rPr>
-              <w:t xml:space="preserve">What? Change the terms now? </w:t>
-            </w:r>
-          </w:p>
-          <w:p>
-            <w:pPr>
-              <w:spacing w:beforeLines="35" w:before="126" w:line="280" w:lineRule="exact"/>
-              <w:ind w:left="1026" w:right="9" w:hanging="1026"/>
-              <w:jc w:val="left"/>
-              <w:rPr>
-                <w:rFonts w:ascii="Times New Roman" w:hAnsi="Times New Roman"/>
-                <w:sz w:val="21"/>
-                <w:szCs w:val="21"/>
-              </w:rPr>
-            </w:pPr>
-            <w:r>
-              <w:rPr>
-                <w:rFonts w:ascii="Times New Roman" w:hAnsi="Times New Roman"/>
-                <w:sz w:val="21"/>
-                <w:szCs w:val="21"/>
-              </w:rPr>
-              <w:t>Dieter</w:t>
-            </w:r>
-            <w:r>
-              <w:rPr>
-                <w:rFonts w:ascii="Times New Roman" w:hAnsi="Times New Roman"/>
-                <w:sz w:val="21"/>
-                <w:szCs w:val="21"/>
-              </w:rPr>
-              <w:tab/>
-            </w:r>
-            <w:r>
-              <w:rPr>
-                <w:rFonts w:ascii="Times New Roman" w:hAnsi="Times New Roman" w:hint="eastAsia"/>
-                <w:sz w:val="21"/>
-                <w:szCs w:val="21"/>
-              </w:rPr>
-              <w:t xml:space="preserve">Yes, </w:t>
-            </w:r>
-            <w:proofErr w:type="gramStart"/>
-            <w:r>
-              <w:rPr>
-                <w:rFonts w:ascii="Times New Roman" w:hAnsi="Times New Roman" w:hint="eastAsia"/>
-                <w:sz w:val="21"/>
-                <w:szCs w:val="21"/>
-              </w:rPr>
-              <w:t>They</w:t>
-            </w:r>
-            <w:proofErr w:type="gramEnd"/>
-            <w:r>
-              <w:rPr>
-                <w:rFonts w:ascii="Times New Roman" w:hAnsi="Times New Roman" w:hint="eastAsia"/>
-                <w:sz w:val="21"/>
-                <w:szCs w:val="21"/>
-              </w:rPr>
-              <w:t xml:space="preserve"> said that</w:t>
-            </w:r>
-            <w:r>
-              <w:rPr>
-                <w:rFonts w:ascii="Times New Roman" w:hAnsi="Times New Roman"/>
-                <w:sz w:val="21"/>
-                <w:szCs w:val="21"/>
-              </w:rPr>
-              <w:t>…</w:t>
-            </w:r>
-          </w:p>
-          <w:p>
-            <w:pPr>
-              <w:spacing w:beforeLines="35" w:before="126" w:line="280" w:lineRule="exact"/>
-              <w:ind w:left="1026" w:right="9" w:hanging="1026"/>
-              <w:jc w:val="left"/>
-              <w:rPr>
-                <w:rFonts w:ascii="Times New Roman" w:hAnsi="Times New Roman"/>
-                <w:sz w:val="21"/>
-                <w:szCs w:val="21"/>
-              </w:rPr>
-            </w:pPr>
-            <w:r>
-              <w:rPr>
-                <w:rFonts w:ascii="Times New Roman" w:hAnsi="Times New Roman"/>
-                <w:sz w:val="21"/>
-                <w:szCs w:val="21"/>
-              </w:rPr>
-              <w:t>Yuki</w:t>
-            </w:r>
-            <w:r>
-              <w:rPr>
-                <w:rFonts w:ascii="Times New Roman" w:hAnsi="Times New Roman"/>
-                <w:sz w:val="21"/>
-                <w:szCs w:val="21"/>
-              </w:rPr>
-              <w:tab/>
-              <w:t xml:space="preserve">Excuse me, </w:t>
-            </w:r>
-            <w:r>
-              <w:rPr>
-                <w:rFonts w:ascii="Times New Roman" w:hAnsi="Times New Roman"/>
-                <w:sz w:val="21"/>
-                <w:szCs w:val="21"/>
-              </w:rPr>
-              <w:t>Dieter</w:t>
-            </w:r>
-            <w:r>
-              <w:rPr>
-                <w:rFonts w:ascii="Times New Roman" w:hAnsi="Times New Roman"/>
-                <w:sz w:val="21"/>
-                <w:szCs w:val="21"/>
-              </w:rPr>
-              <w:t xml:space="preserve">. I know the P-B contract is </w:t>
-            </w:r>
-            <w:proofErr w:type="gramStart"/>
-            <w:r>
-              <w:rPr>
-                <w:rFonts w:ascii="Times New Roman" w:hAnsi="Times New Roman"/>
-                <w:sz w:val="21"/>
-                <w:szCs w:val="21"/>
-              </w:rPr>
-              <w:t>important</w:t>
-            </w:r>
-            <w:proofErr w:type="gramEnd"/>
-            <w:r>
-              <w:rPr>
-                <w:rFonts w:ascii="Times New Roman" w:hAnsi="Times New Roman"/>
-                <w:sz w:val="21"/>
-                <w:szCs w:val="21"/>
-              </w:rPr>
-              <w:t xml:space="preserve"> but we can’t discuss it now. </w:t>
-            </w:r>
-            <w:r>
-              <w:rPr>
-                <w:rFonts w:ascii="Times New Roman" w:hAnsi="Times New Roman" w:hint="eastAsia"/>
-                <w:sz w:val="21"/>
-                <w:szCs w:val="21"/>
-              </w:rPr>
-              <w:t>This meeting is about micro-</w:t>
-            </w:r>
-            <w:proofErr w:type="gramStart"/>
-            <w:r>
-              <w:rPr>
-                <w:rFonts w:ascii="Times New Roman" w:hAnsi="Times New Roman" w:hint="eastAsia"/>
-                <w:sz w:val="21"/>
-                <w:szCs w:val="21"/>
-              </w:rPr>
-              <w:t>financing</w:t>
-            </w:r>
-            <w:proofErr w:type="gramEnd"/>
-            <w:r>
-              <w:rPr>
-                <w:rFonts w:ascii="Times New Roman" w:hAnsi="Times New Roman" w:hint="eastAsia"/>
-                <w:sz w:val="21"/>
-                <w:szCs w:val="21"/>
-              </w:rPr>
-              <w:t xml:space="preserve"> and we </w:t>
-            </w:r>
-            <w:proofErr w:type="gramStart"/>
-            <w:r>
-              <w:rPr>
-                <w:rFonts w:ascii="Times New Roman" w:hAnsi="Times New Roman" w:hint="eastAsia"/>
-                <w:sz w:val="21"/>
-                <w:szCs w:val="21"/>
-              </w:rPr>
-              <w:t>have to</w:t>
-            </w:r>
-            <w:proofErr w:type="gramEnd"/>
-            <w:r>
-              <w:rPr>
-                <w:rFonts w:ascii="Times New Roman" w:hAnsi="Times New Roman" w:hint="eastAsia"/>
-                <w:sz w:val="21"/>
-                <w:szCs w:val="21"/>
-              </w:rPr>
-              <w:t xml:space="preserve"> finish by 15:30. Can you set up another meeting </w:t>
-            </w:r>
-            <w:r>
-              <w:rPr>
-                <w:rFonts w:ascii="Times New Roman" w:hAnsi="Times New Roman" w:hint="eastAsia"/>
-                <w:sz w:val="21"/>
-                <w:szCs w:val="21"/>
-              </w:rPr>
-              <w:t>about P-B</w:t>
-            </w:r>
-            <w:r>
-              <w:rPr>
-                <w:rFonts w:ascii="Times New Roman" w:hAnsi="Times New Roman" w:hint="eastAsia"/>
-                <w:sz w:val="21"/>
-                <w:szCs w:val="21"/>
-              </w:rPr>
-              <w:t>?</w:t>
-            </w:r>
-          </w:p>
-          <w:p>
-            <w:pPr>
-              <w:spacing w:beforeLines="35" w:before="126" w:line="280" w:lineRule="exact"/>
-              <w:ind w:left="1026" w:right="9" w:hanging="1026"/>
-              <w:jc w:val="left"/>
-              <w:rPr>
-                <w:rFonts w:ascii="Times New Roman" w:hAnsi="Times New Roman"/>
-                <w:sz w:val="21"/>
-                <w:szCs w:val="21"/>
-              </w:rPr>
-            </w:pPr>
-            <w:proofErr w:type="gramStart"/>
-            <w:r>
-              <w:rPr>
-                <w:rFonts w:ascii="Times New Roman" w:hAnsi="Times New Roman" w:hint="eastAsia"/>
-                <w:sz w:val="21"/>
-                <w:szCs w:val="21"/>
-              </w:rPr>
-              <w:t>Dieter</w:t>
-            </w:r>
-            <w:r>
-              <w:rPr>
-                <w:rFonts w:ascii="Times New Roman" w:hAnsi="Times New Roman"/>
-                <w:sz w:val="21"/>
-                <w:szCs w:val="21"/>
-              </w:rPr>
-              <w:tab/>
-            </w:r>
-            <w:r>
-              <w:rPr>
-                <w:rFonts w:ascii="Times New Roman" w:hAnsi="Times New Roman" w:hint="eastAsia"/>
-                <w:sz w:val="21"/>
-                <w:szCs w:val="21"/>
-              </w:rPr>
-              <w:t>Sorry</w:t>
-            </w:r>
-            <w:proofErr w:type="gramEnd"/>
-            <w:r>
-              <w:rPr>
-                <w:rFonts w:ascii="Times New Roman" w:hAnsi="Times New Roman" w:hint="eastAsia"/>
-                <w:sz w:val="21"/>
-                <w:szCs w:val="21"/>
-              </w:rPr>
-              <w:t xml:space="preserve">. </w:t>
-            </w:r>
-            <w:r>
-              <w:rPr>
-                <w:rFonts w:ascii="Times New Roman" w:hAnsi="Times New Roman" w:hint="eastAsia"/>
-                <w:sz w:val="21"/>
-                <w:szCs w:val="21"/>
-              </w:rPr>
-              <w:t>I can do that</w:t>
-            </w:r>
-            <w:r>
-              <w:rPr>
-                <w:rFonts w:ascii="Times New Roman" w:hAnsi="Times New Roman"/>
-                <w:sz w:val="21"/>
-                <w:szCs w:val="21"/>
-              </w:rPr>
-              <w:t>.</w:t>
-            </w:r>
-          </w:p>
-          <w:p>
-            <w:pPr>
-              <w:spacing w:beforeLines="35" w:before="126" w:line="280" w:lineRule="exact"/>
-              <w:ind w:left="1026" w:right="9" w:hanging="1026"/>
-              <w:jc w:val="left"/>
-              <w:rPr>
-                <w:rFonts w:ascii="Times New Roman" w:hAnsi="Times New Roman"/>
-                <w:sz w:val="21"/>
-                <w:szCs w:val="21"/>
-              </w:rPr>
-            </w:pPr>
-            <w:r>
-              <w:rPr>
-                <w:rFonts w:ascii="Times New Roman" w:hAnsi="Times New Roman"/>
-                <w:sz w:val="21"/>
-                <w:szCs w:val="21"/>
-              </w:rPr>
-              <w:t>Yuki</w:t>
-            </w:r>
-            <w:r>
-              <w:rPr>
-                <w:rFonts w:ascii="Times New Roman" w:hAnsi="Times New Roman"/>
-                <w:sz w:val="21"/>
-                <w:szCs w:val="21"/>
-              </w:rPr>
-              <w:tab/>
-              <w:t>Thank you. So</w:t>
-            </w:r>
-            <w:r>
-              <w:rPr>
-                <w:rFonts w:ascii="Times New Roman" w:hAnsi="Times New Roman" w:hint="eastAsia"/>
-                <w:sz w:val="21"/>
-                <w:szCs w:val="21"/>
-              </w:rPr>
-              <w:t>,</w:t>
-            </w:r>
-            <w:r>
-              <w:rPr>
-                <w:rFonts w:ascii="Times New Roman" w:hAnsi="Times New Roman"/>
-                <w:sz w:val="21"/>
-                <w:szCs w:val="21"/>
-              </w:rPr>
-              <w:t xml:space="preserve"> Belinda, if you please. Could we have your report on micro-financing?</w:t>
-            </w:r>
-          </w:p>
-          <w:p>
-            <w:pPr>
-              <w:spacing w:beforeLines="35" w:before="126" w:line="280" w:lineRule="exact"/>
-              <w:ind w:left="1026" w:right="9" w:hanging="1026"/>
-              <w:jc w:val="left"/>
-              <w:rPr>
-                <w:rFonts w:ascii="Times New Roman" w:hAnsi="Times New Roman"/>
-                <w:sz w:val="21"/>
-                <w:szCs w:val="21"/>
-              </w:rPr>
-            </w:pPr>
-            <w:r>
-              <w:rPr>
-                <w:rFonts w:ascii="Times New Roman" w:hAnsi="Times New Roman"/>
-                <w:sz w:val="21"/>
-                <w:szCs w:val="21"/>
-              </w:rPr>
-              <w:t>Belinda</w:t>
-            </w:r>
-            <w:r>
-              <w:rPr>
-                <w:rFonts w:ascii="Times New Roman" w:hAnsi="Times New Roman"/>
-                <w:sz w:val="21"/>
-                <w:szCs w:val="21"/>
-              </w:rPr>
-              <w:tab/>
-              <w:t>Thanks, Yuki. Good morning, everyone. First, I’d like to say that I understand Terry’</w:t>
-            </w:r>
-            <w:r>
-              <w:rPr>
-                <w:rFonts w:ascii="Times New Roman" w:hAnsi="Times New Roman" w:hint="eastAsia"/>
-                <w:sz w:val="21"/>
-                <w:szCs w:val="21"/>
-              </w:rPr>
-              <w:t>s</w:t>
-            </w:r>
-            <w:r>
-              <w:rPr>
-                <w:rFonts w:ascii="Times New Roman" w:hAnsi="Times New Roman"/>
-                <w:sz w:val="21"/>
-                <w:szCs w:val="21"/>
-              </w:rPr>
-              <w:t xml:space="preserve"> concern</w:t>
-            </w:r>
-            <w:r>
-              <w:rPr>
-                <w:rFonts w:ascii="Times New Roman" w:hAnsi="Times New Roman" w:hint="eastAsia"/>
-                <w:sz w:val="21"/>
-                <w:szCs w:val="21"/>
-              </w:rPr>
-              <w:t>,</w:t>
-            </w:r>
-            <w:r>
-              <w:rPr>
-                <w:rFonts w:ascii="Times New Roman" w:hAnsi="Times New Roman"/>
-                <w:sz w:val="21"/>
-                <w:szCs w:val="21"/>
-              </w:rPr>
-              <w:t xml:space="preserve"> too. </w:t>
-            </w:r>
-            <w:r>
-              <w:rPr>
-                <w:rFonts w:ascii="Times New Roman" w:hAnsi="Times New Roman" w:hint="eastAsia"/>
-                <w:sz w:val="21"/>
-                <w:szCs w:val="21"/>
-              </w:rPr>
-              <w:t>However,</w:t>
-            </w:r>
-            <w:r>
-              <w:rPr>
-                <w:rFonts w:ascii="Times New Roman" w:hAnsi="Times New Roman"/>
-                <w:sz w:val="21"/>
-                <w:szCs w:val="21"/>
-              </w:rPr>
-              <w:t xml:space="preserve"> I really think that micro-financing has business potential for us</w:t>
-            </w:r>
-            <w:r>
-              <w:rPr>
-                <w:rFonts w:ascii="Times New Roman" w:hAnsi="Times New Roman" w:hint="eastAsia"/>
-                <w:sz w:val="21"/>
-                <w:szCs w:val="21"/>
-              </w:rPr>
-              <w:t xml:space="preserve">. </w:t>
-            </w:r>
-            <w:r>
-              <w:rPr>
-                <w:rFonts w:ascii="Times New Roman" w:hAnsi="Times New Roman"/>
-                <w:sz w:val="21"/>
-                <w:szCs w:val="21"/>
-              </w:rPr>
-              <w:t xml:space="preserve">Let me highlight the main ideas and then I’d like to hear your </w:t>
-            </w:r>
-            <w:r>
-              <w:rPr>
-                <w:rFonts w:ascii="Times New Roman" w:hAnsi="Times New Roman" w:hint="eastAsia"/>
-                <w:sz w:val="21"/>
-                <w:szCs w:val="21"/>
-              </w:rPr>
-              <w:t>thoughts</w:t>
-            </w:r>
-            <w:r>
-              <w:rPr>
-                <w:rFonts w:ascii="Times New Roman" w:hAnsi="Times New Roman"/>
-                <w:sz w:val="21"/>
-                <w:szCs w:val="21"/>
-              </w:rPr>
-              <w:t>.</w:t>
-            </w:r>
-          </w:p>
-          <w:p>
-            <w:pPr>
-              <w:spacing w:beforeLines="35" w:before="126" w:line="280" w:lineRule="exact"/>
-              <w:ind w:left="1026" w:right="9" w:hanging="1026"/>
-              <w:jc w:val="left"/>
-              <w:rPr>
-                <w:rFonts w:ascii="Times New Roman" w:hAnsi="Times New Roman"/>
-                <w:sz w:val="21"/>
-                <w:szCs w:val="21"/>
-              </w:rPr>
-            </w:pPr>
-            <w:r>
-              <w:rPr>
-                <w:rFonts w:ascii="Times New Roman" w:hAnsi="Times New Roman"/>
-                <w:sz w:val="21"/>
-                <w:szCs w:val="21"/>
-              </w:rPr>
-              <w:tab/>
-              <w:t>Every month</w:t>
-            </w:r>
-            <w:r>
-              <w:rPr>
-                <w:rFonts w:ascii="Times New Roman" w:hAnsi="Times New Roman" w:hint="eastAsia"/>
-                <w:sz w:val="21"/>
-                <w:szCs w:val="21"/>
-              </w:rPr>
-              <w:t>,</w:t>
-            </w:r>
-            <w:r>
-              <w:rPr>
-                <w:rFonts w:ascii="Times New Roman" w:hAnsi="Times New Roman"/>
-                <w:sz w:val="21"/>
-                <w:szCs w:val="21"/>
-              </w:rPr>
-              <w:t xml:space="preserve"> overseas workers all over the world remit billions of dollars to their home countries. This is a huge market that we could develop here and overseas. </w:t>
-            </w:r>
-          </w:p>
-          <w:p>
-            <w:pPr>
-              <w:spacing w:beforeLines="35" w:before="126" w:line="280" w:lineRule="exact"/>
-              <w:ind w:left="1026" w:right="9" w:hanging="1026"/>
-              <w:jc w:val="left"/>
-              <w:rPr>
-                <w:rFonts w:ascii="Times New Roman" w:hAnsi="Times New Roman"/>
-                <w:sz w:val="21"/>
-                <w:szCs w:val="21"/>
-              </w:rPr>
-            </w:pPr>
-            <w:r>
-              <w:rPr>
-                <w:rFonts w:ascii="Times New Roman" w:hAnsi="Times New Roman"/>
-                <w:sz w:val="21"/>
-                <w:szCs w:val="21"/>
-              </w:rPr>
-              <w:tab/>
-              <w:t xml:space="preserve">The first step is to offer foreign workers in this country a special account that includes a </w:t>
-            </w:r>
-            <w:proofErr w:type="gramStart"/>
-            <w:r>
-              <w:rPr>
-                <w:rFonts w:ascii="Times New Roman" w:hAnsi="Times New Roman"/>
-                <w:sz w:val="21"/>
-                <w:szCs w:val="21"/>
-              </w:rPr>
-              <w:t>low cost</w:t>
-            </w:r>
-            <w:proofErr w:type="gramEnd"/>
-            <w:r>
-              <w:rPr>
-                <w:rFonts w:ascii="Times New Roman" w:hAnsi="Times New Roman"/>
-                <w:sz w:val="21"/>
-                <w:szCs w:val="21"/>
-              </w:rPr>
-              <w:t xml:space="preserve"> remittance service to accounts in their home countries. This would simplify the transfer for the workers and increase the number of depositors for us. It would also give us tie-ups with banks in overseas markets. </w:t>
-            </w:r>
-          </w:p>
-          <w:p>
-            <w:pPr>
-              <w:spacing w:beforeLines="35" w:before="126" w:line="280" w:lineRule="exact"/>
-              <w:ind w:left="1026" w:right="9" w:hanging="1026"/>
-              <w:jc w:val="left"/>
-              <w:rPr>
-                <w:rFonts w:ascii="Times New Roman" w:hAnsi="Times New Roman"/>
-                <w:sz w:val="21"/>
-                <w:szCs w:val="21"/>
-              </w:rPr>
-            </w:pPr>
-            <w:r>
-              <w:rPr>
-                <w:rFonts w:ascii="Times New Roman" w:hAnsi="Times New Roman"/>
-                <w:sz w:val="21"/>
-                <w:szCs w:val="21"/>
-              </w:rPr>
-              <w:tab/>
-              <w:t xml:space="preserve">The next step would be to offer micro-financing to depositors with good track records. Their families </w:t>
-            </w:r>
-            <w:r>
-              <w:rPr>
-                <w:rFonts w:ascii="Times New Roman" w:hAnsi="Times New Roman" w:hint="eastAsia"/>
-                <w:sz w:val="21"/>
-                <w:szCs w:val="21"/>
-              </w:rPr>
-              <w:t>c</w:t>
-            </w:r>
-            <w:r>
-              <w:rPr>
-                <w:rFonts w:ascii="Times New Roman" w:hAnsi="Times New Roman"/>
-                <w:sz w:val="21"/>
-                <w:szCs w:val="21"/>
-              </w:rPr>
-              <w:t xml:space="preserve">ould use the loans to develop their farms or businesses. </w:t>
-            </w:r>
-            <w:r>
-              <w:rPr>
-                <w:rFonts w:ascii="Times New Roman" w:hAnsi="Times New Roman" w:hint="eastAsia"/>
-                <w:sz w:val="21"/>
-                <w:szCs w:val="21"/>
-              </w:rPr>
-              <w:t>After that we</w:t>
-            </w:r>
-            <w:r>
-              <w:rPr>
-                <w:rFonts w:ascii="Times New Roman" w:hAnsi="Times New Roman"/>
-                <w:sz w:val="21"/>
-                <w:szCs w:val="21"/>
-              </w:rPr>
-              <w:t xml:space="preserve"> </w:t>
-            </w:r>
-            <w:r>
-              <w:rPr>
-                <w:rFonts w:ascii="Times New Roman" w:hAnsi="Times New Roman" w:hint="eastAsia"/>
-                <w:sz w:val="21"/>
-                <w:szCs w:val="21"/>
-              </w:rPr>
-              <w:t>c</w:t>
-            </w:r>
-            <w:r>
-              <w:rPr>
-                <w:rFonts w:ascii="Times New Roman" w:hAnsi="Times New Roman"/>
-                <w:sz w:val="21"/>
-                <w:szCs w:val="21"/>
-              </w:rPr>
-              <w:t xml:space="preserve">ould offer micro-financing </w:t>
-            </w:r>
-            <w:r>
-              <w:rPr>
-                <w:rFonts w:ascii="Times New Roman" w:hAnsi="Times New Roman" w:hint="eastAsia"/>
-                <w:sz w:val="21"/>
-                <w:szCs w:val="21"/>
-              </w:rPr>
-              <w:t xml:space="preserve">to </w:t>
-            </w:r>
-            <w:r>
-              <w:rPr>
-                <w:rFonts w:ascii="Times New Roman" w:hAnsi="Times New Roman"/>
-                <w:sz w:val="21"/>
-                <w:szCs w:val="21"/>
-              </w:rPr>
-              <w:t>communit</w:t>
-            </w:r>
-            <w:r>
-              <w:rPr>
-                <w:rFonts w:ascii="Times New Roman" w:hAnsi="Times New Roman" w:hint="eastAsia"/>
-                <w:sz w:val="21"/>
-                <w:szCs w:val="21"/>
-              </w:rPr>
-              <w:t>ies</w:t>
-            </w:r>
-            <w:r>
-              <w:rPr>
-                <w:rFonts w:ascii="Times New Roman" w:hAnsi="Times New Roman"/>
-                <w:sz w:val="21"/>
-                <w:szCs w:val="21"/>
-              </w:rPr>
-              <w:t xml:space="preserve"> for infrastructure projects</w:t>
-            </w:r>
-            <w:r>
-              <w:rPr>
-                <w:rFonts w:ascii="Times New Roman" w:hAnsi="Times New Roman" w:hint="eastAsia"/>
-                <w:sz w:val="21"/>
-                <w:szCs w:val="21"/>
-              </w:rPr>
-              <w:t xml:space="preserve"> such as </w:t>
-            </w:r>
-            <w:r>
-              <w:rPr>
-                <w:rFonts w:ascii="Times New Roman" w:hAnsi="Times New Roman"/>
-                <w:sz w:val="21"/>
-                <w:szCs w:val="21"/>
-              </w:rPr>
-              <w:t xml:space="preserve">water, sanitation, </w:t>
-            </w:r>
-            <w:r>
-              <w:rPr>
-                <w:rFonts w:ascii="Times New Roman" w:hAnsi="Times New Roman" w:hint="eastAsia"/>
-                <w:sz w:val="21"/>
-                <w:szCs w:val="21"/>
-              </w:rPr>
-              <w:t xml:space="preserve">and </w:t>
-            </w:r>
-            <w:r>
-              <w:rPr>
-                <w:rFonts w:ascii="Times New Roman" w:hAnsi="Times New Roman"/>
-                <w:sz w:val="21"/>
-                <w:szCs w:val="21"/>
-              </w:rPr>
-              <w:t>electrification</w:t>
-            </w:r>
-            <w:r>
-              <w:rPr>
-                <w:rFonts w:ascii="Times New Roman" w:hAnsi="Times New Roman" w:hint="eastAsia"/>
-                <w:sz w:val="21"/>
-                <w:szCs w:val="21"/>
-              </w:rPr>
-              <w:t>.</w:t>
-            </w:r>
-            <w:r>
-              <w:rPr>
-                <w:rFonts w:ascii="Times New Roman" w:hAnsi="Times New Roman"/>
-                <w:sz w:val="21"/>
-                <w:szCs w:val="21"/>
-              </w:rPr>
-              <w:t xml:space="preserve"> </w:t>
-            </w:r>
-          </w:p>
-          <w:p>
-            <w:pPr>
-              <w:spacing w:beforeLines="35" w:before="126" w:line="280" w:lineRule="exact"/>
-              <w:ind w:left="1026" w:right="9" w:hanging="1026"/>
-              <w:jc w:val="left"/>
-              <w:rPr>
-                <w:rFonts w:ascii="Times New Roman" w:hAnsi="Times New Roman"/>
-                <w:sz w:val="21"/>
-                <w:szCs w:val="21"/>
-              </w:rPr>
-            </w:pPr>
-            <w:r>
-              <w:rPr>
-                <w:rFonts w:ascii="Times New Roman" w:hAnsi="Times New Roman"/>
-                <w:sz w:val="21"/>
-                <w:szCs w:val="21"/>
-              </w:rPr>
-              <w:lastRenderedPageBreak/>
-              <w:tab/>
-            </w:r>
-            <w:r>
-              <w:rPr>
-                <w:rFonts w:ascii="Times New Roman" w:hAnsi="Times New Roman" w:hint="eastAsia"/>
-                <w:sz w:val="21"/>
-                <w:szCs w:val="21"/>
-              </w:rPr>
-              <w:t xml:space="preserve">Even though each loan is small the volume of business at this level can be very profitable. </w:t>
-            </w:r>
-            <w:r>
-              <w:rPr>
-                <w:rFonts w:ascii="Times New Roman" w:hAnsi="Times New Roman"/>
-                <w:sz w:val="21"/>
-                <w:szCs w:val="21"/>
-              </w:rPr>
-              <w:t xml:space="preserve">That’s the basic idea. Do you have any </w:t>
-            </w:r>
-            <w:r>
-              <w:rPr>
-                <w:rFonts w:ascii="Times New Roman" w:hAnsi="Times New Roman"/>
-                <w:sz w:val="21"/>
-                <w:szCs w:val="21"/>
-              </w:rPr>
-              <w:t>questions?</w:t>
-            </w:r>
-            <w:r>
-              <w:rPr>
-                <w:rFonts w:ascii="Times New Roman" w:hAnsi="Times New Roman" w:hint="eastAsia"/>
-                <w:sz w:val="21"/>
-                <w:szCs w:val="21"/>
-              </w:rPr>
-              <w:t xml:space="preserve"> </w:t>
-            </w:r>
-            <w:r>
-              <w:rPr>
-                <w:rFonts w:ascii="Times New Roman" w:hAnsi="Times New Roman"/>
-                <w:sz w:val="21"/>
-                <w:szCs w:val="21"/>
-              </w:rPr>
-              <w:t>…</w:t>
-            </w:r>
-            <w:r>
-              <w:rPr>
-                <w:rFonts w:ascii="Times New Roman" w:hAnsi="Times New Roman" w:hint="eastAsia"/>
-                <w:sz w:val="21"/>
-                <w:szCs w:val="21"/>
-              </w:rPr>
-              <w:t xml:space="preserve"> </w:t>
-            </w:r>
-            <w:r>
-              <w:rPr>
-                <w:rFonts w:ascii="Times New Roman" w:hAnsi="Times New Roman"/>
-                <w:sz w:val="21"/>
-                <w:szCs w:val="21"/>
-              </w:rPr>
-              <w:t>Y</w:t>
-            </w:r>
-            <w:r>
-              <w:rPr>
-                <w:rFonts w:ascii="Times New Roman" w:hAnsi="Times New Roman" w:hint="eastAsia"/>
-                <w:sz w:val="21"/>
-                <w:szCs w:val="21"/>
-              </w:rPr>
-              <w:t>es, Bob?</w:t>
-            </w:r>
-          </w:p>
-          <w:p>
-            <w:pPr>
-              <w:spacing w:beforeLines="35" w:before="126" w:line="280" w:lineRule="exact"/>
-              <w:ind w:left="1026" w:right="9" w:hanging="1026"/>
-              <w:jc w:val="left"/>
-              <w:rPr>
-                <w:rFonts w:ascii="Times New Roman" w:hAnsi="Times New Roman"/>
-                <w:sz w:val="21"/>
-                <w:szCs w:val="21"/>
-              </w:rPr>
-            </w:pPr>
-            <w:r>
-              <w:rPr>
-                <w:rFonts w:ascii="Times New Roman" w:hAnsi="Times New Roman" w:hint="eastAsia"/>
-                <w:sz w:val="21"/>
-                <w:szCs w:val="21"/>
-              </w:rPr>
-              <w:t>Bob</w:t>
-            </w:r>
-            <w:r>
-              <w:rPr>
-                <w:rFonts w:ascii="Times New Roman" w:hAnsi="Times New Roman"/>
-                <w:sz w:val="21"/>
-                <w:szCs w:val="21"/>
-              </w:rPr>
-              <w:tab/>
-              <w:t xml:space="preserve">This sounds interesting. How would </w:t>
-            </w:r>
-            <w:r>
-              <w:rPr>
-                <w:rFonts w:ascii="Times New Roman" w:hAnsi="Times New Roman"/>
-                <w:sz w:val="21"/>
-                <w:szCs w:val="21"/>
-              </w:rPr>
-              <w:t>…</w:t>
-            </w:r>
-          </w:p>
-          <w:p>
-            <w:pPr>
-              <w:spacing w:beforeLines="35" w:before="126" w:line="280" w:lineRule="exact"/>
-              <w:ind w:left="1026" w:right="9" w:hanging="1026"/>
-              <w:jc w:val="left"/>
-              <w:rPr>
-                <w:rFonts w:ascii="Times New Roman" w:hAnsi="Times New Roman"/>
-                <w:sz w:val="21"/>
-                <w:szCs w:val="21"/>
-              </w:rPr>
-            </w:pPr>
-            <w:r>
-              <w:rPr>
-                <w:rFonts w:ascii="Times New Roman" w:hAnsi="Times New Roman" w:hint="eastAsia"/>
-                <w:sz w:val="21"/>
-                <w:szCs w:val="21"/>
-              </w:rPr>
-              <w:t>Terry</w:t>
-            </w:r>
-            <w:r>
-              <w:rPr>
-                <w:rFonts w:ascii="Times New Roman" w:hAnsi="Times New Roman"/>
-                <w:sz w:val="21"/>
-                <w:szCs w:val="21"/>
-              </w:rPr>
-              <w:tab/>
-            </w:r>
-            <w:r>
-              <w:rPr>
-                <w:rFonts w:ascii="Times New Roman" w:hAnsi="Times New Roman" w:hint="eastAsia"/>
-                <w:sz w:val="21"/>
-                <w:szCs w:val="21"/>
-              </w:rPr>
-              <w:t>Yes, it</w:t>
-            </w:r>
-            <w:r>
-              <w:rPr>
-                <w:rFonts w:ascii="Times New Roman" w:hAnsi="Times New Roman"/>
-                <w:sz w:val="21"/>
-                <w:szCs w:val="21"/>
-              </w:rPr>
-              <w:t>’</w:t>
-            </w:r>
-            <w:r>
-              <w:rPr>
-                <w:rFonts w:ascii="Times New Roman" w:hAnsi="Times New Roman" w:hint="eastAsia"/>
-                <w:sz w:val="21"/>
-                <w:szCs w:val="21"/>
-              </w:rPr>
-              <w:t>s interesting as an NGO project but I think we need to stick to our core business.</w:t>
-            </w:r>
-          </w:p>
-          <w:p>
-            <w:pPr>
-              <w:spacing w:beforeLines="35" w:before="126" w:line="280" w:lineRule="exact"/>
-              <w:ind w:left="1026" w:right="9" w:hanging="1026"/>
-              <w:jc w:val="left"/>
-              <w:rPr>
-                <w:rFonts w:ascii="Times New Roman" w:hAnsi="Times New Roman"/>
-                <w:sz w:val="21"/>
-                <w:szCs w:val="21"/>
-              </w:rPr>
-            </w:pPr>
-            <w:r>
-              <w:rPr>
-                <w:rFonts w:ascii="Times New Roman" w:hAnsi="Times New Roman" w:hint="eastAsia"/>
-                <w:sz w:val="21"/>
-                <w:szCs w:val="21"/>
-              </w:rPr>
-              <w:t>Yuki</w:t>
-            </w:r>
-            <w:r>
-              <w:rPr>
-                <w:rFonts w:ascii="Times New Roman" w:hAnsi="Times New Roman"/>
-                <w:sz w:val="21"/>
-                <w:szCs w:val="21"/>
-              </w:rPr>
-              <w:tab/>
-            </w:r>
-            <w:r>
-              <w:rPr>
-                <w:rFonts w:ascii="Times New Roman" w:hAnsi="Times New Roman" w:hint="eastAsia"/>
-                <w:sz w:val="21"/>
-                <w:szCs w:val="21"/>
-              </w:rPr>
-              <w:t>I</w:t>
-            </w:r>
-            <w:r>
-              <w:rPr>
-                <w:rFonts w:ascii="Times New Roman" w:hAnsi="Times New Roman"/>
-                <w:sz w:val="21"/>
-                <w:szCs w:val="21"/>
-              </w:rPr>
-              <w:t>’</w:t>
-            </w:r>
-            <w:r>
-              <w:rPr>
-                <w:rFonts w:ascii="Times New Roman" w:hAnsi="Times New Roman" w:hint="eastAsia"/>
-                <w:sz w:val="21"/>
-                <w:szCs w:val="21"/>
-              </w:rPr>
-              <w:t>m sorry, Terry, but Bob was asking a question. We</w:t>
-            </w:r>
-            <w:r>
-              <w:rPr>
-                <w:rFonts w:ascii="Times New Roman" w:hAnsi="Times New Roman"/>
-                <w:sz w:val="21"/>
-                <w:szCs w:val="21"/>
-              </w:rPr>
-              <w:t>’</w:t>
-            </w:r>
-            <w:r>
-              <w:rPr>
-                <w:rFonts w:ascii="Times New Roman" w:hAnsi="Times New Roman" w:hint="eastAsia"/>
-                <w:sz w:val="21"/>
-                <w:szCs w:val="21"/>
-              </w:rPr>
-              <w:t xml:space="preserve">ll come back to you. </w:t>
-            </w:r>
-            <w:r>
-              <w:rPr>
-                <w:rFonts w:ascii="Times New Roman" w:hAnsi="Times New Roman"/>
-                <w:sz w:val="21"/>
-                <w:szCs w:val="21"/>
-              </w:rPr>
-              <w:t>…</w:t>
-            </w:r>
-            <w:r>
-              <w:rPr>
-                <w:rFonts w:ascii="Times New Roman" w:hAnsi="Times New Roman" w:hint="eastAsia"/>
-                <w:sz w:val="21"/>
-                <w:szCs w:val="21"/>
-              </w:rPr>
-              <w:t xml:space="preserve"> Bob?</w:t>
-            </w:r>
-          </w:p>
-          <w:p>
-            <w:pPr>
-              <w:spacing w:beforeLines="35" w:before="126" w:line="280" w:lineRule="exact"/>
-              <w:ind w:left="1026" w:right="9" w:hanging="1026"/>
-              <w:jc w:val="left"/>
-              <w:rPr>
-                <w:rFonts w:ascii="Times New Roman" w:hAnsi="Times New Roman"/>
-                <w:sz w:val="21"/>
-                <w:szCs w:val="21"/>
-              </w:rPr>
-            </w:pPr>
-            <w:r>
-              <w:rPr>
-                <w:rFonts w:ascii="Times New Roman" w:hAnsi="Times New Roman" w:hint="eastAsia"/>
-                <w:sz w:val="21"/>
-                <w:szCs w:val="21"/>
-              </w:rPr>
-              <w:t>Bob</w:t>
-            </w:r>
-            <w:r>
-              <w:rPr>
-                <w:rFonts w:ascii="Times New Roman" w:hAnsi="Times New Roman"/>
-                <w:sz w:val="21"/>
-                <w:szCs w:val="21"/>
-              </w:rPr>
-              <w:tab/>
-            </w:r>
-            <w:r>
-              <w:rPr>
-                <w:rFonts w:ascii="Times New Roman" w:hAnsi="Times New Roman" w:hint="eastAsia"/>
-                <w:sz w:val="21"/>
-                <w:szCs w:val="21"/>
-              </w:rPr>
-              <w:t>Yes, as I was saying, I think t</w:t>
-            </w:r>
-            <w:r>
-              <w:rPr>
-                <w:rFonts w:ascii="Times New Roman" w:hAnsi="Times New Roman"/>
-                <w:sz w:val="21"/>
-                <w:szCs w:val="21"/>
-              </w:rPr>
-              <w:t xml:space="preserve">his sounds </w:t>
-            </w:r>
-            <w:r>
-              <w:rPr>
-                <w:rFonts w:ascii="Times New Roman" w:hAnsi="Times New Roman" w:hint="eastAsia"/>
-                <w:sz w:val="21"/>
-                <w:szCs w:val="21"/>
-              </w:rPr>
-              <w:t xml:space="preserve">like an </w:t>
-            </w:r>
-            <w:r>
-              <w:rPr>
-                <w:rFonts w:ascii="Times New Roman" w:hAnsi="Times New Roman"/>
-                <w:sz w:val="21"/>
-                <w:szCs w:val="21"/>
-              </w:rPr>
-              <w:t>interesting</w:t>
-            </w:r>
-            <w:r>
-              <w:rPr>
-                <w:rFonts w:ascii="Times New Roman" w:hAnsi="Times New Roman" w:hint="eastAsia"/>
-                <w:sz w:val="21"/>
-                <w:szCs w:val="21"/>
-              </w:rPr>
-              <w:t xml:space="preserve"> idea</w:t>
-            </w:r>
-            <w:r>
-              <w:rPr>
-                <w:rFonts w:ascii="Times New Roman" w:hAnsi="Times New Roman"/>
-                <w:sz w:val="21"/>
-                <w:szCs w:val="21"/>
-              </w:rPr>
-              <w:t xml:space="preserve">. How would </w:t>
-            </w:r>
-            <w:r>
-              <w:rPr>
-                <w:rFonts w:ascii="Times New Roman" w:hAnsi="Times New Roman" w:hint="eastAsia"/>
-                <w:sz w:val="21"/>
-                <w:szCs w:val="21"/>
-              </w:rPr>
-              <w:t xml:space="preserve">the </w:t>
-            </w:r>
-            <w:r>
-              <w:rPr>
-                <w:rFonts w:ascii="Times New Roman" w:hAnsi="Times New Roman"/>
-                <w:sz w:val="21"/>
-                <w:szCs w:val="21"/>
-              </w:rPr>
-              <w:t>community loans work?</w:t>
-            </w:r>
-          </w:p>
-          <w:p>
-            <w:pPr>
-              <w:spacing w:beforeLines="35" w:before="126" w:line="280" w:lineRule="exact"/>
-              <w:ind w:left="1026" w:right="9" w:hanging="1026"/>
-              <w:jc w:val="left"/>
-              <w:rPr>
-                <w:rFonts w:ascii="Times New Roman" w:hAnsi="Times New Roman"/>
-                <w:sz w:val="21"/>
-                <w:szCs w:val="21"/>
-              </w:rPr>
-            </w:pPr>
-            <w:r>
-              <w:rPr>
-                <w:rFonts w:ascii="Times New Roman" w:hAnsi="Times New Roman"/>
-                <w:sz w:val="21"/>
-                <w:szCs w:val="21"/>
-              </w:rPr>
-              <w:t>Belinda</w:t>
-            </w:r>
-            <w:r>
-              <w:rPr>
-                <w:rFonts w:ascii="Times New Roman" w:hAnsi="Times New Roman"/>
-                <w:sz w:val="21"/>
-                <w:szCs w:val="21"/>
-              </w:rPr>
-              <w:tab/>
-              <w:t xml:space="preserve">The guarantee and repayments would be syndicated among depositors from the same community. Or the community itself could negotiate the loan with </w:t>
-            </w:r>
-            <w:r>
-              <w:rPr>
-                <w:rFonts w:ascii="Times New Roman" w:hAnsi="Times New Roman" w:hint="eastAsia"/>
-                <w:sz w:val="21"/>
-                <w:szCs w:val="21"/>
-              </w:rPr>
-              <w:t xml:space="preserve">one of </w:t>
-            </w:r>
-            <w:r>
-              <w:rPr>
-                <w:rFonts w:ascii="Times New Roman" w:hAnsi="Times New Roman"/>
-                <w:sz w:val="21"/>
-                <w:szCs w:val="21"/>
-              </w:rPr>
-              <w:t>our overseas branch</w:t>
-            </w:r>
-            <w:r>
-              <w:rPr>
-                <w:rFonts w:ascii="Times New Roman" w:hAnsi="Times New Roman" w:hint="eastAsia"/>
-                <w:sz w:val="21"/>
-                <w:szCs w:val="21"/>
-              </w:rPr>
-              <w:t>es</w:t>
-            </w:r>
-            <w:r>
-              <w:rPr>
-                <w:rFonts w:ascii="Times New Roman" w:hAnsi="Times New Roman"/>
-                <w:sz w:val="21"/>
-                <w:szCs w:val="21"/>
-              </w:rPr>
-              <w:t>.</w:t>
-            </w:r>
-          </w:p>
-          <w:p>
-            <w:pPr>
-              <w:spacing w:beforeLines="35" w:before="126" w:line="280" w:lineRule="exact"/>
-              <w:ind w:left="1026" w:right="9" w:hanging="1026"/>
-              <w:jc w:val="left"/>
-              <w:rPr>
-                <w:rFonts w:ascii="Times New Roman" w:hAnsi="Times New Roman"/>
-                <w:sz w:val="21"/>
-                <w:szCs w:val="21"/>
-              </w:rPr>
-            </w:pPr>
-            <w:r>
-              <w:rPr>
-                <w:rFonts w:ascii="Times New Roman" w:hAnsi="Times New Roman" w:hint="eastAsia"/>
-                <w:sz w:val="21"/>
-                <w:szCs w:val="21"/>
-              </w:rPr>
-              <w:t>Yuki</w:t>
-            </w:r>
-            <w:r>
-              <w:rPr>
-                <w:rFonts w:ascii="Times New Roman" w:hAnsi="Times New Roman"/>
-                <w:sz w:val="21"/>
-                <w:szCs w:val="21"/>
-              </w:rPr>
-              <w:tab/>
-            </w:r>
-            <w:r>
-              <w:rPr>
-                <w:rFonts w:ascii="Times New Roman" w:hAnsi="Times New Roman" w:hint="eastAsia"/>
-                <w:sz w:val="21"/>
-                <w:szCs w:val="21"/>
-              </w:rPr>
-              <w:t>Terry, do you have a comment?</w:t>
-            </w:r>
-          </w:p>
-          <w:p>
-            <w:pPr>
-              <w:spacing w:beforeLines="35" w:before="126" w:line="280" w:lineRule="exact"/>
-              <w:ind w:left="1026" w:right="9" w:hanging="1026"/>
-              <w:jc w:val="left"/>
-              <w:rPr>
-                <w:rFonts w:ascii="Times New Roman" w:hAnsi="Times New Roman"/>
-                <w:sz w:val="21"/>
-                <w:szCs w:val="21"/>
-              </w:rPr>
-            </w:pPr>
-            <w:r>
-              <w:rPr>
-                <w:rFonts w:ascii="Times New Roman" w:hAnsi="Times New Roman"/>
-                <w:sz w:val="21"/>
-                <w:szCs w:val="21"/>
-              </w:rPr>
-              <w:t>Terry</w:t>
-            </w:r>
-            <w:r>
-              <w:rPr>
-                <w:rFonts w:ascii="Times New Roman" w:hAnsi="Times New Roman"/>
-                <w:sz w:val="21"/>
-                <w:szCs w:val="21"/>
-              </w:rPr>
-              <w:tab/>
-            </w:r>
-            <w:r>
-              <w:rPr>
-                <w:rFonts w:ascii="Times New Roman" w:hAnsi="Times New Roman" w:hint="eastAsia"/>
-                <w:sz w:val="21"/>
-                <w:szCs w:val="21"/>
-              </w:rPr>
-              <w:t xml:space="preserve">Thank you. </w:t>
-            </w:r>
-            <w:proofErr w:type="gramStart"/>
-            <w:r>
-              <w:rPr>
-                <w:rFonts w:ascii="Times New Roman" w:hAnsi="Times New Roman" w:hint="eastAsia"/>
-                <w:sz w:val="21"/>
-                <w:szCs w:val="21"/>
-              </w:rPr>
-              <w:t>Actually, I</w:t>
-            </w:r>
-            <w:proofErr w:type="gramEnd"/>
-            <w:r>
-              <w:rPr>
-                <w:rFonts w:ascii="Times New Roman" w:hAnsi="Times New Roman" w:hint="eastAsia"/>
-                <w:sz w:val="21"/>
-                <w:szCs w:val="21"/>
-              </w:rPr>
-              <w:t xml:space="preserve"> made my point about sticking to our core </w:t>
-            </w:r>
-            <w:proofErr w:type="gramStart"/>
-            <w:r>
-              <w:rPr>
-                <w:rFonts w:ascii="Times New Roman" w:hAnsi="Times New Roman" w:hint="eastAsia"/>
-                <w:sz w:val="21"/>
-                <w:szCs w:val="21"/>
-              </w:rPr>
-              <w:t>business</w:t>
-            </w:r>
-            <w:proofErr w:type="gramEnd"/>
-            <w:r>
-              <w:rPr>
-                <w:rFonts w:ascii="Times New Roman" w:hAnsi="Times New Roman" w:hint="eastAsia"/>
-                <w:sz w:val="21"/>
-                <w:szCs w:val="21"/>
-              </w:rPr>
-              <w:t xml:space="preserve"> b</w:t>
-            </w:r>
-            <w:r>
-              <w:rPr>
-                <w:rFonts w:ascii="Times New Roman" w:hAnsi="Times New Roman"/>
-                <w:sz w:val="21"/>
-                <w:szCs w:val="21"/>
-              </w:rPr>
-              <w:t xml:space="preserve">ut </w:t>
-            </w:r>
-            <w:r>
-              <w:rPr>
-                <w:rFonts w:ascii="Times New Roman" w:hAnsi="Times New Roman" w:hint="eastAsia"/>
-                <w:sz w:val="21"/>
-                <w:szCs w:val="21"/>
-              </w:rPr>
-              <w:t>I</w:t>
-            </w:r>
-            <w:r>
-              <w:rPr>
-                <w:rFonts w:ascii="Times New Roman" w:hAnsi="Times New Roman"/>
-                <w:sz w:val="21"/>
-                <w:szCs w:val="21"/>
-              </w:rPr>
-              <w:t>’</w:t>
-            </w:r>
-            <w:r>
-              <w:rPr>
-                <w:rFonts w:ascii="Times New Roman" w:hAnsi="Times New Roman" w:hint="eastAsia"/>
-                <w:sz w:val="21"/>
-                <w:szCs w:val="21"/>
-              </w:rPr>
-              <w:t>d like to ask</w:t>
-            </w:r>
-            <w:r>
-              <w:rPr>
-                <w:rFonts w:ascii="Times New Roman" w:hAnsi="Times New Roman"/>
-                <w:sz w:val="21"/>
-                <w:szCs w:val="21"/>
-              </w:rPr>
-              <w:t xml:space="preserve"> about default</w:t>
-            </w:r>
-            <w:r>
-              <w:rPr>
-                <w:rFonts w:ascii="Times New Roman" w:hAnsi="Times New Roman" w:hint="eastAsia"/>
-                <w:sz w:val="21"/>
-                <w:szCs w:val="21"/>
-              </w:rPr>
-              <w:t xml:space="preserve"> risk</w:t>
-            </w:r>
-            <w:r>
-              <w:rPr>
-                <w:rFonts w:ascii="Times New Roman" w:hAnsi="Times New Roman"/>
-                <w:sz w:val="21"/>
-                <w:szCs w:val="21"/>
-              </w:rPr>
-              <w:t xml:space="preserve"> on </w:t>
-            </w:r>
-            <w:proofErr w:type="gramStart"/>
-            <w:r>
-              <w:rPr>
-                <w:rFonts w:ascii="Times New Roman" w:hAnsi="Times New Roman"/>
-                <w:sz w:val="21"/>
-                <w:szCs w:val="21"/>
-              </w:rPr>
-              <w:t>the loans</w:t>
-            </w:r>
-            <w:proofErr w:type="gramEnd"/>
-            <w:r>
-              <w:rPr>
-                <w:rFonts w:ascii="Times New Roman" w:hAnsi="Times New Roman" w:hint="eastAsia"/>
-                <w:sz w:val="21"/>
-                <w:szCs w:val="21"/>
-              </w:rPr>
-              <w:t>.</w:t>
-            </w:r>
-          </w:p>
-          <w:p>
-            <w:pPr>
-              <w:spacing w:beforeLines="35" w:before="126" w:line="280" w:lineRule="exact"/>
-              <w:ind w:left="1026" w:right="9" w:hanging="1026"/>
-              <w:jc w:val="left"/>
-              <w:rPr>
-                <w:rFonts w:ascii="Times New Roman" w:hAnsi="Times New Roman"/>
-                <w:sz w:val="21"/>
-                <w:szCs w:val="21"/>
-              </w:rPr>
-            </w:pPr>
-            <w:proofErr w:type="gramStart"/>
-            <w:r>
-              <w:rPr>
-                <w:rFonts w:ascii="Times New Roman" w:hAnsi="Times New Roman" w:hint="eastAsia"/>
-                <w:sz w:val="21"/>
-                <w:szCs w:val="21"/>
-              </w:rPr>
-              <w:t>Bob</w:t>
-            </w:r>
-            <w:r>
-              <w:rPr>
-                <w:rFonts w:ascii="Times New Roman" w:hAnsi="Times New Roman"/>
-                <w:sz w:val="21"/>
-                <w:szCs w:val="21"/>
-              </w:rPr>
-              <w:tab/>
-            </w:r>
-            <w:r>
-              <w:rPr>
-                <w:rFonts w:ascii="Times New Roman" w:hAnsi="Times New Roman" w:hint="eastAsia"/>
-                <w:sz w:val="21"/>
-                <w:szCs w:val="21"/>
-              </w:rPr>
-              <w:t>Actually, a</w:t>
-            </w:r>
-            <w:r>
-              <w:rPr>
-                <w:rFonts w:ascii="Times New Roman" w:hAnsi="Times New Roman"/>
-                <w:sz w:val="21"/>
-                <w:szCs w:val="21"/>
-              </w:rPr>
-              <w:t>s</w:t>
-            </w:r>
-            <w:proofErr w:type="gramEnd"/>
-            <w:r>
-              <w:rPr>
-                <w:rFonts w:ascii="Times New Roman" w:hAnsi="Times New Roman"/>
-                <w:sz w:val="21"/>
-                <w:szCs w:val="21"/>
-              </w:rPr>
-              <w:t xml:space="preserve"> a market sector</w:t>
-            </w:r>
-            <w:r>
-              <w:rPr>
-                <w:rFonts w:ascii="Times New Roman" w:hAnsi="Times New Roman" w:hint="eastAsia"/>
-                <w:sz w:val="21"/>
-                <w:szCs w:val="21"/>
-              </w:rPr>
-              <w:t>,</w:t>
-            </w:r>
-            <w:r>
-              <w:rPr>
-                <w:rFonts w:ascii="Times New Roman" w:hAnsi="Times New Roman"/>
-                <w:sz w:val="21"/>
-                <w:szCs w:val="21"/>
-              </w:rPr>
-              <w:t xml:space="preserve"> micro-financing </w:t>
-            </w:r>
-            <w:r>
-              <w:rPr>
-                <w:rFonts w:ascii="Times New Roman" w:hAnsi="Times New Roman" w:hint="eastAsia"/>
-                <w:sz w:val="21"/>
-                <w:szCs w:val="21"/>
-              </w:rPr>
-              <w:t xml:space="preserve">has a very low rate of </w:t>
-            </w:r>
-            <w:r>
-              <w:rPr>
-                <w:rFonts w:ascii="Times New Roman" w:hAnsi="Times New Roman"/>
-                <w:sz w:val="21"/>
-                <w:szCs w:val="21"/>
-              </w:rPr>
-              <w:t>default</w:t>
-            </w:r>
-            <w:r>
-              <w:rPr>
-                <w:rFonts w:ascii="Times New Roman" w:hAnsi="Times New Roman" w:hint="eastAsia"/>
-                <w:sz w:val="21"/>
-                <w:szCs w:val="21"/>
-              </w:rPr>
-              <w:t>:</w:t>
-            </w:r>
-            <w:r>
-              <w:rPr>
-                <w:rFonts w:ascii="Times New Roman" w:hAnsi="Times New Roman"/>
-                <w:sz w:val="21"/>
-                <w:szCs w:val="21"/>
-              </w:rPr>
-              <w:t xml:space="preserve"> much lower than conventional loans. </w:t>
-            </w:r>
-          </w:p>
-          <w:p>
-            <w:pPr>
-              <w:spacing w:beforeLines="35" w:before="126" w:line="280" w:lineRule="exact"/>
-              <w:ind w:left="1026" w:right="9" w:hanging="1026"/>
-              <w:jc w:val="left"/>
-              <w:rPr>
-                <w:rFonts w:ascii="Times New Roman" w:hAnsi="Times New Roman"/>
-                <w:sz w:val="21"/>
-                <w:szCs w:val="21"/>
-              </w:rPr>
-            </w:pPr>
-            <w:r>
-              <w:rPr>
-                <w:rFonts w:ascii="Times New Roman" w:hAnsi="Times New Roman" w:hint="eastAsia"/>
-                <w:sz w:val="21"/>
-                <w:szCs w:val="21"/>
-              </w:rPr>
-              <w:t>Terry</w:t>
-            </w:r>
-            <w:r>
-              <w:rPr>
-                <w:rFonts w:ascii="Times New Roman" w:hAnsi="Times New Roman"/>
-                <w:sz w:val="21"/>
-                <w:szCs w:val="21"/>
-              </w:rPr>
-              <w:tab/>
-            </w:r>
-            <w:r>
-              <w:rPr>
-                <w:rFonts w:ascii="Times New Roman" w:hAnsi="Times New Roman" w:hint="eastAsia"/>
-                <w:sz w:val="21"/>
-                <w:szCs w:val="21"/>
-              </w:rPr>
-              <w:t>Really?</w:t>
-            </w:r>
-            <w:r>
-              <w:rPr>
-                <w:rFonts w:ascii="Times New Roman" w:hAnsi="Times New Roman" w:hint="eastAsia"/>
-                <w:sz w:val="21"/>
-                <w:szCs w:val="21"/>
-              </w:rPr>
-              <w:t xml:space="preserve"> I didn</w:t>
-            </w:r>
-            <w:r>
-              <w:rPr>
-                <w:rFonts w:ascii="Times New Roman" w:hAnsi="Times New Roman"/>
-                <w:sz w:val="21"/>
-                <w:szCs w:val="21"/>
-              </w:rPr>
-              <w:t>’</w:t>
-            </w:r>
-            <w:r>
-              <w:rPr>
-                <w:rFonts w:ascii="Times New Roman" w:hAnsi="Times New Roman" w:hint="eastAsia"/>
-                <w:sz w:val="21"/>
-                <w:szCs w:val="21"/>
-              </w:rPr>
-              <w:t>t know that.</w:t>
-            </w:r>
-          </w:p>
-          <w:p>
-            <w:pPr>
-              <w:spacing w:beforeLines="35" w:before="126" w:line="280" w:lineRule="exact"/>
-              <w:ind w:left="1026" w:right="9" w:hanging="1026"/>
-              <w:jc w:val="left"/>
-              <w:rPr>
-                <w:rFonts w:ascii="Times New Roman" w:hAnsi="Times New Roman"/>
-                <w:i/>
-                <w:sz w:val="21"/>
-                <w:szCs w:val="21"/>
-              </w:rPr>
-            </w:pPr>
-            <w:r>
-              <w:rPr>
-                <w:rFonts w:ascii="Times New Roman" w:hAnsi="Times New Roman"/>
-                <w:i/>
-                <w:sz w:val="21"/>
-                <w:szCs w:val="21"/>
-              </w:rPr>
-              <w:t>… Pause in the discussion</w:t>
-            </w:r>
-            <w:r>
-              <w:rPr>
-                <w:rFonts w:ascii="Times New Roman" w:hAnsi="Times New Roman" w:hint="eastAsia"/>
-                <w:i/>
-                <w:sz w:val="21"/>
-                <w:szCs w:val="21"/>
-              </w:rPr>
-              <w:t>. No one speaks.</w:t>
-            </w:r>
-          </w:p>
-          <w:p>
-            <w:pPr>
-              <w:spacing w:beforeLines="35" w:before="126" w:line="280" w:lineRule="exact"/>
-              <w:ind w:left="1026" w:right="9" w:hanging="1026"/>
-              <w:jc w:val="left"/>
-              <w:rPr>
-                <w:rFonts w:ascii="Times New Roman" w:hAnsi="Times New Roman"/>
-                <w:sz w:val="21"/>
-                <w:szCs w:val="21"/>
-              </w:rPr>
-            </w:pPr>
-            <w:r>
-              <w:rPr>
-                <w:rFonts w:ascii="Times New Roman" w:hAnsi="Times New Roman" w:hint="eastAsia"/>
-                <w:sz w:val="21"/>
-                <w:szCs w:val="21"/>
-              </w:rPr>
-              <w:t>Y</w:t>
-            </w:r>
-            <w:r>
-              <w:rPr>
-                <w:rFonts w:ascii="Times New Roman" w:hAnsi="Times New Roman"/>
-                <w:sz w:val="21"/>
-                <w:szCs w:val="21"/>
-              </w:rPr>
-              <w:t>uki</w:t>
-            </w:r>
-            <w:r>
-              <w:rPr>
-                <w:rFonts w:ascii="Times New Roman" w:hAnsi="Times New Roman"/>
-                <w:sz w:val="21"/>
-                <w:szCs w:val="21"/>
-              </w:rPr>
-              <w:tab/>
-              <w:t xml:space="preserve">Any comments anyone? </w:t>
-            </w:r>
-            <w:r>
-              <w:rPr>
-                <w:rFonts w:ascii="Times New Roman" w:hAnsi="Times New Roman"/>
-                <w:sz w:val="21"/>
-                <w:szCs w:val="21"/>
-              </w:rPr>
-              <w:t>Dieter</w:t>
-            </w:r>
-            <w:r>
-              <w:rPr>
-                <w:rFonts w:ascii="Times New Roman" w:hAnsi="Times New Roman"/>
-                <w:sz w:val="21"/>
-                <w:szCs w:val="21"/>
-              </w:rPr>
-              <w:t>? Do you have any questions?</w:t>
-            </w:r>
-          </w:p>
-          <w:p>
-            <w:pPr>
-              <w:spacing w:beforeLines="35" w:before="126" w:line="280" w:lineRule="exact"/>
-              <w:ind w:left="1026" w:right="9" w:hanging="1026"/>
-              <w:jc w:val="left"/>
-              <w:rPr>
-                <w:rFonts w:ascii="Times New Roman" w:hAnsi="Times New Roman"/>
-                <w:sz w:val="21"/>
-                <w:szCs w:val="21"/>
-              </w:rPr>
-            </w:pPr>
-            <w:r>
-              <w:rPr>
-                <w:rFonts w:ascii="Times New Roman" w:hAnsi="Times New Roman"/>
-                <w:sz w:val="21"/>
-                <w:szCs w:val="21"/>
-              </w:rPr>
-              <w:t>Dieter</w:t>
-            </w:r>
-            <w:r>
-              <w:rPr>
-                <w:rFonts w:ascii="Times New Roman" w:hAnsi="Times New Roman"/>
-                <w:sz w:val="21"/>
-                <w:szCs w:val="21"/>
-              </w:rPr>
-              <w:tab/>
-            </w:r>
-            <w:r>
-              <w:rPr>
-                <w:rFonts w:ascii="Times New Roman" w:hAnsi="Times New Roman"/>
-                <w:sz w:val="21"/>
-                <w:szCs w:val="21"/>
-              </w:rPr>
-              <w:t xml:space="preserve">Uhhm, yes… </w:t>
-            </w:r>
-            <w:r>
-              <w:rPr>
-                <w:rFonts w:ascii="Times New Roman" w:hAnsi="Times New Roman" w:hint="eastAsia"/>
-                <w:sz w:val="21"/>
-                <w:szCs w:val="21"/>
-              </w:rPr>
-              <w:t>well, l</w:t>
-            </w:r>
-            <w:r>
-              <w:rPr>
-                <w:rFonts w:ascii="Times New Roman" w:hAnsi="Times New Roman"/>
-                <w:sz w:val="21"/>
-                <w:szCs w:val="21"/>
-              </w:rPr>
-              <w:t xml:space="preserve">et’s see… </w:t>
-            </w:r>
-            <w:r>
-              <w:rPr>
-                <w:rFonts w:ascii="Times New Roman" w:hAnsi="Times New Roman" w:hint="eastAsia"/>
-                <w:sz w:val="21"/>
-                <w:szCs w:val="21"/>
-              </w:rPr>
-              <w:t>Even though</w:t>
-            </w:r>
-            <w:r>
-              <w:rPr>
-                <w:rFonts w:ascii="Times New Roman" w:hAnsi="Times New Roman"/>
-                <w:sz w:val="21"/>
-                <w:szCs w:val="21"/>
-              </w:rPr>
-              <w:t xml:space="preserve"> the default rate </w:t>
-            </w:r>
-            <w:r>
-              <w:rPr>
-                <w:rFonts w:ascii="Times New Roman" w:hAnsi="Times New Roman" w:hint="eastAsia"/>
-                <w:sz w:val="21"/>
-                <w:szCs w:val="21"/>
-              </w:rPr>
-              <w:t xml:space="preserve">on micro-loans </w:t>
-            </w:r>
-            <w:r>
-              <w:rPr>
-                <w:rFonts w:ascii="Times New Roman" w:hAnsi="Times New Roman"/>
-                <w:sz w:val="21"/>
-                <w:szCs w:val="21"/>
-              </w:rPr>
-              <w:t>is low</w:t>
-            </w:r>
-            <w:r>
-              <w:rPr>
-                <w:rFonts w:ascii="Times New Roman" w:hAnsi="Times New Roman" w:hint="eastAsia"/>
-                <w:sz w:val="21"/>
-                <w:szCs w:val="21"/>
-              </w:rPr>
-              <w:t>,</w:t>
-            </w:r>
-            <w:r>
-              <w:rPr>
-                <w:rFonts w:ascii="Times New Roman" w:hAnsi="Times New Roman"/>
-                <w:sz w:val="21"/>
-                <w:szCs w:val="21"/>
-              </w:rPr>
-              <w:t xml:space="preserve"> </w:t>
-            </w:r>
-            <w:r>
-              <w:rPr>
-                <w:rFonts w:ascii="Times New Roman" w:hAnsi="Times New Roman" w:hint="eastAsia"/>
-                <w:sz w:val="21"/>
-                <w:szCs w:val="21"/>
-              </w:rPr>
-              <w:t xml:space="preserve">there </w:t>
-            </w:r>
-            <w:r>
-              <w:rPr>
-                <w:rFonts w:ascii="Times New Roman" w:hAnsi="Times New Roman"/>
-                <w:sz w:val="21"/>
-                <w:szCs w:val="21"/>
-              </w:rPr>
-              <w:t>would be controls on the loans</w:t>
-            </w:r>
-            <w:r>
-              <w:rPr>
-                <w:rFonts w:ascii="Times New Roman" w:hAnsi="Times New Roman" w:hint="eastAsia"/>
-                <w:sz w:val="21"/>
-                <w:szCs w:val="21"/>
-              </w:rPr>
-              <w:t>, wouldn</w:t>
-            </w:r>
-            <w:r>
-              <w:rPr>
-                <w:rFonts w:ascii="Times New Roman" w:hAnsi="Times New Roman"/>
-                <w:sz w:val="21"/>
-                <w:szCs w:val="21"/>
-              </w:rPr>
-              <w:t>’</w:t>
-            </w:r>
-            <w:r>
-              <w:rPr>
-                <w:rFonts w:ascii="Times New Roman" w:hAnsi="Times New Roman" w:hint="eastAsia"/>
-                <w:sz w:val="21"/>
-                <w:szCs w:val="21"/>
-              </w:rPr>
-              <w:t>t there?</w:t>
-            </w:r>
-          </w:p>
-          <w:p>
-            <w:pPr>
-              <w:spacing w:beforeLines="35" w:before="126" w:line="280" w:lineRule="exact"/>
-              <w:ind w:left="1026" w:right="9" w:hanging="1026"/>
-              <w:jc w:val="left"/>
-              <w:rPr>
-                <w:rFonts w:ascii="Times New Roman" w:hAnsi="Times New Roman"/>
-                <w:sz w:val="21"/>
-                <w:szCs w:val="21"/>
-              </w:rPr>
-            </w:pPr>
-            <w:r>
-              <w:rPr>
-                <w:rFonts w:ascii="Times New Roman" w:hAnsi="Times New Roman"/>
-                <w:sz w:val="21"/>
-                <w:szCs w:val="21"/>
-              </w:rPr>
-              <w:t>Belinda</w:t>
-            </w:r>
-            <w:r>
-              <w:rPr>
-                <w:rFonts w:ascii="Times New Roman" w:hAnsi="Times New Roman"/>
-                <w:sz w:val="21"/>
-                <w:szCs w:val="21"/>
-              </w:rPr>
-              <w:tab/>
-              <w:t xml:space="preserve">Oh, yes. </w:t>
-            </w:r>
-            <w:r>
-              <w:rPr>
-                <w:rFonts w:ascii="Times New Roman" w:hAnsi="Times New Roman"/>
-                <w:sz w:val="21"/>
-                <w:szCs w:val="21"/>
-              </w:rPr>
-              <w:t xml:space="preserve">There would be all the standard checking. </w:t>
-            </w:r>
-            <w:r>
-              <w:rPr>
-                <w:rFonts w:ascii="Times New Roman" w:hAnsi="Times New Roman"/>
-                <w:sz w:val="21"/>
-                <w:szCs w:val="21"/>
-              </w:rPr>
-              <w:t xml:space="preserve">As I said, this is business. </w:t>
-            </w:r>
-          </w:p>
-          <w:p>
-            <w:pPr>
-              <w:spacing w:beforeLines="35" w:before="126" w:line="280" w:lineRule="exact"/>
-              <w:ind w:left="1026" w:right="9" w:hanging="1026"/>
-              <w:jc w:val="left"/>
-              <w:rPr>
-                <w:rFonts w:ascii="Times New Roman" w:hAnsi="Times New Roman"/>
-                <w:sz w:val="21"/>
-                <w:szCs w:val="21"/>
-              </w:rPr>
-            </w:pPr>
-            <w:r>
-              <w:rPr>
-                <w:rFonts w:ascii="Times New Roman" w:hAnsi="Times New Roman" w:hint="eastAsia"/>
-                <w:sz w:val="21"/>
-                <w:szCs w:val="21"/>
-              </w:rPr>
-              <w:t>Bob</w:t>
-            </w:r>
-            <w:r>
-              <w:rPr>
-                <w:rFonts w:ascii="Times New Roman" w:hAnsi="Times New Roman"/>
-                <w:sz w:val="21"/>
-                <w:szCs w:val="21"/>
-              </w:rPr>
-              <w:tab/>
-              <w:t xml:space="preserve">And since the borrower </w:t>
-            </w:r>
-            <w:proofErr w:type="gramStart"/>
-            <w:r>
-              <w:rPr>
-                <w:rFonts w:ascii="Times New Roman" w:hAnsi="Times New Roman"/>
-                <w:sz w:val="21"/>
-                <w:szCs w:val="21"/>
-              </w:rPr>
-              <w:t>is</w:t>
-            </w:r>
-            <w:proofErr w:type="gramEnd"/>
-            <w:r>
-              <w:rPr>
-                <w:rFonts w:ascii="Times New Roman" w:hAnsi="Times New Roman"/>
-                <w:sz w:val="21"/>
-                <w:szCs w:val="21"/>
-              </w:rPr>
-              <w:t xml:space="preserve"> a local customer</w:t>
-            </w:r>
-            <w:r>
-              <w:rPr>
-                <w:rFonts w:ascii="Times New Roman" w:hAnsi="Times New Roman" w:hint="eastAsia"/>
-                <w:sz w:val="21"/>
-                <w:szCs w:val="21"/>
-              </w:rPr>
-              <w:t>,</w:t>
-            </w:r>
-            <w:r>
-              <w:rPr>
-                <w:rFonts w:ascii="Times New Roman" w:hAnsi="Times New Roman"/>
-                <w:sz w:val="21"/>
-                <w:szCs w:val="21"/>
-              </w:rPr>
-              <w:t xml:space="preserve"> it would be like a personal loan, right?</w:t>
-            </w:r>
-          </w:p>
-          <w:p>
-            <w:pPr>
-              <w:spacing w:beforeLines="35" w:before="126" w:line="280" w:lineRule="exact"/>
-              <w:ind w:left="1026" w:right="9" w:hanging="1026"/>
-              <w:jc w:val="left"/>
-              <w:rPr>
-                <w:rFonts w:ascii="Times New Roman" w:hAnsi="Times New Roman"/>
-                <w:sz w:val="21"/>
-                <w:szCs w:val="21"/>
-              </w:rPr>
-            </w:pPr>
-            <w:r>
-              <w:rPr>
-                <w:rFonts w:ascii="Times New Roman" w:hAnsi="Times New Roman"/>
-                <w:sz w:val="21"/>
-                <w:szCs w:val="21"/>
-              </w:rPr>
-              <w:t>Belinda</w:t>
-            </w:r>
-            <w:r>
-              <w:rPr>
-                <w:rFonts w:ascii="Times New Roman" w:hAnsi="Times New Roman"/>
-                <w:sz w:val="21"/>
-                <w:szCs w:val="21"/>
-              </w:rPr>
-              <w:tab/>
-              <w:t>Yes, that’s right.</w:t>
-            </w:r>
-            <w:r>
-              <w:rPr>
-                <w:rFonts w:ascii="Times New Roman" w:hAnsi="Times New Roman" w:hint="eastAsia"/>
-                <w:sz w:val="21"/>
-                <w:szCs w:val="21"/>
-              </w:rPr>
-              <w:t xml:space="preserve"> The local depositor would pay off the loan.</w:t>
-            </w:r>
-          </w:p>
-          <w:p>
-            <w:pPr>
-              <w:spacing w:beforeLines="35" w:before="126" w:line="280" w:lineRule="exact"/>
-              <w:ind w:left="1026" w:right="9" w:hanging="1026"/>
-              <w:jc w:val="left"/>
-              <w:rPr>
-                <w:rFonts w:ascii="Times New Roman" w:hAnsi="Times New Roman"/>
-                <w:sz w:val="21"/>
-                <w:szCs w:val="21"/>
-              </w:rPr>
-            </w:pPr>
-            <w:r>
-              <w:rPr>
-                <w:rFonts w:ascii="Times New Roman" w:hAnsi="Times New Roman"/>
-                <w:sz w:val="21"/>
-                <w:szCs w:val="21"/>
-              </w:rPr>
-              <w:t>Dieter</w:t>
-            </w:r>
-            <w:r>
-              <w:rPr>
-                <w:rFonts w:ascii="Times New Roman" w:hAnsi="Times New Roman"/>
-                <w:sz w:val="21"/>
-                <w:szCs w:val="21"/>
-              </w:rPr>
-              <w:tab/>
-            </w:r>
-            <w:r>
-              <w:rPr>
-                <w:rFonts w:ascii="Times New Roman" w:hAnsi="Times New Roman" w:hint="eastAsia"/>
-                <w:sz w:val="21"/>
-                <w:szCs w:val="21"/>
-              </w:rPr>
-              <w:t>That seems good.</w:t>
-            </w:r>
-          </w:p>
-          <w:p>
-            <w:pPr>
-              <w:spacing w:beforeLines="35" w:before="126" w:line="280" w:lineRule="exact"/>
-              <w:ind w:left="1026" w:right="9" w:hanging="1026"/>
-              <w:jc w:val="left"/>
-              <w:rPr>
-                <w:rFonts w:ascii="Times New Roman" w:hAnsi="Times New Roman"/>
-                <w:sz w:val="21"/>
-                <w:szCs w:val="21"/>
-              </w:rPr>
-            </w:pPr>
-            <w:r>
-              <w:rPr>
-                <w:rFonts w:ascii="Times New Roman" w:hAnsi="Times New Roman"/>
-                <w:sz w:val="21"/>
-                <w:szCs w:val="21"/>
-              </w:rPr>
-              <w:t>Terry</w:t>
-            </w:r>
-            <w:r>
-              <w:rPr>
-                <w:rFonts w:ascii="Times New Roman" w:hAnsi="Times New Roman"/>
-                <w:sz w:val="21"/>
-                <w:szCs w:val="21"/>
-              </w:rPr>
-              <w:tab/>
-            </w:r>
-            <w:r>
-              <w:rPr>
-                <w:rFonts w:ascii="Times New Roman" w:hAnsi="Times New Roman" w:hint="eastAsia"/>
-                <w:sz w:val="21"/>
-                <w:szCs w:val="21"/>
-              </w:rPr>
-              <w:t>Yes, b</w:t>
-            </w:r>
-            <w:r>
-              <w:rPr>
-                <w:rFonts w:ascii="Times New Roman" w:hAnsi="Times New Roman"/>
-                <w:sz w:val="21"/>
-                <w:szCs w:val="21"/>
-              </w:rPr>
-              <w:t>ut what about the administration and language?</w:t>
-            </w:r>
-            <w:r>
-              <w:rPr>
-                <w:rFonts w:ascii="Times New Roman" w:hAnsi="Times New Roman" w:hint="eastAsia"/>
-                <w:sz w:val="21"/>
-                <w:szCs w:val="21"/>
-              </w:rPr>
-              <w:t xml:space="preserve"> </w:t>
-            </w:r>
-            <w:r>
-              <w:rPr>
-                <w:rFonts w:ascii="Times New Roman" w:hAnsi="Times New Roman" w:hint="eastAsia"/>
-                <w:sz w:val="21"/>
-                <w:szCs w:val="21"/>
-              </w:rPr>
-              <w:t>I don</w:t>
-            </w:r>
-            <w:r>
-              <w:rPr>
-                <w:rFonts w:ascii="Times New Roman" w:hAnsi="Times New Roman"/>
-                <w:sz w:val="21"/>
-                <w:szCs w:val="21"/>
-              </w:rPr>
-              <w:t>’</w:t>
-            </w:r>
-            <w:r>
-              <w:rPr>
-                <w:rFonts w:ascii="Times New Roman" w:hAnsi="Times New Roman" w:hint="eastAsia"/>
-                <w:sz w:val="21"/>
-                <w:szCs w:val="21"/>
-              </w:rPr>
-              <w:t>t think our</w:t>
-            </w:r>
-            <w:r>
-              <w:rPr>
-                <w:rFonts w:ascii="Times New Roman" w:hAnsi="Times New Roman"/>
-                <w:sz w:val="21"/>
-                <w:szCs w:val="21"/>
-              </w:rPr>
-              <w:t xml:space="preserve"> branch staff can</w:t>
-            </w:r>
-            <w:r>
-              <w:rPr>
-                <w:rFonts w:ascii="Times New Roman" w:hAnsi="Times New Roman"/>
-                <w:sz w:val="21"/>
-                <w:szCs w:val="21"/>
-              </w:rPr>
-              <w:t xml:space="preserve"> take care of all these foreign workers. </w:t>
-            </w:r>
           </w:p>
         </w:tc>
         <w:tc>
           <w:tcPr>
-            <w:tcW w:w="2830" w:type="dxa"/>
+            <w:tcW w:w="1693" w:type="pct"/>
             <w:tcBorders>
               <w:top w:val="nil"/>
               <w:bottom w:val="nil"/>
@@ -32653,7 +31344,7 @@
         </w:trPr>
         <w:tc>
           <w:tcPr>
-            <w:tcW w:w="5527" w:type="dxa"/>
+            <w:tcW w:w="3307" w:type="pct"/>
             <w:tcBorders>
               <w:top w:val="nil"/>
               <w:bottom w:val="nil"/>
@@ -33944,7 +32635,39 @@
                 <w:sz w:val="21"/>
                 <w:szCs w:val="21"/>
               </w:rPr>
-              <w:t xml:space="preserve">Belinda is proposing that we set up a </w:t>
+              <w:t>Belinda is proposing that we set up a micro-financing business unit for foreign work</w:t>
+            </w:r>
+            <w:r>
+              <w:rPr>
+                <w:rFonts w:ascii="Times New Roman" w:hAnsi="Times New Roman" w:hint="eastAsia"/>
+                <w:sz w:val="21"/>
+                <w:szCs w:val="21"/>
+              </w:rPr>
+              <w:t>er</w:t>
+            </w:r>
+            <w:r>
+              <w:rPr>
+                <w:rFonts w:ascii="Times New Roman" w:hAnsi="Times New Roman"/>
+                <w:sz w:val="21"/>
+                <w:szCs w:val="21"/>
+              </w:rPr>
+              <w:t>s based on three points: 1</w:t>
+            </w:r>
+            <w:r>
+              <w:rPr>
+                <w:rFonts w:ascii="Times New Roman" w:hAnsi="Times New Roman" w:hint="eastAsia"/>
+                <w:sz w:val="21"/>
+                <w:szCs w:val="21"/>
+              </w:rPr>
+              <w:t xml:space="preserve">. </w:t>
+            </w:r>
+            <w:r>
+              <w:rPr>
+                <w:rFonts w:ascii="Times New Roman" w:hAnsi="Times New Roman"/>
+                <w:sz w:val="21"/>
+                <w:szCs w:val="21"/>
+              </w:rPr>
+              <w:t>local deposits, 2. a remittance service, and 3. moving into personal and then community micro-</w:t>
             </w:r>
             <w:r>
               <w:rPr>
@@ -33953,39 +32676,7 @@
                 <w:szCs w:val="21"/>
               </w:rPr>
               <w:lastRenderedPageBreak/>
-              <w:t>micro-financing business unit for foreign work</w:t>
-            </w:r>
-            <w:r>
-              <w:rPr>
-                <w:rFonts w:ascii="Times New Roman" w:hAnsi="Times New Roman" w:hint="eastAsia"/>
-                <w:sz w:val="21"/>
-                <w:szCs w:val="21"/>
-              </w:rPr>
-              <w:t>er</w:t>
-            </w:r>
-            <w:r>
-              <w:rPr>
-                <w:rFonts w:ascii="Times New Roman" w:hAnsi="Times New Roman"/>
-                <w:sz w:val="21"/>
-                <w:szCs w:val="21"/>
-              </w:rPr>
-              <w:t>s based on three points: 1</w:t>
-            </w:r>
-            <w:r>
-              <w:rPr>
-                <w:rFonts w:ascii="Times New Roman" w:hAnsi="Times New Roman" w:hint="eastAsia"/>
-                <w:sz w:val="21"/>
-                <w:szCs w:val="21"/>
-              </w:rPr>
-              <w:t xml:space="preserve">. </w:t>
-            </w:r>
-            <w:r>
-              <w:rPr>
-                <w:rFonts w:ascii="Times New Roman" w:hAnsi="Times New Roman"/>
-                <w:sz w:val="21"/>
-                <w:szCs w:val="21"/>
-              </w:rPr>
-              <w:t>local deposits, 2. a remittance service, and 3. moving into personal and then community micro-loans. Is that right?</w:t>
+              <w:t>loans. Is that right?</w:t>
             </w:r>
           </w:p>
           <w:p>
@@ -34783,7 +33474,7 @@
         </w:tc>
         <w:tc>
           <w:tcPr>
-            <w:tcW w:w="2830" w:type="dxa"/>
+            <w:tcW w:w="1693" w:type="pct"/>
             <w:tcBorders>
               <w:top w:val="nil"/>
               <w:bottom w:val="nil"/>
@@ -37534,111 +36225,44 @@
         </w:rPr>
       </w:pPr>
     </w:p>
-    <w:tbl>
-      <w:tblPr>
-        <w:tblW w:w="0" w:type="auto"/>
-        <w:tblBorders>
-          <w:top w:val="single" w:sz="4" w:space="0" w:color="auto"/>
-          <w:left w:val="single" w:sz="4" w:space="0" w:color="auto"/>
-          <w:bottom w:val="single" w:sz="4" w:space="0" w:color="auto"/>
-          <w:right w:val="single" w:sz="4" w:space="0" w:color="auto"/>
-          <w:insideH w:val="single" w:sz="4" w:space="0" w:color="auto"/>
-          <w:insideV w:val="single" w:sz="4" w:space="0" w:color="auto"/>
-        </w:tblBorders>
-        <w:tblLook w:val="01E0" w:firstRow="1" w:lastRow="1" w:firstColumn="1" w:lastColumn="1" w:noHBand="0" w:noVBand="0"/>
-      </w:tblPr>
-      <w:tblGrid>
-        <w:gridCol w:w="884"/>
-        <w:gridCol w:w="8187"/>
-      </w:tblGrid>
-      <w:tr>
-        <w:tc>
-          <w:tcPr>
-            <w:tcW w:w="884" w:type="dxa"/>
-            <w:tcBorders>
-              <w:top w:val="nil"/>
-              <w:left w:val="nil"/>
-              <w:bottom w:val="nil"/>
-              <w:right w:val="nil"/>
-            </w:tcBorders>
-          </w:tcPr>
-          <w:p>
-            <w:pPr>
-              <w:pStyle w:val="Heading1"/>
-              <w:rPr>
-                <w:rFonts w:ascii="Times New Roman" w:eastAsia="MS PGothic" w:hAnsi="Times New Roman"/>
-                <w:sz w:val="60"/>
-                <w:szCs w:val="60"/>
-              </w:rPr>
-            </w:pPr>
-            <w:r>
-              <w:rPr>
-                <w:rFonts w:ascii="Arial" w:eastAsia="MS PGothic" w:hAnsi="Arial" w:cs="Arial" w:hint="eastAsia"/>
-                <w:sz w:val="60"/>
-                <w:szCs w:val="60"/>
-              </w:rPr>
-              <w:lastRenderedPageBreak/>
-              <w:t>1</w:t>
-            </w:r>
-            <w:r>
-              <w:rPr>
-                <w:rFonts w:ascii="Arial" w:eastAsia="MS PGothic" w:hAnsi="Arial" w:cs="Arial" w:hint="eastAsia"/>
-                <w:sz w:val="60"/>
-                <w:szCs w:val="60"/>
-              </w:rPr>
-              <w:t>1</w:t>
-            </w:r>
-          </w:p>
-        </w:tc>
-        <w:tc>
-          <w:tcPr>
-            <w:tcW w:w="8281" w:type="dxa"/>
-            <w:tcBorders>
-              <w:top w:val="nil"/>
-              <w:left w:val="nil"/>
-              <w:bottom w:val="single" w:sz="12" w:space="0" w:color="auto"/>
-              <w:right w:val="nil"/>
-            </w:tcBorders>
-          </w:tcPr>
-          <w:p>
-            <w:pPr>
-              <w:pStyle w:val="Heading1"/>
-              <w:rPr>
-                <w:rFonts w:ascii="Arial" w:eastAsia="MS PGothic" w:hAnsi="Arial" w:cs="Arial"/>
-                <w:b w:val="0"/>
-                <w:bCs w:val="0"/>
-                <w:sz w:val="32"/>
-                <w:szCs w:val="32"/>
-              </w:rPr>
-            </w:pPr>
-            <w:r>
-              <w:rPr>
-                <w:rFonts w:ascii="Arial" w:eastAsia="MS PGothic" w:hAnsi="Arial" w:cs="Arial" w:hint="eastAsia"/>
-                <w:sz w:val="32"/>
-                <w:szCs w:val="32"/>
-              </w:rPr>
-              <w:t>The Language of</w:t>
-            </w:r>
-            <w:r>
-              <w:rPr>
-                <w:rFonts w:ascii="Arial" w:eastAsia="MS PGothic" w:hAnsi="Arial" w:cs="Arial" w:hint="eastAsia"/>
-                <w:sz w:val="32"/>
-                <w:szCs w:val="32"/>
-              </w:rPr>
-              <w:t xml:space="preserve"> Meetings</w:t>
-            </w:r>
-            <w:r>
-              <w:rPr>
-                <w:rFonts w:ascii="Arial" w:eastAsia="MS PGothic" w:hAnsi="Arial" w:cs="Arial"/>
-                <w:sz w:val="32"/>
-                <w:szCs w:val="32"/>
-              </w:rPr>
-              <w:t xml:space="preserve"> </w:t>
-            </w:r>
-          </w:p>
-        </w:tc>
-      </w:tr>
-    </w:tbl>
+    <w:p>
+      <w:pPr>
+        <w:pStyle w:val="Heading1"/>
+        <w:tabs>
+          <w:tab w:val="left" w:pos="988"/>
+        </w:tabs>
+        <w:ind w:left="108"/>
+        <w:jc w:val="left"/>
+      </w:pPr>
+      <w:r>
+        <w:rPr>
+          <w:rFonts w:hint="eastAsia"/>
+        </w:rPr>
+        <w:lastRenderedPageBreak/>
+        <w:t>11</w:t>
+      </w:r>
+      <w:r>
+        <w:rPr>
+          <w:rFonts w:ascii="Times New Roman" w:hAnsi="Times New Roman"/>
+        </w:rPr>
+        <w:tab/>
+      </w:r>
+      <w:r>
+        <w:rPr>
+          <w:rFonts w:hint="eastAsia"/>
+        </w:rPr>
+        <w:t>The Language of</w:t>
+      </w:r>
+      <w:r>
+        <w:rPr>
+          <w:rFonts w:hint="eastAsia"/>
+        </w:rPr>
+        <w:t xml:space="preserve"> Meetings</w:t>
+      </w:r>
+      <w:r>
+        <w:t xml:space="preserve"> </w:t>
+      </w:r>
+    </w:p>
     <w:p>
       <w:r>
         <w:rPr>
@@ -52461,6 +51085,7 @@
     <w:basedOn w:val="Normal"/>
     <w:next w:val="Normal"/>
     <w:qFormat/>
+    <w:rsid w:val="000B78DB"/>
     <w:pPr>
       <w:keepNext/>
       <w:outlineLvl w:val="0"/>
@@ -52468,6 +51093,8 @@
     <w:rPr>
       <w:b/>
       <w:bCs/>
+      <w:sz w:val="40"/>
+      <w:szCs w:val="40"/>
     </w:rPr>
   </w:style>
   <w:style w:type="paragraph" w:styleId="Heading2">
